--- a/A2/Verbs.docx
+++ b/A2/Verbs.docx
@@ -49,10 +49,7 @@
       </w:r>
       <w:proofErr w:type="spellEnd"/>
       <w:r>
-        <w:t xml:space="preserve"> = to put / to place / to set / to pose (a question)</w:t>
-      </w:r>
-      <w:r>
-        <w:t xml:space="preserve">, </w:t>
+        <w:t xml:space="preserve"> = to put / to place / to set / to pose (a question), </w:t>
       </w:r>
       <w:proofErr w:type="spellStart"/>
       <w:r>
@@ -118,10 +115,7 @@
       </w:r>
       <w:proofErr w:type="spellEnd"/>
       <w:r>
-        <w:t xml:space="preserve"> = to lead / to guide / to conduct / to keep (records)</w:t>
-      </w:r>
-      <w:r>
-        <w:t xml:space="preserve">. </w:t>
+        <w:t xml:space="preserve"> = to lead / to guide / to conduct / to keep (records). </w:t>
       </w:r>
       <w:proofErr w:type="spellStart"/>
       <w:r>
@@ -1910,6 +1904,641 @@
           <w:numId w:val="4"/>
         </w:numPr>
       </w:pPr>
+      <w:proofErr w:type="spellStart"/>
+      <w:r>
+        <w:rPr>
+          <w:b/>
+          <w:bCs/>
+        </w:rPr>
+        <w:t>naschen</w:t>
+      </w:r>
+      <w:proofErr w:type="spellEnd"/>
+      <w:r>
+        <w:t xml:space="preserve"> – to snack (on sweets), to nibble – </w:t>
+      </w:r>
+      <w:r>
+        <w:rPr>
+          <w:b/>
+          <w:bCs/>
+        </w:rPr>
+        <w:t xml:space="preserve">hat </w:t>
+      </w:r>
+      <w:proofErr w:type="spellStart"/>
+      <w:r>
+        <w:rPr>
+          <w:b/>
+          <w:bCs/>
+        </w:rPr>
+        <w:t>genascht</w:t>
+      </w:r>
+      <w:proofErr w:type="spellEnd"/>
+      <w:r>
+        <w:t xml:space="preserve"> – has snacked (on sweets)</w:t>
+      </w:r>
+    </w:p>
+    <w:p>
+      <w:pPr>
+        <w:pStyle w:val="ListParagraph"/>
+        <w:numPr>
+          <w:ilvl w:val="0"/>
+          <w:numId w:val="4"/>
+        </w:numPr>
+      </w:pPr>
+      <w:proofErr w:type="spellStart"/>
+      <w:r>
+        <w:rPr>
+          <w:b/>
+          <w:bCs/>
+        </w:rPr>
+        <w:t>aussagen</w:t>
+      </w:r>
+      <w:proofErr w:type="spellEnd"/>
+      <w:r>
+        <w:t xml:space="preserve"> – to state, to testify, to say – </w:t>
+      </w:r>
+      <w:r>
+        <w:rPr>
+          <w:b/>
+          <w:bCs/>
+        </w:rPr>
+        <w:t xml:space="preserve">hat </w:t>
+      </w:r>
+      <w:proofErr w:type="spellStart"/>
+      <w:r>
+        <w:rPr>
+          <w:b/>
+          <w:bCs/>
+        </w:rPr>
+        <w:t>ausgesagt</w:t>
+      </w:r>
+      <w:proofErr w:type="spellEnd"/>
+      <w:r>
+        <w:t xml:space="preserve"> – has stated, has testified</w:t>
+      </w:r>
+    </w:p>
+    <w:p>
+      <w:pPr>
+        <w:pStyle w:val="ListParagraph"/>
+        <w:numPr>
+          <w:ilvl w:val="0"/>
+          <w:numId w:val="4"/>
+        </w:numPr>
+      </w:pPr>
+      <w:proofErr w:type="spellStart"/>
+      <w:r>
+        <w:rPr>
+          <w:b/>
+          <w:bCs/>
+        </w:rPr>
+        <w:t>loben</w:t>
+      </w:r>
+      <w:proofErr w:type="spellEnd"/>
+      <w:r>
+        <w:t xml:space="preserve"> – to praise – </w:t>
+      </w:r>
+      <w:r>
+        <w:rPr>
+          <w:b/>
+          <w:bCs/>
+        </w:rPr>
+        <w:t xml:space="preserve">hat </w:t>
+      </w:r>
+      <w:proofErr w:type="spellStart"/>
+      <w:r>
+        <w:rPr>
+          <w:b/>
+          <w:bCs/>
+        </w:rPr>
+        <w:t>gelobt</w:t>
+      </w:r>
+      <w:proofErr w:type="spellEnd"/>
+      <w:r>
+        <w:t xml:space="preserve"> – has praised</w:t>
+      </w:r>
+    </w:p>
+    <w:p>
+      <w:pPr>
+        <w:pStyle w:val="ListParagraph"/>
+        <w:numPr>
+          <w:ilvl w:val="0"/>
+          <w:numId w:val="4"/>
+        </w:numPr>
+      </w:pPr>
+      <w:proofErr w:type="spellStart"/>
+      <w:r>
+        <w:t>Konzentration</w:t>
+      </w:r>
+      <w:proofErr w:type="spellEnd"/>
+      <w:r>
+        <w:t xml:space="preserve"> auf</w:t>
+      </w:r>
+      <w:r>
+        <w:t xml:space="preserve"> </w:t>
+      </w:r>
+      <w:r>
+        <w:t xml:space="preserve">+ </w:t>
+      </w:r>
+      <w:proofErr w:type="spellStart"/>
+      <w:r>
+        <w:t>akku</w:t>
+      </w:r>
+      <w:proofErr w:type="spellEnd"/>
+    </w:p>
+    <w:p>
+      <w:pPr>
+        <w:pStyle w:val="ListParagraph"/>
+        <w:numPr>
+          <w:ilvl w:val="0"/>
+          <w:numId w:val="4"/>
+        </w:numPr>
+      </w:pPr>
+      <w:proofErr w:type="spellStart"/>
+      <w:r>
+        <w:rPr>
+          <w:b/>
+          <w:bCs/>
+        </w:rPr>
+        <w:t>zusehen</w:t>
+      </w:r>
+      <w:proofErr w:type="spellEnd"/>
+      <w:r>
+        <w:t xml:space="preserve"> – to watch, to look on – </w:t>
+      </w:r>
+      <w:r>
+        <w:rPr>
+          <w:b/>
+          <w:bCs/>
+        </w:rPr>
+        <w:t xml:space="preserve">hat </w:t>
+      </w:r>
+      <w:proofErr w:type="spellStart"/>
+      <w:r>
+        <w:rPr>
+          <w:b/>
+          <w:bCs/>
+        </w:rPr>
+        <w:t>zugesehen</w:t>
+      </w:r>
+      <w:proofErr w:type="spellEnd"/>
+    </w:p>
+    <w:p>
+      <w:pPr>
+        <w:pStyle w:val="ListParagraph"/>
+        <w:numPr>
+          <w:ilvl w:val="0"/>
+          <w:numId w:val="4"/>
+        </w:numPr>
+      </w:pPr>
+      <w:proofErr w:type="spellStart"/>
+      <w:r>
+        <w:rPr>
+          <w:b/>
+          <w:bCs/>
+        </w:rPr>
+        <w:t>schälen</w:t>
+      </w:r>
+      <w:proofErr w:type="spellEnd"/>
+      <w:r>
+        <w:t xml:space="preserve"> – to peel – </w:t>
+      </w:r>
+      <w:r>
+        <w:rPr>
+          <w:b/>
+          <w:bCs/>
+        </w:rPr>
+        <w:t xml:space="preserve">hat </w:t>
+      </w:r>
+      <w:proofErr w:type="spellStart"/>
+      <w:r>
+        <w:rPr>
+          <w:b/>
+          <w:bCs/>
+        </w:rPr>
+        <w:t>geschält</w:t>
+      </w:r>
+      <w:proofErr w:type="spellEnd"/>
+      <w:r>
+        <w:t xml:space="preserve"> – has peeled</w:t>
+      </w:r>
+    </w:p>
+    <w:p>
+      <w:pPr>
+        <w:pStyle w:val="ListParagraph"/>
+        <w:numPr>
+          <w:ilvl w:val="0"/>
+          <w:numId w:val="4"/>
+        </w:numPr>
+      </w:pPr>
+      <w:proofErr w:type="spellStart"/>
+      <w:r>
+        <w:rPr>
+          <w:b/>
+          <w:bCs/>
+        </w:rPr>
+        <w:t>eröffnen</w:t>
+      </w:r>
+      <w:proofErr w:type="spellEnd"/>
+      <w:r>
+        <w:t xml:space="preserve"> – to open, to inaugurate, to launch – </w:t>
+      </w:r>
+      <w:r>
+        <w:rPr>
+          <w:b/>
+          <w:bCs/>
+        </w:rPr>
+        <w:t xml:space="preserve">hat </w:t>
+      </w:r>
+      <w:proofErr w:type="spellStart"/>
+      <w:r>
+        <w:rPr>
+          <w:b/>
+          <w:bCs/>
+        </w:rPr>
+        <w:t>eröffnet</w:t>
+      </w:r>
+      <w:proofErr w:type="spellEnd"/>
+      <w:r>
+        <w:t> </w:t>
+      </w:r>
+    </w:p>
+    <w:p>
+      <w:pPr>
+        <w:pStyle w:val="ListParagraph"/>
+        <w:numPr>
+          <w:ilvl w:val="0"/>
+          <w:numId w:val="4"/>
+        </w:numPr>
+      </w:pPr>
+      <w:proofErr w:type="spellStart"/>
+      <w:r>
+        <w:rPr>
+          <w:b/>
+          <w:bCs/>
+        </w:rPr>
+        <w:t>realisieren</w:t>
+      </w:r>
+      <w:proofErr w:type="spellEnd"/>
+      <w:r>
+        <w:t xml:space="preserve"> – to realize, to implement, to carry out – </w:t>
+      </w:r>
+      <w:r>
+        <w:rPr>
+          <w:b/>
+          <w:bCs/>
+        </w:rPr>
+        <w:t xml:space="preserve">hat </w:t>
+      </w:r>
+      <w:proofErr w:type="spellStart"/>
+      <w:r>
+        <w:rPr>
+          <w:b/>
+          <w:bCs/>
+        </w:rPr>
+        <w:t>realisiert</w:t>
+      </w:r>
+      <w:proofErr w:type="spellEnd"/>
+      <w:r>
+        <w:t> </w:t>
+      </w:r>
+    </w:p>
+    <w:p>
+      <w:pPr>
+        <w:pStyle w:val="ListParagraph"/>
+        <w:numPr>
+          <w:ilvl w:val="0"/>
+          <w:numId w:val="4"/>
+        </w:numPr>
+      </w:pPr>
+      <w:proofErr w:type="spellStart"/>
+      <w:r>
+        <w:rPr>
+          <w:b/>
+          <w:bCs/>
+        </w:rPr>
+        <w:t>würzen</w:t>
+      </w:r>
+      <w:proofErr w:type="spellEnd"/>
+      <w:r>
+        <w:t xml:space="preserve"> – to season, to spice – </w:t>
+      </w:r>
+      <w:r>
+        <w:rPr>
+          <w:b/>
+          <w:bCs/>
+        </w:rPr>
+        <w:t xml:space="preserve">hat </w:t>
+      </w:r>
+      <w:proofErr w:type="spellStart"/>
+      <w:r>
+        <w:rPr>
+          <w:b/>
+          <w:bCs/>
+        </w:rPr>
+        <w:t>gewürzt</w:t>
+      </w:r>
+      <w:proofErr w:type="spellEnd"/>
+    </w:p>
+    <w:p>
+      <w:pPr>
+        <w:pStyle w:val="ListParagraph"/>
+        <w:numPr>
+          <w:ilvl w:val="0"/>
+          <w:numId w:val="4"/>
+        </w:numPr>
+        <w:rPr>
+          <w:lang w:eastAsia="en-AU"/>
+        </w:rPr>
+      </w:pPr>
+      <w:proofErr w:type="spellStart"/>
+      <w:r>
+        <w:rPr>
+          <w:b/>
+          <w:bCs/>
+          <w:lang w:eastAsia="en-AU"/>
+        </w:rPr>
+        <w:t>braten</w:t>
+      </w:r>
+      <w:proofErr w:type="spellEnd"/>
+      <w:r>
+        <w:rPr>
+          <w:lang w:eastAsia="en-AU"/>
+        </w:rPr>
+        <w:t xml:space="preserve"> – to fry, to roast – </w:t>
+      </w:r>
+      <w:r>
+        <w:rPr>
+          <w:b/>
+          <w:bCs/>
+          <w:lang w:eastAsia="en-AU"/>
+        </w:rPr>
+        <w:t xml:space="preserve">hat </w:t>
+      </w:r>
+      <w:proofErr w:type="spellStart"/>
+      <w:r>
+        <w:rPr>
+          <w:b/>
+          <w:bCs/>
+          <w:lang w:eastAsia="en-AU"/>
+        </w:rPr>
+        <w:t>gebraten</w:t>
+      </w:r>
+      <w:proofErr w:type="spellEnd"/>
+    </w:p>
+    <w:p>
+      <w:pPr>
+        <w:pStyle w:val="ListParagraph"/>
+        <w:numPr>
+          <w:ilvl w:val="0"/>
+          <w:numId w:val="4"/>
+        </w:numPr>
+      </w:pPr>
+      <w:proofErr w:type="spellStart"/>
+      <w:r>
+        <w:rPr>
+          <w:b/>
+          <w:bCs/>
+        </w:rPr>
+        <w:t>anbraten</w:t>
+      </w:r>
+      <w:proofErr w:type="spellEnd"/>
+      <w:r>
+        <w:t xml:space="preserve"> – to sear, to brown</w:t>
+      </w:r>
+      <w:r>
+        <w:t xml:space="preserve"> </w:t>
+      </w:r>
+      <w:r>
+        <w:t xml:space="preserve">Briefly frying at </w:t>
+      </w:r>
+      <w:r>
+        <w:rPr>
+          <w:b/>
+          <w:bCs/>
+        </w:rPr>
+        <w:t>high heat</w:t>
+      </w:r>
+      <w:r>
+        <w:t xml:space="preserve"> to create a brown crust/surface.</w:t>
+      </w:r>
+    </w:p>
+    <w:p>
+      <w:pPr>
+        <w:pStyle w:val="ListParagraph"/>
+        <w:numPr>
+          <w:ilvl w:val="0"/>
+          <w:numId w:val="4"/>
+        </w:numPr>
+      </w:pPr>
+      <w:proofErr w:type="spellStart"/>
+      <w:r>
+        <w:rPr>
+          <w:b/>
+          <w:bCs/>
+        </w:rPr>
+        <w:t>braten</w:t>
+      </w:r>
+      <w:proofErr w:type="spellEnd"/>
+      <w:r>
+        <w:t xml:space="preserve"> – to fry, to roast</w:t>
+      </w:r>
+      <w:r>
+        <w:t xml:space="preserve"> </w:t>
+      </w:r>
+      <w:r>
+        <w:t xml:space="preserve">Cooking something </w:t>
+      </w:r>
+      <w:r>
+        <w:rPr>
+          <w:b/>
+          <w:bCs/>
+        </w:rPr>
+        <w:t>through</w:t>
+      </w:r>
+      <w:r>
+        <w:t xml:space="preserve"> at moderate heat over a longer time.</w:t>
+      </w:r>
+    </w:p>
+    <w:p>
+      <w:pPr>
+        <w:pStyle w:val="ListParagraph"/>
+        <w:numPr>
+          <w:ilvl w:val="0"/>
+          <w:numId w:val="4"/>
+        </w:numPr>
+      </w:pPr>
+      <w:proofErr w:type="spellStart"/>
+      <w:r>
+        <w:rPr>
+          <w:b/>
+          <w:bCs/>
+        </w:rPr>
+        <w:t>schälen</w:t>
+      </w:r>
+      <w:proofErr w:type="spellEnd"/>
+      <w:r>
+        <w:t xml:space="preserve"> – to peel – </w:t>
+      </w:r>
+      <w:r>
+        <w:rPr>
+          <w:b/>
+          <w:bCs/>
+        </w:rPr>
+        <w:t xml:space="preserve">hat </w:t>
+      </w:r>
+      <w:proofErr w:type="spellStart"/>
+      <w:r>
+        <w:rPr>
+          <w:b/>
+          <w:bCs/>
+        </w:rPr>
+        <w:t>geschält</w:t>
+      </w:r>
+      <w:proofErr w:type="spellEnd"/>
+      <w:r>
+        <w:t xml:space="preserve"> – has peeled</w:t>
+      </w:r>
+    </w:p>
+    <w:p>
+      <w:pPr>
+        <w:pStyle w:val="ListParagraph"/>
+        <w:numPr>
+          <w:ilvl w:val="0"/>
+          <w:numId w:val="4"/>
+        </w:numPr>
+      </w:pPr>
+      <w:proofErr w:type="spellStart"/>
+      <w:r>
+        <w:rPr>
+          <w:b/>
+          <w:bCs/>
+        </w:rPr>
+        <w:t>schneiden</w:t>
+      </w:r>
+      <w:proofErr w:type="spellEnd"/>
+      <w:r>
+        <w:t xml:space="preserve"> – to cut, to slice – </w:t>
+      </w:r>
+      <w:r>
+        <w:rPr>
+          <w:b/>
+          <w:bCs/>
+        </w:rPr>
+        <w:t xml:space="preserve">hat </w:t>
+      </w:r>
+      <w:proofErr w:type="spellStart"/>
+      <w:r>
+        <w:rPr>
+          <w:b/>
+          <w:bCs/>
+        </w:rPr>
+        <w:t>geschnitten</w:t>
+      </w:r>
+      <w:proofErr w:type="spellEnd"/>
+      <w:r>
+        <w:t xml:space="preserve"> – has cut, has sliced</w:t>
+      </w:r>
+    </w:p>
+    <w:p>
+      <w:pPr>
+        <w:pStyle w:val="ListParagraph"/>
+        <w:numPr>
+          <w:ilvl w:val="0"/>
+          <w:numId w:val="4"/>
+        </w:numPr>
+      </w:pPr>
+      <w:proofErr w:type="spellStart"/>
+      <w:r>
+        <w:rPr>
+          <w:b/>
+          <w:bCs/>
+        </w:rPr>
+        <w:t>abschneiden</w:t>
+      </w:r>
+      <w:proofErr w:type="spellEnd"/>
+      <w:r>
+        <w:t xml:space="preserve"> – to cut off, to slice off, to cut (a piece) – </w:t>
+      </w:r>
+      <w:r>
+        <w:rPr>
+          <w:b/>
+          <w:bCs/>
+        </w:rPr>
+        <w:t xml:space="preserve">hat </w:t>
+      </w:r>
+      <w:proofErr w:type="spellStart"/>
+      <w:r>
+        <w:rPr>
+          <w:b/>
+          <w:bCs/>
+        </w:rPr>
+        <w:t>abgeschnitten</w:t>
+      </w:r>
+      <w:proofErr w:type="spellEnd"/>
+      <w:r>
+        <w:t> </w:t>
+      </w:r>
+    </w:p>
+    <w:p>
+      <w:pPr>
+        <w:pStyle w:val="ListParagraph"/>
+        <w:numPr>
+          <w:ilvl w:val="0"/>
+          <w:numId w:val="4"/>
+        </w:numPr>
+      </w:pPr>
+      <w:r>
+        <w:rPr>
+          <w:b/>
+          <w:bCs/>
+        </w:rPr>
+        <w:t>erfinden</w:t>
+      </w:r>
+      <w:r>
+        <w:t xml:space="preserve"> – to </w:t>
+      </w:r>
+      <w:proofErr w:type="spellStart"/>
+      <w:r>
+        <w:t>invent</w:t>
+      </w:r>
+      <w:proofErr w:type="spellEnd"/>
+      <w:r>
+        <w:t xml:space="preserve"> – </w:t>
+      </w:r>
+      <w:r>
+        <w:rPr>
+          <w:b/>
+          <w:bCs/>
+        </w:rPr>
+        <w:t>hat erfunden</w:t>
+      </w:r>
+      <w:r>
+        <w:t xml:space="preserve"> – </w:t>
+      </w:r>
+      <w:proofErr w:type="spellStart"/>
+      <w:r>
+        <w:t>has</w:t>
+      </w:r>
+      <w:proofErr w:type="spellEnd"/>
+      <w:r>
+        <w:t xml:space="preserve"> </w:t>
+      </w:r>
+      <w:proofErr w:type="spellStart"/>
+      <w:r>
+        <w:t>invented</w:t>
+      </w:r>
+      <w:proofErr w:type="spellEnd"/>
+    </w:p>
+    <w:p>
+      <w:pPr>
+        <w:pStyle w:val="ListParagraph"/>
+        <w:numPr>
+          <w:ilvl w:val="0"/>
+          <w:numId w:val="4"/>
+        </w:numPr>
+        <w:rPr>
+          <w:lang w:val="de-DE"/>
+        </w:rPr>
+      </w:pPr>
     </w:p>
     <w:sectPr>
       <w:pgSz w:w="11906" w:h="16838"/>
@@ -1924,9 +2553,158 @@
 <file path=word/numbering.xml><?xml version="1.0" encoding="utf-8"?>
 <w:numbering xmlns:wpc="http://schemas.microsoft.com/office/word/2010/wordprocessingCanvas" xmlns:cx="http://schemas.microsoft.com/office/drawing/2014/chartex" xmlns:cx1="http://schemas.microsoft.com/office/drawing/2015/9/8/chartex" xmlns:cx2="http://schemas.microsoft.com/office/drawing/2015/10/21/chartex" xmlns:cx3="http://schemas.microsoft.com/office/drawing/2016/5/9/chartex" xmlns:cx4="http://schemas.microsoft.com/office/drawing/2016/5/10/chartex" xmlns:cx5="http://schemas.microsoft.com/office/drawing/2016/5/11/chartex" xmlns:cx6="http://schemas.microsoft.com/office/drawing/2016/5/12/chartex" xmlns:cx7="http://schemas.microsoft.com/office/drawing/2016/5/13/chartex" xmlns:cx8="http://schemas.microsoft.com/office/drawing/2016/5/14/chartex" xmlns:mc="http://schemas.openxmlformats.org/markup-compatibility/2006" xmlns:aink="http://schemas.microsoft.com/office/drawing/2016/ink" xmlns:am3d="http://schemas.microsoft.com/office/drawing/2017/model3d" xmlns:o="urn:schemas-microsoft-com:office:office" xmlns:oel="http://schemas.microsoft.com/office/2019/extlst" xmlns:r="http://schemas.openxmlformats.org/officeDocument/2006/relationships" xmlns:m="http://schemas.openxmlformats.org/officeDocument/2006/math" xmlns:v="urn:schemas-microsoft-com:vml" xmlns:wp14="http://schemas.microsoft.com/office/word/2010/wordprocessingDrawing" xmlns:wp="http://schemas.openxmlformats.org/drawingml/2006/wordprocessingDrawing" xmlns:w10="urn:schemas-microsoft-com:office:word" xmlns:w="http://schemas.openxmlformats.org/wordprocessingml/2006/main" xmlns:w14="http://schemas.microsoft.com/office/word/2010/wordml" xmlns:w15="http://schemas.microsoft.com/office/word/2012/wordml" xmlns:w16cex="http://schemas.microsoft.com/office/word/2018/wordml/cex" xmlns:w16cid="http://schemas.microsoft.com/office/word/2016/wordml/cid" xmlns:w16="http://schemas.microsoft.com/office/word/2018/wordml" xmlns:w16du="http://schemas.microsoft.com/office/word/2023/wordml/word16du" xmlns:w16sdtdh="http://schemas.microsoft.com/office/word/2020/wordml/sdtdatahash" xmlns:w16sdtfl="http://schemas.microsoft.com/office/word/2024/wordml/sdtformatlock" xmlns:w16se="http://schemas.microsoft.com/office/word/2015/wordml/symex" xmlns:wpg="http://schemas.microsoft.com/office/word/2010/wordprocessingGroup" xmlns:wpi="http://schemas.microsoft.com/office/word/2010/wordprocessingInk" xmlns:wne="http://schemas.microsoft.com/office/word/2006/wordml" xmlns:wps="http://schemas.microsoft.com/office/word/2010/wordprocessingShape" mc:Ignorable="w14 w15 w16se w16cid w16 w16cex w16sdtdh w16sdtfl w16du wp14">
   <w:abstractNum w:abstractNumId="0" w15:restartNumberingAfterBreak="0">
+    <w:nsid w:val="029D0154"/>
+    <w:multiLevelType w:val="multilevel"/>
+    <w:tmpl w:val="419EC5C0"/>
+    <w:lvl w:ilvl="0">
+      <w:start w:val="1"/>
+      <w:numFmt w:val="bullet"/>
+      <w:lvlText w:val=""/>
+      <w:lvlJc w:val="left"/>
+      <w:pPr>
+        <w:tabs>
+          <w:tab w:val="num" w:pos="720"/>
+        </w:tabs>
+        <w:ind w:left="720" w:hanging="360"/>
+      </w:pPr>
+      <w:rPr>
+        <w:rFonts w:ascii="Symbol" w:hAnsi="Symbol" w:hint="default"/>
+        <w:sz w:val="20"/>
+      </w:rPr>
+    </w:lvl>
+    <w:lvl w:ilvl="1" w:tentative="1">
+      <w:start w:val="1"/>
+      <w:numFmt w:val="bullet"/>
+      <w:lvlText w:val="o"/>
+      <w:lvlJc w:val="left"/>
+      <w:pPr>
+        <w:tabs>
+          <w:tab w:val="num" w:pos="1440"/>
+        </w:tabs>
+        <w:ind w:left="1440" w:hanging="360"/>
+      </w:pPr>
+      <w:rPr>
+        <w:rFonts w:ascii="Courier New" w:hAnsi="Courier New" w:hint="default"/>
+        <w:sz w:val="20"/>
+      </w:rPr>
+    </w:lvl>
+    <w:lvl w:ilvl="2" w:tentative="1">
+      <w:start w:val="1"/>
+      <w:numFmt w:val="bullet"/>
+      <w:lvlText w:val=""/>
+      <w:lvlJc w:val="left"/>
+      <w:pPr>
+        <w:tabs>
+          <w:tab w:val="num" w:pos="2160"/>
+        </w:tabs>
+        <w:ind w:left="2160" w:hanging="360"/>
+      </w:pPr>
+      <w:rPr>
+        <w:rFonts w:ascii="Wingdings" w:hAnsi="Wingdings" w:hint="default"/>
+        <w:sz w:val="20"/>
+      </w:rPr>
+    </w:lvl>
+    <w:lvl w:ilvl="3" w:tentative="1">
+      <w:start w:val="1"/>
+      <w:numFmt w:val="bullet"/>
+      <w:lvlText w:val=""/>
+      <w:lvlJc w:val="left"/>
+      <w:pPr>
+        <w:tabs>
+          <w:tab w:val="num" w:pos="2880"/>
+        </w:tabs>
+        <w:ind w:left="2880" w:hanging="360"/>
+      </w:pPr>
+      <w:rPr>
+        <w:rFonts w:ascii="Wingdings" w:hAnsi="Wingdings" w:hint="default"/>
+        <w:sz w:val="20"/>
+      </w:rPr>
+    </w:lvl>
+    <w:lvl w:ilvl="4" w:tentative="1">
+      <w:start w:val="1"/>
+      <w:numFmt w:val="bullet"/>
+      <w:lvlText w:val=""/>
+      <w:lvlJc w:val="left"/>
+      <w:pPr>
+        <w:tabs>
+          <w:tab w:val="num" w:pos="3600"/>
+        </w:tabs>
+        <w:ind w:left="3600" w:hanging="360"/>
+      </w:pPr>
+      <w:rPr>
+        <w:rFonts w:ascii="Wingdings" w:hAnsi="Wingdings" w:hint="default"/>
+        <w:sz w:val="20"/>
+      </w:rPr>
+    </w:lvl>
+    <w:lvl w:ilvl="5" w:tentative="1">
+      <w:start w:val="1"/>
+      <w:numFmt w:val="bullet"/>
+      <w:lvlText w:val=""/>
+      <w:lvlJc w:val="left"/>
+      <w:pPr>
+        <w:tabs>
+          <w:tab w:val="num" w:pos="4320"/>
+        </w:tabs>
+        <w:ind w:left="4320" w:hanging="360"/>
+      </w:pPr>
+      <w:rPr>
+        <w:rFonts w:ascii="Wingdings" w:hAnsi="Wingdings" w:hint="default"/>
+        <w:sz w:val="20"/>
+      </w:rPr>
+    </w:lvl>
+    <w:lvl w:ilvl="6" w:tentative="1">
+      <w:start w:val="1"/>
+      <w:numFmt w:val="bullet"/>
+      <w:lvlText w:val=""/>
+      <w:lvlJc w:val="left"/>
+      <w:pPr>
+        <w:tabs>
+          <w:tab w:val="num" w:pos="5040"/>
+        </w:tabs>
+        <w:ind w:left="5040" w:hanging="360"/>
+      </w:pPr>
+      <w:rPr>
+        <w:rFonts w:ascii="Wingdings" w:hAnsi="Wingdings" w:hint="default"/>
+        <w:sz w:val="20"/>
+      </w:rPr>
+    </w:lvl>
+    <w:lvl w:ilvl="7" w:tentative="1">
+      <w:start w:val="1"/>
+      <w:numFmt w:val="bullet"/>
+      <w:lvlText w:val=""/>
+      <w:lvlJc w:val="left"/>
+      <w:pPr>
+        <w:tabs>
+          <w:tab w:val="num" w:pos="5760"/>
+        </w:tabs>
+        <w:ind w:left="5760" w:hanging="360"/>
+      </w:pPr>
+      <w:rPr>
+        <w:rFonts w:ascii="Wingdings" w:hAnsi="Wingdings" w:hint="default"/>
+        <w:sz w:val="20"/>
+      </w:rPr>
+    </w:lvl>
+    <w:lvl w:ilvl="8" w:tentative="1">
+      <w:start w:val="1"/>
+      <w:numFmt w:val="bullet"/>
+      <w:lvlText w:val=""/>
+      <w:lvlJc w:val="left"/>
+      <w:pPr>
+        <w:tabs>
+          <w:tab w:val="num" w:pos="6480"/>
+        </w:tabs>
+        <w:ind w:left="6480" w:hanging="360"/>
+      </w:pPr>
+      <w:rPr>
+        <w:rFonts w:ascii="Wingdings" w:hAnsi="Wingdings" w:hint="default"/>
+        <w:sz w:val="20"/>
+      </w:rPr>
+    </w:lvl>
+  </w:abstractNum>
+  <w:abstractNum w:abstractNumId="1" w15:restartNumberingAfterBreak="0">
     <w:nsid w:val="13B377DF"/>
     <w:multiLevelType w:val="hybridMultilevel"/>
-    <w:tmpl w:val="1396A320"/>
+    <w:tmpl w:val="EE609688"/>
     <w:lvl w:ilvl="0" w:tplc="0C090001">
       <w:start w:val="1"/>
       <w:numFmt w:val="bullet"/>
@@ -2036,7 +2814,7 @@
       </w:rPr>
     </w:lvl>
   </w:abstractNum>
-  <w:abstractNum w:abstractNumId="1" w15:restartNumberingAfterBreak="0">
+  <w:abstractNum w:abstractNumId="2" w15:restartNumberingAfterBreak="0">
     <w:nsid w:val="26DE447E"/>
     <w:multiLevelType w:val="multilevel"/>
     <w:tmpl w:val="B9FA3D74"/>
@@ -2185,7 +2963,156 @@
       </w:rPr>
     </w:lvl>
   </w:abstractNum>
-  <w:abstractNum w:abstractNumId="2" w15:restartNumberingAfterBreak="0">
+  <w:abstractNum w:abstractNumId="3" w15:restartNumberingAfterBreak="0">
+    <w:nsid w:val="444F4876"/>
+    <w:multiLevelType w:val="multilevel"/>
+    <w:tmpl w:val="1930B3A2"/>
+    <w:lvl w:ilvl="0">
+      <w:start w:val="1"/>
+      <w:numFmt w:val="bullet"/>
+      <w:lvlText w:val=""/>
+      <w:lvlJc w:val="left"/>
+      <w:pPr>
+        <w:tabs>
+          <w:tab w:val="num" w:pos="720"/>
+        </w:tabs>
+        <w:ind w:left="720" w:hanging="360"/>
+      </w:pPr>
+      <w:rPr>
+        <w:rFonts w:ascii="Symbol" w:hAnsi="Symbol" w:hint="default"/>
+        <w:sz w:val="20"/>
+      </w:rPr>
+    </w:lvl>
+    <w:lvl w:ilvl="1" w:tentative="1">
+      <w:start w:val="1"/>
+      <w:numFmt w:val="bullet"/>
+      <w:lvlText w:val="o"/>
+      <w:lvlJc w:val="left"/>
+      <w:pPr>
+        <w:tabs>
+          <w:tab w:val="num" w:pos="1440"/>
+        </w:tabs>
+        <w:ind w:left="1440" w:hanging="360"/>
+      </w:pPr>
+      <w:rPr>
+        <w:rFonts w:ascii="Courier New" w:hAnsi="Courier New" w:hint="default"/>
+        <w:sz w:val="20"/>
+      </w:rPr>
+    </w:lvl>
+    <w:lvl w:ilvl="2" w:tentative="1">
+      <w:start w:val="1"/>
+      <w:numFmt w:val="bullet"/>
+      <w:lvlText w:val=""/>
+      <w:lvlJc w:val="left"/>
+      <w:pPr>
+        <w:tabs>
+          <w:tab w:val="num" w:pos="2160"/>
+        </w:tabs>
+        <w:ind w:left="2160" w:hanging="360"/>
+      </w:pPr>
+      <w:rPr>
+        <w:rFonts w:ascii="Wingdings" w:hAnsi="Wingdings" w:hint="default"/>
+        <w:sz w:val="20"/>
+      </w:rPr>
+    </w:lvl>
+    <w:lvl w:ilvl="3" w:tentative="1">
+      <w:start w:val="1"/>
+      <w:numFmt w:val="bullet"/>
+      <w:lvlText w:val=""/>
+      <w:lvlJc w:val="left"/>
+      <w:pPr>
+        <w:tabs>
+          <w:tab w:val="num" w:pos="2880"/>
+        </w:tabs>
+        <w:ind w:left="2880" w:hanging="360"/>
+      </w:pPr>
+      <w:rPr>
+        <w:rFonts w:ascii="Wingdings" w:hAnsi="Wingdings" w:hint="default"/>
+        <w:sz w:val="20"/>
+      </w:rPr>
+    </w:lvl>
+    <w:lvl w:ilvl="4" w:tentative="1">
+      <w:start w:val="1"/>
+      <w:numFmt w:val="bullet"/>
+      <w:lvlText w:val=""/>
+      <w:lvlJc w:val="left"/>
+      <w:pPr>
+        <w:tabs>
+          <w:tab w:val="num" w:pos="3600"/>
+        </w:tabs>
+        <w:ind w:left="3600" w:hanging="360"/>
+      </w:pPr>
+      <w:rPr>
+        <w:rFonts w:ascii="Wingdings" w:hAnsi="Wingdings" w:hint="default"/>
+        <w:sz w:val="20"/>
+      </w:rPr>
+    </w:lvl>
+    <w:lvl w:ilvl="5" w:tentative="1">
+      <w:start w:val="1"/>
+      <w:numFmt w:val="bullet"/>
+      <w:lvlText w:val=""/>
+      <w:lvlJc w:val="left"/>
+      <w:pPr>
+        <w:tabs>
+          <w:tab w:val="num" w:pos="4320"/>
+        </w:tabs>
+        <w:ind w:left="4320" w:hanging="360"/>
+      </w:pPr>
+      <w:rPr>
+        <w:rFonts w:ascii="Wingdings" w:hAnsi="Wingdings" w:hint="default"/>
+        <w:sz w:val="20"/>
+      </w:rPr>
+    </w:lvl>
+    <w:lvl w:ilvl="6" w:tentative="1">
+      <w:start w:val="1"/>
+      <w:numFmt w:val="bullet"/>
+      <w:lvlText w:val=""/>
+      <w:lvlJc w:val="left"/>
+      <w:pPr>
+        <w:tabs>
+          <w:tab w:val="num" w:pos="5040"/>
+        </w:tabs>
+        <w:ind w:left="5040" w:hanging="360"/>
+      </w:pPr>
+      <w:rPr>
+        <w:rFonts w:ascii="Wingdings" w:hAnsi="Wingdings" w:hint="default"/>
+        <w:sz w:val="20"/>
+      </w:rPr>
+    </w:lvl>
+    <w:lvl w:ilvl="7" w:tentative="1">
+      <w:start w:val="1"/>
+      <w:numFmt w:val="bullet"/>
+      <w:lvlText w:val=""/>
+      <w:lvlJc w:val="left"/>
+      <w:pPr>
+        <w:tabs>
+          <w:tab w:val="num" w:pos="5760"/>
+        </w:tabs>
+        <w:ind w:left="5760" w:hanging="360"/>
+      </w:pPr>
+      <w:rPr>
+        <w:rFonts w:ascii="Wingdings" w:hAnsi="Wingdings" w:hint="default"/>
+        <w:sz w:val="20"/>
+      </w:rPr>
+    </w:lvl>
+    <w:lvl w:ilvl="8" w:tentative="1">
+      <w:start w:val="1"/>
+      <w:numFmt w:val="bullet"/>
+      <w:lvlText w:val=""/>
+      <w:lvlJc w:val="left"/>
+      <w:pPr>
+        <w:tabs>
+          <w:tab w:val="num" w:pos="6480"/>
+        </w:tabs>
+        <w:ind w:left="6480" w:hanging="360"/>
+      </w:pPr>
+      <w:rPr>
+        <w:rFonts w:ascii="Wingdings" w:hAnsi="Wingdings" w:hint="default"/>
+        <w:sz w:val="20"/>
+      </w:rPr>
+    </w:lvl>
+  </w:abstractNum>
+  <w:abstractNum w:abstractNumId="4" w15:restartNumberingAfterBreak="0">
     <w:nsid w:val="4C6F09DC"/>
     <w:multiLevelType w:val="hybridMultilevel"/>
     <w:tmpl w:val="963CF14E"/>
@@ -2298,7 +3225,7 @@
       </w:rPr>
     </w:lvl>
   </w:abstractNum>
-  <w:abstractNum w:abstractNumId="3" w15:restartNumberingAfterBreak="0">
+  <w:abstractNum w:abstractNumId="5" w15:restartNumberingAfterBreak="0">
     <w:nsid w:val="6C9D0AFF"/>
     <w:multiLevelType w:val="hybridMultilevel"/>
     <w:tmpl w:val="09E614A6"/>
@@ -2411,16 +3338,138 @@
       </w:rPr>
     </w:lvl>
   </w:abstractNum>
+  <w:abstractNum w:abstractNumId="6" w15:restartNumberingAfterBreak="0">
+    <w:nsid w:val="71243247"/>
+    <w:multiLevelType w:val="multilevel"/>
+    <w:tmpl w:val="0B7E6170"/>
+    <w:lvl w:ilvl="0">
+      <w:start w:val="1"/>
+      <w:numFmt w:val="decimal"/>
+      <w:lvlText w:val="%1."/>
+      <w:lvlJc w:val="left"/>
+      <w:pPr>
+        <w:tabs>
+          <w:tab w:val="num" w:pos="720"/>
+        </w:tabs>
+        <w:ind w:left="720" w:hanging="360"/>
+      </w:pPr>
+    </w:lvl>
+    <w:lvl w:ilvl="1" w:tentative="1">
+      <w:start w:val="1"/>
+      <w:numFmt w:val="decimal"/>
+      <w:lvlText w:val="%2."/>
+      <w:lvlJc w:val="left"/>
+      <w:pPr>
+        <w:tabs>
+          <w:tab w:val="num" w:pos="1440"/>
+        </w:tabs>
+        <w:ind w:left="1440" w:hanging="360"/>
+      </w:pPr>
+    </w:lvl>
+    <w:lvl w:ilvl="2" w:tentative="1">
+      <w:start w:val="1"/>
+      <w:numFmt w:val="decimal"/>
+      <w:lvlText w:val="%3."/>
+      <w:lvlJc w:val="left"/>
+      <w:pPr>
+        <w:tabs>
+          <w:tab w:val="num" w:pos="2160"/>
+        </w:tabs>
+        <w:ind w:left="2160" w:hanging="360"/>
+      </w:pPr>
+    </w:lvl>
+    <w:lvl w:ilvl="3" w:tentative="1">
+      <w:start w:val="1"/>
+      <w:numFmt w:val="decimal"/>
+      <w:lvlText w:val="%4."/>
+      <w:lvlJc w:val="left"/>
+      <w:pPr>
+        <w:tabs>
+          <w:tab w:val="num" w:pos="2880"/>
+        </w:tabs>
+        <w:ind w:left="2880" w:hanging="360"/>
+      </w:pPr>
+    </w:lvl>
+    <w:lvl w:ilvl="4" w:tentative="1">
+      <w:start w:val="1"/>
+      <w:numFmt w:val="decimal"/>
+      <w:lvlText w:val="%5."/>
+      <w:lvlJc w:val="left"/>
+      <w:pPr>
+        <w:tabs>
+          <w:tab w:val="num" w:pos="3600"/>
+        </w:tabs>
+        <w:ind w:left="3600" w:hanging="360"/>
+      </w:pPr>
+    </w:lvl>
+    <w:lvl w:ilvl="5" w:tentative="1">
+      <w:start w:val="1"/>
+      <w:numFmt w:val="decimal"/>
+      <w:lvlText w:val="%6."/>
+      <w:lvlJc w:val="left"/>
+      <w:pPr>
+        <w:tabs>
+          <w:tab w:val="num" w:pos="4320"/>
+        </w:tabs>
+        <w:ind w:left="4320" w:hanging="360"/>
+      </w:pPr>
+    </w:lvl>
+    <w:lvl w:ilvl="6" w:tentative="1">
+      <w:start w:val="1"/>
+      <w:numFmt w:val="decimal"/>
+      <w:lvlText w:val="%7."/>
+      <w:lvlJc w:val="left"/>
+      <w:pPr>
+        <w:tabs>
+          <w:tab w:val="num" w:pos="5040"/>
+        </w:tabs>
+        <w:ind w:left="5040" w:hanging="360"/>
+      </w:pPr>
+    </w:lvl>
+    <w:lvl w:ilvl="7" w:tentative="1">
+      <w:start w:val="1"/>
+      <w:numFmt w:val="decimal"/>
+      <w:lvlText w:val="%8."/>
+      <w:lvlJc w:val="left"/>
+      <w:pPr>
+        <w:tabs>
+          <w:tab w:val="num" w:pos="5760"/>
+        </w:tabs>
+        <w:ind w:left="5760" w:hanging="360"/>
+      </w:pPr>
+    </w:lvl>
+    <w:lvl w:ilvl="8" w:tentative="1">
+      <w:start w:val="1"/>
+      <w:numFmt w:val="decimal"/>
+      <w:lvlText w:val="%9."/>
+      <w:lvlJc w:val="left"/>
+      <w:pPr>
+        <w:tabs>
+          <w:tab w:val="num" w:pos="6480"/>
+        </w:tabs>
+        <w:ind w:left="6480" w:hanging="360"/>
+      </w:pPr>
+    </w:lvl>
+  </w:abstractNum>
   <w:num w:numId="1" w16cid:durableId="2041196725">
+    <w:abstractNumId w:val="4"/>
+  </w:num>
+  <w:num w:numId="2" w16cid:durableId="4946903">
     <w:abstractNumId w:val="2"/>
   </w:num>
-  <w:num w:numId="2" w16cid:durableId="4946903">
+  <w:num w:numId="3" w16cid:durableId="311713784">
+    <w:abstractNumId w:val="5"/>
+  </w:num>
+  <w:num w:numId="4" w16cid:durableId="400371831">
     <w:abstractNumId w:val="1"/>
   </w:num>
-  <w:num w:numId="3" w16cid:durableId="311713784">
+  <w:num w:numId="5" w16cid:durableId="1335646460">
+    <w:abstractNumId w:val="6"/>
+  </w:num>
+  <w:num w:numId="6" w16cid:durableId="38283475">
     <w:abstractNumId w:val="3"/>
   </w:num>
-  <w:num w:numId="4" w16cid:durableId="400371831">
+  <w:num w:numId="7" w16cid:durableId="1903368141">
     <w:abstractNumId w:val="0"/>
   </w:num>
 </w:numbering>
@@ -3386,6 +4435,36 @@
       </w:tblBorders>
     </w:tblPr>
   </w:style>
+  <w:style w:type="paragraph" w:customStyle="1" w:styleId="x1yc453h">
+    <w:name w:val="x1yc453h"/>
+    <w:basedOn w:val="Normal"/>
+    <w:rsid w:val="00642AAB"/>
+    <w:pPr>
+      <w:spacing w:before="100" w:beforeAutospacing="1" w:after="100" w:afterAutospacing="1" w:line="240" w:lineRule="auto"/>
+    </w:pPr>
+    <w:rPr>
+      <w:rFonts w:ascii="Times New Roman" w:eastAsia="Times New Roman" w:hAnsi="Times New Roman" w:cs="Times New Roman"/>
+      <w:sz w:val="24"/>
+      <w:szCs w:val="24"/>
+      <w:lang w:eastAsia="en-AU"/>
+      <w14:ligatures w14:val="none"/>
+    </w:rPr>
+  </w:style>
+  <w:style w:type="paragraph" w:customStyle="1" w:styleId="xbs2zpe">
+    <w:name w:val="xbs2zpe"/>
+    <w:basedOn w:val="Normal"/>
+    <w:rsid w:val="00642AAB"/>
+    <w:pPr>
+      <w:spacing w:before="100" w:beforeAutospacing="1" w:after="100" w:afterAutospacing="1" w:line="240" w:lineRule="auto"/>
+    </w:pPr>
+    <w:rPr>
+      <w:rFonts w:ascii="Times New Roman" w:eastAsia="Times New Roman" w:hAnsi="Times New Roman" w:cs="Times New Roman"/>
+      <w:sz w:val="24"/>
+      <w:szCs w:val="24"/>
+      <w:lang w:eastAsia="en-AU"/>
+      <w14:ligatures w14:val="none"/>
+    </w:rPr>
+  </w:style>
 </w:styles>
 </file>
 

--- a/A2/Verbs.docx
+++ b/A2/Verbs.docx
@@ -1712,15 +1712,7 @@
       </w:r>
       <w:proofErr w:type="spellEnd"/>
       <w:r>
-        <w:t xml:space="preserve"> </w:t>
-      </w:r>
-      <w:proofErr w:type="gramStart"/>
-      <w:r>
-        <w:t>–  to</w:t>
-      </w:r>
-      <w:proofErr w:type="gramEnd"/>
-      <w:r>
-        <w:t xml:space="preserve"> count – </w:t>
+        <w:t xml:space="preserve"> –  to count – </w:t>
       </w:r>
       <w:proofErr w:type="spellStart"/>
       <w:r>
@@ -2485,45 +2477,71 @@
           <w:ilvl w:val="0"/>
           <w:numId w:val="4"/>
         </w:numPr>
-      </w:pPr>
-      <w:r>
-        <w:rPr>
-          <w:b/>
-          <w:bCs/>
+        <w:rPr>
+          <w:lang w:val="de-DE"/>
+        </w:rPr>
+      </w:pPr>
+      <w:r>
+        <w:rPr>
+          <w:b/>
+          <w:bCs/>
+          <w:lang w:val="de-DE"/>
         </w:rPr>
         <w:t>erfinden</w:t>
       </w:r>
       <w:r>
+        <w:rPr>
+          <w:lang w:val="de-DE"/>
+        </w:rPr>
         <w:t xml:space="preserve"> – to </w:t>
       </w:r>
       <w:proofErr w:type="spellStart"/>
       <w:r>
+        <w:rPr>
+          <w:lang w:val="de-DE"/>
+        </w:rPr>
         <w:t>invent</w:t>
       </w:r>
       <w:proofErr w:type="spellEnd"/>
       <w:r>
+        <w:rPr>
+          <w:lang w:val="de-DE"/>
+        </w:rPr>
         <w:t xml:space="preserve"> – </w:t>
       </w:r>
       <w:r>
         <w:rPr>
           <w:b/>
           <w:bCs/>
+          <w:lang w:val="de-DE"/>
         </w:rPr>
         <w:t>hat erfunden</w:t>
       </w:r>
       <w:r>
+        <w:rPr>
+          <w:lang w:val="de-DE"/>
+        </w:rPr>
         <w:t xml:space="preserve"> – </w:t>
       </w:r>
       <w:proofErr w:type="spellStart"/>
       <w:r>
+        <w:rPr>
+          <w:lang w:val="de-DE"/>
+        </w:rPr>
         <w:t>has</w:t>
       </w:r>
       <w:proofErr w:type="spellEnd"/>
       <w:r>
+        <w:rPr>
+          <w:lang w:val="de-DE"/>
+        </w:rPr>
         <w:t xml:space="preserve"> </w:t>
       </w:r>
       <w:proofErr w:type="spellStart"/>
       <w:r>
+        <w:rPr>
+          <w:lang w:val="de-DE"/>
+        </w:rPr>
         <w:t>invented</w:t>
       </w:r>
       <w:proofErr w:type="spellEnd"/>
@@ -2536,9 +2554,351 @@
           <w:numId w:val="4"/>
         </w:numPr>
         <w:rPr>
+          <w:lang w:val="de-DE" w:eastAsia="en-AU"/>
+        </w:rPr>
+      </w:pPr>
+      <w:r>
+        <w:rPr>
+          <w:b/>
+          <w:bCs/>
+          <w:lang w:val="de-DE" w:eastAsia="en-AU"/>
+        </w:rPr>
+        <w:t>ausrichten</w:t>
+      </w:r>
+      <w:r>
+        <w:rPr>
+          <w:lang w:val="de-DE" w:eastAsia="en-AU"/>
+        </w:rPr>
+        <w:t xml:space="preserve">-- </w:t>
+      </w:r>
+      <w:r>
+        <w:rPr>
+          <w:lang w:val="de-DE" w:eastAsia="en-AU"/>
+        </w:rPr>
+        <w:t xml:space="preserve"> to pass on (a </w:t>
+      </w:r>
+      <w:proofErr w:type="spellStart"/>
+      <w:r>
+        <w:rPr>
+          <w:lang w:val="de-DE" w:eastAsia="en-AU"/>
+        </w:rPr>
+        <w:t>message</w:t>
+      </w:r>
+      <w:proofErr w:type="spellEnd"/>
+      <w:r>
+        <w:rPr>
+          <w:lang w:val="de-DE" w:eastAsia="en-AU"/>
+        </w:rPr>
+        <w:t xml:space="preserve">) </w:t>
+      </w:r>
+      <w:r>
+        <w:rPr>
+          <w:b/>
+          <w:bCs/>
+          <w:lang w:val="de-DE" w:eastAsia="en-AU"/>
+        </w:rPr>
+        <w:t>hat ausgerichtet</w:t>
+      </w:r>
+      <w:r>
+        <w:rPr>
+          <w:lang w:val="de-DE" w:eastAsia="en-AU"/>
+        </w:rPr>
+        <w:t xml:space="preserve"> </w:t>
+      </w:r>
+    </w:p>
+    <w:p>
+      <w:pPr>
+        <w:pStyle w:val="ListParagraph"/>
+        <w:numPr>
+          <w:ilvl w:val="0"/>
+          <w:numId w:val="4"/>
+        </w:numPr>
+      </w:pPr>
+      <w:proofErr w:type="spellStart"/>
+      <w:r>
+        <w:rPr>
+          <w:b/>
+          <w:bCs/>
+        </w:rPr>
+        <w:t>erstellen</w:t>
+      </w:r>
+      <w:proofErr w:type="spellEnd"/>
+      <w:r>
+        <w:t xml:space="preserve"> – to create, to produce, to compile, to prepare – </w:t>
+      </w:r>
+      <w:r>
+        <w:rPr>
+          <w:b/>
+          <w:bCs/>
+        </w:rPr>
+        <w:t xml:space="preserve">hat </w:t>
+      </w:r>
+      <w:proofErr w:type="spellStart"/>
+      <w:r>
+        <w:rPr>
+          <w:b/>
+          <w:bCs/>
+        </w:rPr>
+        <w:t>erstellt</w:t>
+      </w:r>
+      <w:proofErr w:type="spellEnd"/>
+    </w:p>
+    <w:p>
+      <w:pPr>
+        <w:pStyle w:val="ListParagraph"/>
+        <w:numPr>
+          <w:ilvl w:val="0"/>
+          <w:numId w:val="4"/>
+        </w:numPr>
+      </w:pPr>
+      <w:proofErr w:type="spellStart"/>
+      <w:r>
+        <w:rPr>
+          <w:b/>
+          <w:bCs/>
+        </w:rPr>
+        <w:t>kalkulieren</w:t>
+      </w:r>
+      <w:proofErr w:type="spellEnd"/>
+      <w:r>
+        <w:t xml:space="preserve"> – to calculate, to estimate, to compute (costs/prices) – </w:t>
+      </w:r>
+      <w:r>
+        <w:rPr>
+          <w:b/>
+          <w:bCs/>
+        </w:rPr>
+        <w:t xml:space="preserve">hat </w:t>
+      </w:r>
+      <w:proofErr w:type="spellStart"/>
+      <w:r>
+        <w:rPr>
+          <w:b/>
+          <w:bCs/>
+        </w:rPr>
+        <w:t>kalkuliert</w:t>
+      </w:r>
+      <w:proofErr w:type="spellEnd"/>
+      <w:r>
+        <w:t> </w:t>
+      </w:r>
+    </w:p>
+    <w:p>
+      <w:pPr>
+        <w:pStyle w:val="ListParagraph"/>
+        <w:numPr>
+          <w:ilvl w:val="0"/>
+          <w:numId w:val="4"/>
+        </w:numPr>
+      </w:pPr>
+      <w:proofErr w:type="spellStart"/>
+      <w:r>
+        <w:rPr>
+          <w:b/>
+          <w:bCs/>
+        </w:rPr>
+        <w:t>empfangen</w:t>
+      </w:r>
+      <w:proofErr w:type="spellEnd"/>
+      <w:r>
+        <w:t xml:space="preserve"> – to receive, to welcome, to greet – </w:t>
+      </w:r>
+      <w:r>
+        <w:rPr>
+          <w:b/>
+          <w:bCs/>
+        </w:rPr>
+        <w:t xml:space="preserve">hat </w:t>
+      </w:r>
+      <w:proofErr w:type="spellStart"/>
+      <w:r>
+        <w:rPr>
+          <w:b/>
+          <w:bCs/>
+        </w:rPr>
+        <w:t>empfangen</w:t>
+      </w:r>
+      <w:proofErr w:type="spellEnd"/>
+      <w:r>
+        <w:t> </w:t>
+      </w:r>
+    </w:p>
+    <w:p>
+      <w:pPr>
+        <w:pStyle w:val="ListParagraph"/>
+        <w:numPr>
+          <w:ilvl w:val="0"/>
+          <w:numId w:val="4"/>
+        </w:numPr>
+      </w:pPr>
+      <w:proofErr w:type="spellStart"/>
+      <w:r>
+        <w:rPr>
+          <w:b/>
+          <w:bCs/>
+        </w:rPr>
+        <w:t>beraten</w:t>
+      </w:r>
+      <w:proofErr w:type="spellEnd"/>
+      <w:r>
+        <w:t xml:space="preserve"> – to advise, to consult, to counsel – </w:t>
+      </w:r>
+      <w:r>
+        <w:rPr>
+          <w:b/>
+          <w:bCs/>
+        </w:rPr>
+        <w:t xml:space="preserve">hat </w:t>
+      </w:r>
+      <w:proofErr w:type="spellStart"/>
+      <w:r>
+        <w:rPr>
+          <w:b/>
+          <w:bCs/>
+        </w:rPr>
+        <w:t>beraten</w:t>
+      </w:r>
+      <w:proofErr w:type="spellEnd"/>
+    </w:p>
+    <w:p>
+      <w:pPr>
+        <w:pStyle w:val="ListParagraph"/>
+        <w:numPr>
+          <w:ilvl w:val="0"/>
+          <w:numId w:val="4"/>
+        </w:numPr>
+      </w:pPr>
+      <w:proofErr w:type="spellStart"/>
+      <w:r>
+        <w:rPr>
+          <w:b/>
+          <w:bCs/>
+        </w:rPr>
+        <w:t>abarbeiten</w:t>
+      </w:r>
+      <w:proofErr w:type="spellEnd"/>
+      <w:r>
+        <w:t xml:space="preserve"> – to work off, to process, to work through – </w:t>
+      </w:r>
+      <w:r>
+        <w:rPr>
+          <w:b/>
+          <w:bCs/>
+        </w:rPr>
+        <w:t xml:space="preserve">hat </w:t>
+      </w:r>
+      <w:proofErr w:type="spellStart"/>
+      <w:r>
+        <w:rPr>
+          <w:b/>
+          <w:bCs/>
+        </w:rPr>
+        <w:t>abgearbeitet</w:t>
+      </w:r>
+      <w:proofErr w:type="spellEnd"/>
+    </w:p>
+    <w:p>
+      <w:pPr>
+        <w:pStyle w:val="ListParagraph"/>
+        <w:numPr>
+          <w:ilvl w:val="0"/>
+          <w:numId w:val="4"/>
+        </w:numPr>
+      </w:pPr>
+      <w:proofErr w:type="spellStart"/>
+      <w:r>
+        <w:rPr>
+          <w:b/>
+          <w:bCs/>
+        </w:rPr>
+        <w:t>zusagen</w:t>
+      </w:r>
+      <w:proofErr w:type="spellEnd"/>
+      <w:r>
+        <w:t xml:space="preserve"> – to accept, to say yes (to an invitation); to appeal to someone – </w:t>
+      </w:r>
+      <w:r>
+        <w:rPr>
+          <w:b/>
+          <w:bCs/>
+        </w:rPr>
+        <w:t xml:space="preserve">hat </w:t>
+      </w:r>
+      <w:proofErr w:type="spellStart"/>
+      <w:r>
+        <w:rPr>
+          <w:b/>
+          <w:bCs/>
+        </w:rPr>
+        <w:t>zugesagt</w:t>
+      </w:r>
+      <w:proofErr w:type="spellEnd"/>
+      <w:r>
+        <w:t> </w:t>
+      </w:r>
+    </w:p>
+    <w:p>
+      <w:pPr>
+        <w:pStyle w:val="ListParagraph"/>
+        <w:numPr>
+          <w:ilvl w:val="0"/>
+          <w:numId w:val="4"/>
+        </w:numPr>
+      </w:pPr>
+      <w:proofErr w:type="spellStart"/>
+      <w:r>
+        <w:rPr>
+          <w:b/>
+          <w:bCs/>
+        </w:rPr>
+        <w:t>vermuten</w:t>
+      </w:r>
+      <w:proofErr w:type="spellEnd"/>
+      <w:r>
+        <w:t xml:space="preserve"> – to suspect, to presume, to assume</w:t>
+      </w:r>
+      <w:r>
+        <w:t xml:space="preserve"> – hat </w:t>
+      </w:r>
+      <w:proofErr w:type="spellStart"/>
+      <w:r>
+        <w:t>vermutet</w:t>
+      </w:r>
+      <w:proofErr w:type="spellEnd"/>
+    </w:p>
+    <w:p>
+      <w:pPr>
+        <w:pStyle w:val="ListParagraph"/>
+        <w:numPr>
+          <w:ilvl w:val="0"/>
+          <w:numId w:val="4"/>
+        </w:numPr>
+        <w:rPr>
           <w:lang w:val="de-DE"/>
         </w:rPr>
       </w:pPr>
+      <w:r>
+        <w:rPr>
+          <w:b/>
+          <w:bCs/>
+          <w:lang w:val="de-DE"/>
+        </w:rPr>
+        <w:t>zurückrufen</w:t>
+      </w:r>
+      <w:r>
+        <w:rPr>
+          <w:lang w:val="de-DE"/>
+        </w:rPr>
+        <w:t xml:space="preserve"> – to call back – </w:t>
+      </w:r>
+      <w:r>
+        <w:rPr>
+          <w:b/>
+          <w:bCs/>
+          <w:lang w:val="de-DE"/>
+        </w:rPr>
+        <w:t>hat zurückgerufen</w:t>
+      </w:r>
     </w:p>
     <w:sectPr>
       <w:pgSz w:w="11906" w:h="16838"/>
@@ -2704,7 +3064,7 @@
   <w:abstractNum w:abstractNumId="1" w15:restartNumberingAfterBreak="0">
     <w:nsid w:val="13B377DF"/>
     <w:multiLevelType w:val="hybridMultilevel"/>
-    <w:tmpl w:val="EE609688"/>
+    <w:tmpl w:val="FCDC36F2"/>
     <w:lvl w:ilvl="0" w:tplc="0C090001">
       <w:start w:val="1"/>
       <w:numFmt w:val="bullet"/>

--- a/A2/Verbs.docx
+++ b/A2/Verbs.docx
@@ -2889,16 +2889,564 @@
         <w:rPr>
           <w:lang w:val="de-DE"/>
         </w:rPr>
-        <w:t xml:space="preserve"> – to call back – </w:t>
-      </w:r>
-      <w:r>
-        <w:rPr>
-          <w:b/>
-          <w:bCs/>
+        <w:t xml:space="preserve"> – to </w:t>
+      </w:r>
+      <w:proofErr w:type="spellStart"/>
+      <w:r>
+        <w:rPr>
           <w:lang w:val="de-DE"/>
         </w:rPr>
+        <w:t>call</w:t>
+      </w:r>
+      <w:proofErr w:type="spellEnd"/>
+      <w:r>
+        <w:rPr>
+          <w:lang w:val="de-DE"/>
+        </w:rPr>
+        <w:t xml:space="preserve"> back – </w:t>
+      </w:r>
+      <w:r>
+        <w:rPr>
+          <w:b/>
+          <w:bCs/>
+          <w:lang w:val="de-DE"/>
+        </w:rPr>
         <w:t>hat zurückgerufen</w:t>
       </w:r>
+    </w:p>
+    <w:p>
+      <w:pPr>
+        <w:pStyle w:val="ListParagraph"/>
+        <w:numPr>
+          <w:ilvl w:val="0"/>
+          <w:numId w:val="4"/>
+        </w:numPr>
+        <w:rPr>
+          <w:lang w:val="de-DE"/>
+        </w:rPr>
+      </w:pPr>
+      <w:r>
+        <w:rPr>
+          <w:b/>
+          <w:bCs/>
+          <w:lang w:val="de-DE"/>
+        </w:rPr>
+        <w:t>zusammenfassen</w:t>
+      </w:r>
+      <w:r>
+        <w:rPr>
+          <w:lang w:val="de-DE"/>
+        </w:rPr>
+        <w:t xml:space="preserve"> — to </w:t>
+      </w:r>
+      <w:proofErr w:type="spellStart"/>
+      <w:r>
+        <w:rPr>
+          <w:lang w:val="de-DE"/>
+        </w:rPr>
+        <w:t>summarize</w:t>
+      </w:r>
+      <w:proofErr w:type="spellEnd"/>
+      <w:r>
+        <w:rPr>
+          <w:lang w:val="de-DE"/>
+        </w:rPr>
+        <w:t xml:space="preserve">— </w:t>
+      </w:r>
+      <w:r>
+        <w:rPr>
+          <w:b/>
+          <w:bCs/>
+          <w:lang w:val="de-DE"/>
+        </w:rPr>
+        <w:t>hat zusammengefasst</w:t>
+      </w:r>
+      <w:r>
+        <w:rPr>
+          <w:lang w:val="de-DE"/>
+        </w:rPr>
+        <w:t xml:space="preserve"> — </w:t>
+      </w:r>
+      <w:r>
+        <w:rPr>
+          <w:b/>
+          <w:bCs/>
+          <w:lang w:val="de-DE"/>
+        </w:rPr>
+        <w:t>not separable</w:t>
+      </w:r>
+    </w:p>
+    <w:p>
+      <w:pPr>
+        <w:pStyle w:val="ListParagraph"/>
+        <w:numPr>
+          <w:ilvl w:val="0"/>
+          <w:numId w:val="4"/>
+        </w:numPr>
+      </w:pPr>
+      <w:proofErr w:type="spellStart"/>
+      <w:r>
+        <w:rPr>
+          <w:b/>
+          <w:bCs/>
+        </w:rPr>
+        <w:t>erfragen</w:t>
+      </w:r>
+      <w:proofErr w:type="spellEnd"/>
+      <w:r>
+        <w:t xml:space="preserve"> — to ask for / find out by asking — </w:t>
+      </w:r>
+      <w:r>
+        <w:rPr>
+          <w:b/>
+          <w:bCs/>
+        </w:rPr>
+        <w:t xml:space="preserve">hat </w:t>
+      </w:r>
+      <w:proofErr w:type="spellStart"/>
+      <w:r>
+        <w:rPr>
+          <w:b/>
+          <w:bCs/>
+        </w:rPr>
+        <w:t>erfragt</w:t>
+      </w:r>
+      <w:proofErr w:type="spellEnd"/>
+      <w:r>
+        <w:t xml:space="preserve"> — </w:t>
+      </w:r>
+      <w:r>
+        <w:rPr>
+          <w:b/>
+          <w:bCs/>
+        </w:rPr>
+        <w:t xml:space="preserve">not </w:t>
+      </w:r>
+      <w:proofErr w:type="spellStart"/>
+      <w:r>
+        <w:rPr>
+          <w:b/>
+          <w:bCs/>
+        </w:rPr>
+        <w:t>separable</w:t>
+      </w:r>
+      <w:proofErr w:type="spellEnd"/>
+    </w:p>
+    <w:p>
+      <w:pPr>
+        <w:pStyle w:val="ListParagraph"/>
+        <w:numPr>
+          <w:ilvl w:val="0"/>
+          <w:numId w:val="4"/>
+        </w:numPr>
+        <w:rPr>
+          <w:lang w:val="de-DE"/>
+        </w:rPr>
+      </w:pPr>
+      <w:r>
+        <w:rPr>
+          <w:b/>
+          <w:bCs/>
+          <w:lang w:val="de-DE"/>
+        </w:rPr>
+        <w:t>beschäftigen</w:t>
+      </w:r>
+      <w:r>
+        <w:rPr>
+          <w:lang w:val="de-DE"/>
+        </w:rPr>
+        <w:t xml:space="preserve"> — to </w:t>
+      </w:r>
+      <w:proofErr w:type="spellStart"/>
+      <w:r>
+        <w:rPr>
+          <w:lang w:val="de-DE"/>
+        </w:rPr>
+        <w:t>occupy</w:t>
+      </w:r>
+      <w:proofErr w:type="spellEnd"/>
+      <w:r>
+        <w:rPr>
+          <w:lang w:val="de-DE"/>
+        </w:rPr>
+        <w:t xml:space="preserve"> / </w:t>
+      </w:r>
+      <w:proofErr w:type="spellStart"/>
+      <w:r>
+        <w:rPr>
+          <w:lang w:val="de-DE"/>
+        </w:rPr>
+        <w:t>engage</w:t>
+      </w:r>
+      <w:proofErr w:type="spellEnd"/>
+      <w:r>
+        <w:rPr>
+          <w:lang w:val="de-DE"/>
+        </w:rPr>
+        <w:t xml:space="preserve"> — </w:t>
+      </w:r>
+      <w:r>
+        <w:rPr>
+          <w:b/>
+          <w:bCs/>
+          <w:lang w:val="de-DE"/>
+        </w:rPr>
+        <w:t>hat beschäftigt</w:t>
+      </w:r>
+    </w:p>
+    <w:p>
+      <w:pPr>
+        <w:pStyle w:val="ListParagraph"/>
+        <w:numPr>
+          <w:ilvl w:val="0"/>
+          <w:numId w:val="4"/>
+        </w:numPr>
+      </w:pPr>
+      <w:proofErr w:type="spellStart"/>
+      <w:r>
+        <w:rPr>
+          <w:b/>
+          <w:bCs/>
+        </w:rPr>
+        <w:t>anschalten</w:t>
+      </w:r>
+      <w:proofErr w:type="spellEnd"/>
+      <w:r>
+        <w:t xml:space="preserve"> – to turn on, to switch on – </w:t>
+      </w:r>
+      <w:r>
+        <w:rPr>
+          <w:b/>
+          <w:bCs/>
+        </w:rPr>
+        <w:t xml:space="preserve">hat </w:t>
+      </w:r>
+      <w:proofErr w:type="spellStart"/>
+      <w:r>
+        <w:rPr>
+          <w:b/>
+          <w:bCs/>
+        </w:rPr>
+        <w:t>angeschaltet</w:t>
+      </w:r>
+      <w:proofErr w:type="spellEnd"/>
+      <w:r>
+        <w:t xml:space="preserve"> – has turned on, has switched on</w:t>
+      </w:r>
+    </w:p>
+    <w:p>
+      <w:pPr>
+        <w:pStyle w:val="ListParagraph"/>
+        <w:numPr>
+          <w:ilvl w:val="0"/>
+          <w:numId w:val="4"/>
+        </w:numPr>
+      </w:pPr>
+      <w:proofErr w:type="spellStart"/>
+      <w:r>
+        <w:rPr>
+          <w:b/>
+          <w:bCs/>
+        </w:rPr>
+        <w:t>streiten</w:t>
+      </w:r>
+      <w:proofErr w:type="spellEnd"/>
+      <w:r>
+        <w:t xml:space="preserve"> – to argue, to quarrel, to fight (verbally) – </w:t>
+      </w:r>
+      <w:r>
+        <w:rPr>
+          <w:b/>
+          <w:bCs/>
+        </w:rPr>
+        <w:t xml:space="preserve">hat </w:t>
+      </w:r>
+      <w:proofErr w:type="spellStart"/>
+      <w:r>
+        <w:rPr>
+          <w:b/>
+          <w:bCs/>
+        </w:rPr>
+        <w:t>gestritten</w:t>
+      </w:r>
+      <w:proofErr w:type="spellEnd"/>
+    </w:p>
+    <w:p>
+      <w:pPr>
+        <w:pStyle w:val="ListParagraph"/>
+        <w:numPr>
+          <w:ilvl w:val="0"/>
+          <w:numId w:val="4"/>
+        </w:numPr>
+        <w:rPr>
+          <w:lang w:val="de-DE"/>
+        </w:rPr>
+      </w:pPr>
+      <w:r>
+        <w:rPr>
+          <w:lang w:val="de-DE"/>
+        </w:rPr>
+        <w:t xml:space="preserve">einschreiben – to </w:t>
+      </w:r>
+      <w:proofErr w:type="spellStart"/>
+      <w:r>
+        <w:rPr>
+          <w:lang w:val="de-DE"/>
+        </w:rPr>
+        <w:t>register</w:t>
+      </w:r>
+      <w:proofErr w:type="spellEnd"/>
+      <w:r>
+        <w:rPr>
+          <w:lang w:val="de-DE"/>
+        </w:rPr>
+        <w:t xml:space="preserve">, to </w:t>
+      </w:r>
+      <w:proofErr w:type="spellStart"/>
+      <w:r>
+        <w:rPr>
+          <w:lang w:val="de-DE"/>
+        </w:rPr>
+        <w:t>enroll</w:t>
+      </w:r>
+      <w:proofErr w:type="spellEnd"/>
+      <w:r>
+        <w:rPr>
+          <w:lang w:val="de-DE"/>
+        </w:rPr>
+        <w:t xml:space="preserve">, to </w:t>
+      </w:r>
+      <w:proofErr w:type="spellStart"/>
+      <w:r>
+        <w:rPr>
+          <w:lang w:val="de-DE"/>
+        </w:rPr>
+        <w:t>write</w:t>
+      </w:r>
+      <w:proofErr w:type="spellEnd"/>
+      <w:r>
+        <w:rPr>
+          <w:lang w:val="de-DE"/>
+        </w:rPr>
+        <w:t xml:space="preserve"> in,– hat eingeschrieben</w:t>
+      </w:r>
+    </w:p>
+    <w:p>
+      <w:pPr>
+        <w:pStyle w:val="ListParagraph"/>
+        <w:numPr>
+          <w:ilvl w:val="0"/>
+          <w:numId w:val="4"/>
+        </w:numPr>
+      </w:pPr>
+      <w:proofErr w:type="spellStart"/>
+      <w:r>
+        <w:rPr>
+          <w:b/>
+          <w:bCs/>
+        </w:rPr>
+        <w:t>halten</w:t>
+      </w:r>
+      <w:proofErr w:type="spellEnd"/>
+      <w:r>
+        <w:t xml:space="preserve"> – to hold, to stop, to keep, to consider (something as) – </w:t>
+      </w:r>
+      <w:r>
+        <w:rPr>
+          <w:b/>
+          <w:bCs/>
+        </w:rPr>
+        <w:t xml:space="preserve">hat </w:t>
+      </w:r>
+      <w:proofErr w:type="spellStart"/>
+      <w:r>
+        <w:rPr>
+          <w:b/>
+          <w:bCs/>
+        </w:rPr>
+        <w:t>gehalten</w:t>
+      </w:r>
+      <w:proofErr w:type="spellEnd"/>
+    </w:p>
+    <w:p>
+      <w:pPr>
+        <w:pStyle w:val="ListParagraph"/>
+        <w:numPr>
+          <w:ilvl w:val="0"/>
+          <w:numId w:val="4"/>
+        </w:numPr>
+        <w:rPr>
+          <w:lang w:val="de-DE"/>
+        </w:rPr>
+      </w:pPr>
+      <w:r>
+        <w:rPr>
+          <w:b/>
+          <w:bCs/>
+          <w:lang w:val="de-DE"/>
+        </w:rPr>
+        <w:t>überweisen</w:t>
+      </w:r>
+      <w:r>
+        <w:rPr>
+          <w:lang w:val="de-DE"/>
+        </w:rPr>
+        <w:t xml:space="preserve"> – to </w:t>
+      </w:r>
+      <w:proofErr w:type="spellStart"/>
+      <w:r>
+        <w:rPr>
+          <w:lang w:val="de-DE"/>
+        </w:rPr>
+        <w:t>transfer</w:t>
+      </w:r>
+      <w:proofErr w:type="spellEnd"/>
+      <w:r>
+        <w:rPr>
+          <w:lang w:val="de-DE"/>
+        </w:rPr>
+        <w:t xml:space="preserve"> (</w:t>
+      </w:r>
+      <w:proofErr w:type="spellStart"/>
+      <w:r>
+        <w:rPr>
+          <w:lang w:val="de-DE"/>
+        </w:rPr>
+        <w:t>money</w:t>
+      </w:r>
+      <w:proofErr w:type="spellEnd"/>
+      <w:r>
+        <w:rPr>
+          <w:lang w:val="de-DE"/>
+        </w:rPr>
+        <w:t xml:space="preserve">)– </w:t>
+      </w:r>
+      <w:r>
+        <w:rPr>
+          <w:b/>
+          <w:bCs/>
+          <w:lang w:val="de-DE"/>
+        </w:rPr>
+        <w:t>hat überwiesen</w:t>
+      </w:r>
+    </w:p>
+    <w:p>
+      <w:pPr>
+        <w:pStyle w:val="ListParagraph"/>
+        <w:numPr>
+          <w:ilvl w:val="0"/>
+          <w:numId w:val="4"/>
+        </w:numPr>
+      </w:pPr>
+      <w:proofErr w:type="spellStart"/>
+      <w:r>
+        <w:rPr>
+          <w:b/>
+          <w:bCs/>
+        </w:rPr>
+        <w:t>rechnen</w:t>
+      </w:r>
+      <w:proofErr w:type="spellEnd"/>
+      <w:r>
+        <w:t xml:space="preserve"> – to calculate, to compute, to reckon, to count – </w:t>
+      </w:r>
+      <w:r>
+        <w:rPr>
+          <w:b/>
+          <w:bCs/>
+        </w:rPr>
+        <w:t xml:space="preserve">hat </w:t>
+      </w:r>
+      <w:proofErr w:type="spellStart"/>
+      <w:r>
+        <w:rPr>
+          <w:b/>
+          <w:bCs/>
+        </w:rPr>
+        <w:t>gerechnet</w:t>
+      </w:r>
+      <w:proofErr w:type="spellEnd"/>
+      <w:r>
+        <w:t> </w:t>
+      </w:r>
+    </w:p>
+    <w:p>
+      <w:pPr>
+        <w:pStyle w:val="ListParagraph"/>
+        <w:numPr>
+          <w:ilvl w:val="0"/>
+          <w:numId w:val="4"/>
+        </w:numPr>
+      </w:pPr>
+      <w:proofErr w:type="spellStart"/>
+      <w:r>
+        <w:rPr>
+          <w:b/>
+          <w:bCs/>
+        </w:rPr>
+        <w:t>koordinieren</w:t>
+      </w:r>
+      <w:proofErr w:type="spellEnd"/>
+      <w:r>
+        <w:t xml:space="preserve"> – to coordinate – </w:t>
+      </w:r>
+      <w:r>
+        <w:rPr>
+          <w:b/>
+          <w:bCs/>
+        </w:rPr>
+        <w:t xml:space="preserve">hat </w:t>
+      </w:r>
+      <w:proofErr w:type="spellStart"/>
+      <w:r>
+        <w:rPr>
+          <w:b/>
+          <w:bCs/>
+        </w:rPr>
+        <w:t>koordiniert</w:t>
+      </w:r>
+      <w:proofErr w:type="spellEnd"/>
+      <w:r>
+        <w:t xml:space="preserve"> – has coordinated</w:t>
+      </w:r>
+    </w:p>
+    <w:p>
+      <w:pPr>
+        <w:pStyle w:val="ListParagraph"/>
+        <w:numPr>
+          <w:ilvl w:val="0"/>
+          <w:numId w:val="4"/>
+        </w:numPr>
+      </w:pPr>
+      <w:proofErr w:type="spellStart"/>
+      <w:r>
+        <w:rPr>
+          <w:b/>
+          <w:bCs/>
+        </w:rPr>
+        <w:lastRenderedPageBreak/>
+        <w:t>variieren</w:t>
+      </w:r>
+      <w:proofErr w:type="spellEnd"/>
+      <w:r>
+        <w:t xml:space="preserve"> – to vary – </w:t>
+      </w:r>
+      <w:r>
+        <w:rPr>
+          <w:b/>
+          <w:bCs/>
+        </w:rPr>
+        <w:t xml:space="preserve">hat </w:t>
+      </w:r>
+      <w:proofErr w:type="spellStart"/>
+      <w:r>
+        <w:rPr>
+          <w:b/>
+          <w:bCs/>
+        </w:rPr>
+        <w:t>variiert</w:t>
+      </w:r>
+      <w:proofErr w:type="spellEnd"/>
     </w:p>
     <w:sectPr>
       <w:pgSz w:w="11906" w:h="16838"/>
@@ -4825,6 +5373,24 @@
       <w14:ligatures w14:val="none"/>
     </w:rPr>
   </w:style>
+  <w:style w:type="paragraph" w:styleId="NormalWeb">
+    <w:name w:val="Normal (Web)"/>
+    <w:basedOn w:val="Normal"/>
+    <w:uiPriority w:val="99"/>
+    <w:semiHidden/>
+    <w:unhideWhenUsed/>
+    <w:rsid w:val="00FE3E4C"/>
+    <w:pPr>
+      <w:spacing w:before="100" w:beforeAutospacing="1" w:after="100" w:afterAutospacing="1" w:line="240" w:lineRule="auto"/>
+    </w:pPr>
+    <w:rPr>
+      <w:rFonts w:ascii="Times New Roman" w:eastAsia="Times New Roman" w:hAnsi="Times New Roman" w:cs="Times New Roman"/>
+      <w:sz w:val="24"/>
+      <w:szCs w:val="24"/>
+      <w:lang w:eastAsia="en-AU"/>
+      <w14:ligatures w14:val="none"/>
+    </w:rPr>
+  </w:style>
 </w:styles>
 </file>
 

--- a/A2/Verbs.docx
+++ b/A2/Verbs.docx
@@ -2569,13 +2569,7 @@
         <w:rPr>
           <w:lang w:val="de-DE" w:eastAsia="en-AU"/>
         </w:rPr>
-        <w:t xml:space="preserve">-- </w:t>
-      </w:r>
-      <w:r>
-        <w:rPr>
-          <w:lang w:val="de-DE" w:eastAsia="en-AU"/>
-        </w:rPr>
-        <w:t xml:space="preserve"> to pass on (a </w:t>
+        <w:t xml:space="preserve">--  to pass on (a </w:t>
       </w:r>
       <w:proofErr w:type="spellStart"/>
       <w:r>
@@ -3020,17 +3014,8 @@
           <w:b/>
           <w:bCs/>
         </w:rPr>
-        <w:t xml:space="preserve">not </w:t>
-      </w:r>
-      <w:proofErr w:type="spellStart"/>
-      <w:r>
-        <w:rPr>
-          <w:b/>
-          <w:bCs/>
-        </w:rPr>
-        <w:t>separable</w:t>
-      </w:r>
-      <w:proofErr w:type="spellEnd"/>
+        <w:t>not separable</w:t>
+      </w:r>
     </w:p>
     <w:p>
       <w:pPr>
@@ -3447,6 +3432,475 @@
         <w:t>variiert</w:t>
       </w:r>
       <w:proofErr w:type="spellEnd"/>
+    </w:p>
+    <w:p>
+      <w:pPr>
+        <w:pStyle w:val="ListParagraph"/>
+        <w:numPr>
+          <w:ilvl w:val="0"/>
+          <w:numId w:val="4"/>
+        </w:numPr>
+      </w:pPr>
+      <w:proofErr w:type="spellStart"/>
+      <w:r>
+        <w:rPr>
+          <w:b/>
+          <w:bCs/>
+        </w:rPr>
+        <w:t>durchführen</w:t>
+      </w:r>
+      <w:proofErr w:type="spellEnd"/>
+      <w:r>
+        <w:t xml:space="preserve"> – to carry out, to conduct, to perform, to execute – </w:t>
+      </w:r>
+      <w:r>
+        <w:rPr>
+          <w:b/>
+          <w:bCs/>
+        </w:rPr>
+        <w:t xml:space="preserve">hat </w:t>
+      </w:r>
+      <w:proofErr w:type="spellStart"/>
+      <w:r>
+        <w:rPr>
+          <w:b/>
+          <w:bCs/>
+        </w:rPr>
+        <w:t>durchgeführt</w:t>
+      </w:r>
+      <w:proofErr w:type="spellEnd"/>
+      <w:r>
+        <w:t> </w:t>
+      </w:r>
+      <w:proofErr w:type="spellStart"/>
+      <w:r>
+        <w:t>insep</w:t>
+      </w:r>
+      <w:proofErr w:type="spellEnd"/>
+    </w:p>
+    <w:p>
+      <w:pPr>
+        <w:pStyle w:val="ListParagraph"/>
+        <w:numPr>
+          <w:ilvl w:val="0"/>
+          <w:numId w:val="4"/>
+        </w:numPr>
+      </w:pPr>
+      <w:proofErr w:type="spellStart"/>
+      <w:r>
+        <w:rPr>
+          <w:b/>
+          <w:bCs/>
+        </w:rPr>
+        <w:t>heiraten</w:t>
+      </w:r>
+      <w:proofErr w:type="spellEnd"/>
+      <w:r>
+        <w:t xml:space="preserve"> – to marry, to get married – </w:t>
+      </w:r>
+      <w:r>
+        <w:rPr>
+          <w:b/>
+          <w:bCs/>
+        </w:rPr>
+        <w:t xml:space="preserve">hat </w:t>
+      </w:r>
+      <w:proofErr w:type="spellStart"/>
+      <w:r>
+        <w:rPr>
+          <w:b/>
+          <w:bCs/>
+        </w:rPr>
+        <w:t>geheiratet</w:t>
+      </w:r>
+      <w:proofErr w:type="spellEnd"/>
+    </w:p>
+    <w:p>
+      <w:pPr>
+        <w:pStyle w:val="ListParagraph"/>
+        <w:numPr>
+          <w:ilvl w:val="0"/>
+          <w:numId w:val="4"/>
+        </w:numPr>
+      </w:pPr>
+      <w:proofErr w:type="spellStart"/>
+      <w:r>
+        <w:rPr>
+          <w:b/>
+          <w:bCs/>
+        </w:rPr>
+        <w:t>reagieren</w:t>
+      </w:r>
+      <w:proofErr w:type="spellEnd"/>
+      <w:r>
+        <w:t xml:space="preserve"> – to react, to respond – </w:t>
+      </w:r>
+      <w:r>
+        <w:rPr>
+          <w:b/>
+          <w:bCs/>
+        </w:rPr>
+        <w:t xml:space="preserve">hat </w:t>
+      </w:r>
+      <w:proofErr w:type="spellStart"/>
+      <w:r>
+        <w:rPr>
+          <w:b/>
+          <w:bCs/>
+        </w:rPr>
+        <w:t>reagiert</w:t>
+      </w:r>
+      <w:proofErr w:type="spellEnd"/>
+      <w:r>
+        <w:t> </w:t>
+      </w:r>
+    </w:p>
+    <w:p>
+      <w:pPr>
+        <w:pStyle w:val="ListParagraph"/>
+        <w:numPr>
+          <w:ilvl w:val="0"/>
+          <w:numId w:val="4"/>
+        </w:numPr>
+      </w:pPr>
+      <w:proofErr w:type="spellStart"/>
+      <w:r>
+        <w:rPr>
+          <w:b/>
+          <w:bCs/>
+        </w:rPr>
+        <w:t>austauschen</w:t>
+      </w:r>
+      <w:proofErr w:type="spellEnd"/>
+      <w:r>
+        <w:t xml:space="preserve"> – to exchange, to swap, to replace – </w:t>
+      </w:r>
+      <w:r>
+        <w:rPr>
+          <w:b/>
+          <w:bCs/>
+        </w:rPr>
+        <w:t xml:space="preserve">hat </w:t>
+      </w:r>
+      <w:proofErr w:type="spellStart"/>
+      <w:r>
+        <w:rPr>
+          <w:b/>
+          <w:bCs/>
+        </w:rPr>
+        <w:t>ausgetauscht</w:t>
+      </w:r>
+      <w:proofErr w:type="spellEnd"/>
+    </w:p>
+    <w:p>
+      <w:pPr>
+        <w:pStyle w:val="ListParagraph"/>
+        <w:numPr>
+          <w:ilvl w:val="0"/>
+          <w:numId w:val="4"/>
+        </w:numPr>
+      </w:pPr>
+      <w:proofErr w:type="spellStart"/>
+      <w:r>
+        <w:rPr>
+          <w:b/>
+          <w:bCs/>
+        </w:rPr>
+        <w:t>blühen</w:t>
+      </w:r>
+      <w:proofErr w:type="spellEnd"/>
+      <w:r>
+        <w:t xml:space="preserve"> – to bloom, to blossom, to flower – </w:t>
+      </w:r>
+      <w:r>
+        <w:rPr>
+          <w:b/>
+          <w:bCs/>
+        </w:rPr>
+        <w:t xml:space="preserve">hat </w:t>
+      </w:r>
+      <w:proofErr w:type="spellStart"/>
+      <w:r>
+        <w:rPr>
+          <w:b/>
+          <w:bCs/>
+        </w:rPr>
+        <w:t>geblüht</w:t>
+      </w:r>
+      <w:proofErr w:type="spellEnd"/>
+    </w:p>
+    <w:p>
+      <w:pPr>
+        <w:pStyle w:val="ListParagraph"/>
+        <w:numPr>
+          <w:ilvl w:val="0"/>
+          <w:numId w:val="4"/>
+        </w:numPr>
+        <w:rPr>
+          <w:lang w:val="de-DE"/>
+        </w:rPr>
+      </w:pPr>
+      <w:r>
+        <w:rPr>
+          <w:b/>
+          <w:bCs/>
+          <w:lang w:val="de-DE"/>
+        </w:rPr>
+        <w:t>die Voraussetzung</w:t>
+      </w:r>
+      <w:r>
+        <w:rPr>
+          <w:lang w:val="de-DE"/>
+        </w:rPr>
+        <w:t xml:space="preserve"> – die Voraussetzungen – the </w:t>
+      </w:r>
+      <w:proofErr w:type="spellStart"/>
+      <w:r>
+        <w:rPr>
+          <w:lang w:val="de-DE"/>
+        </w:rPr>
+        <w:t>prerequisite</w:t>
+      </w:r>
+      <w:proofErr w:type="spellEnd"/>
+      <w:r>
+        <w:rPr>
+          <w:lang w:val="de-DE"/>
+        </w:rPr>
+        <w:t xml:space="preserve">, the </w:t>
+      </w:r>
+      <w:proofErr w:type="spellStart"/>
+      <w:r>
+        <w:rPr>
+          <w:lang w:val="de-DE"/>
+        </w:rPr>
+        <w:t>precondition</w:t>
+      </w:r>
+      <w:proofErr w:type="spellEnd"/>
+    </w:p>
+    <w:p>
+      <w:pPr>
+        <w:pStyle w:val="ListParagraph"/>
+        <w:numPr>
+          <w:ilvl w:val="0"/>
+          <w:numId w:val="4"/>
+        </w:numPr>
+      </w:pPr>
+      <w:proofErr w:type="spellStart"/>
+      <w:r>
+        <w:rPr>
+          <w:b/>
+          <w:bCs/>
+        </w:rPr>
+        <w:t>bestimmen</w:t>
+      </w:r>
+      <w:proofErr w:type="spellEnd"/>
+      <w:r>
+        <w:t xml:space="preserve"> – to determine, to define, to decide, to specify – </w:t>
+      </w:r>
+      <w:r>
+        <w:rPr>
+          <w:b/>
+          <w:bCs/>
+        </w:rPr>
+        <w:t xml:space="preserve">hat </w:t>
+      </w:r>
+      <w:proofErr w:type="spellStart"/>
+      <w:r>
+        <w:rPr>
+          <w:b/>
+          <w:bCs/>
+        </w:rPr>
+        <w:t>bestimmt</w:t>
+      </w:r>
+      <w:proofErr w:type="spellEnd"/>
+    </w:p>
+    <w:p>
+      <w:pPr>
+        <w:pStyle w:val="ListParagraph"/>
+        <w:numPr>
+          <w:ilvl w:val="0"/>
+          <w:numId w:val="4"/>
+        </w:numPr>
+      </w:pPr>
+      <w:proofErr w:type="spellStart"/>
+      <w:r>
+        <w:rPr>
+          <w:b/>
+          <w:bCs/>
+        </w:rPr>
+        <w:t>herausfinden</w:t>
+      </w:r>
+      <w:proofErr w:type="spellEnd"/>
+      <w:r>
+        <w:t xml:space="preserve"> – to find out, to discover – </w:t>
+      </w:r>
+      <w:r>
+        <w:rPr>
+          <w:b/>
+          <w:bCs/>
+        </w:rPr>
+        <w:t xml:space="preserve">hat </w:t>
+      </w:r>
+      <w:proofErr w:type="spellStart"/>
+      <w:r>
+        <w:rPr>
+          <w:b/>
+          <w:bCs/>
+        </w:rPr>
+        <w:t>herausgefunden</w:t>
+      </w:r>
+      <w:proofErr w:type="spellEnd"/>
+      <w:r>
+        <w:t> </w:t>
+      </w:r>
+    </w:p>
+    <w:p>
+      <w:pPr>
+        <w:pStyle w:val="ListParagraph"/>
+        <w:numPr>
+          <w:ilvl w:val="0"/>
+          <w:numId w:val="4"/>
+        </w:numPr>
+      </w:pPr>
+      <w:proofErr w:type="spellStart"/>
+      <w:r>
+        <w:rPr>
+          <w:b/>
+          <w:bCs/>
+        </w:rPr>
+        <w:t>erfolgen</w:t>
+      </w:r>
+      <w:proofErr w:type="spellEnd"/>
+      <w:r>
+        <w:t xml:space="preserve"> – to occur, to take place, to happen, to follow – </w:t>
+      </w:r>
+      <w:proofErr w:type="spellStart"/>
+      <w:r>
+        <w:rPr>
+          <w:b/>
+          <w:bCs/>
+        </w:rPr>
+        <w:t>ist</w:t>
+      </w:r>
+      <w:proofErr w:type="spellEnd"/>
+      <w:r>
+        <w:rPr>
+          <w:b/>
+          <w:bCs/>
+        </w:rPr>
+        <w:t xml:space="preserve"> </w:t>
+      </w:r>
+      <w:proofErr w:type="spellStart"/>
+      <w:r>
+        <w:rPr>
+          <w:b/>
+          <w:bCs/>
+        </w:rPr>
+        <w:t>erfolgt</w:t>
+      </w:r>
+      <w:proofErr w:type="spellEnd"/>
+    </w:p>
+    <w:p>
+      <w:pPr>
+        <w:pStyle w:val="ListParagraph"/>
+        <w:numPr>
+          <w:ilvl w:val="0"/>
+          <w:numId w:val="4"/>
+        </w:numPr>
+      </w:pPr>
+      <w:proofErr w:type="spellStart"/>
+      <w:r>
+        <w:rPr>
+          <w:b/>
+          <w:bCs/>
+        </w:rPr>
+        <w:t>erhalten</w:t>
+      </w:r>
+      <w:proofErr w:type="spellEnd"/>
+      <w:r>
+        <w:t xml:space="preserve"> – to receive, to get, to preserve, to maintain – </w:t>
+      </w:r>
+      <w:r>
+        <w:rPr>
+          <w:b/>
+          <w:bCs/>
+        </w:rPr>
+        <w:t xml:space="preserve">hat </w:t>
+      </w:r>
+      <w:proofErr w:type="spellStart"/>
+      <w:r>
+        <w:rPr>
+          <w:b/>
+          <w:bCs/>
+        </w:rPr>
+        <w:t>erhalten</w:t>
+      </w:r>
+      <w:proofErr w:type="spellEnd"/>
+    </w:p>
+    <w:p>
+      <w:pPr>
+        <w:pStyle w:val="ListParagraph"/>
+        <w:numPr>
+          <w:ilvl w:val="0"/>
+          <w:numId w:val="4"/>
+        </w:numPr>
+      </w:pPr>
+      <w:proofErr w:type="spellStart"/>
+      <w:r>
+        <w:rPr>
+          <w:b/>
+          <w:bCs/>
+        </w:rPr>
+        <w:t>überlegen</w:t>
+      </w:r>
+      <w:proofErr w:type="spellEnd"/>
+      <w:r>
+        <w:t xml:space="preserve"> – to think about, to consider, to ponder – </w:t>
+      </w:r>
+      <w:r>
+        <w:rPr>
+          <w:b/>
+          <w:bCs/>
+        </w:rPr>
+        <w:t xml:space="preserve">hat </w:t>
+      </w:r>
+      <w:proofErr w:type="spellStart"/>
+      <w:r>
+        <w:rPr>
+          <w:b/>
+          <w:bCs/>
+        </w:rPr>
+        <w:t>überlegt</w:t>
+      </w:r>
+      <w:proofErr w:type="spellEnd"/>
+      <w:r>
+        <w:rPr>
+          <w:b/>
+          <w:bCs/>
+        </w:rPr>
+        <w:t xml:space="preserve"> </w:t>
+      </w:r>
+      <w:proofErr w:type="spellStart"/>
+      <w:r>
+        <w:rPr>
+          <w:b/>
+          <w:bCs/>
+        </w:rPr>
+        <w:t>insep</w:t>
+      </w:r>
+      <w:proofErr w:type="spellEnd"/>
+    </w:p>
+    <w:p>
+      <w:pPr>
+        <w:pStyle w:val="ListParagraph"/>
+        <w:numPr>
+          <w:ilvl w:val="0"/>
+          <w:numId w:val="4"/>
+        </w:numPr>
+      </w:pPr>
+      <w:r>
+        <w:t> </w:t>
+      </w:r>
     </w:p>
     <w:sectPr>
       <w:pgSz w:w="11906" w:h="16838"/>

--- a/A2/Verbs.docx
+++ b/A2/Verbs.docx
@@ -3901,6 +3901,1630 @@
       <w:r>
         <w:t> </w:t>
       </w:r>
+      <w:proofErr w:type="spellStart"/>
+      <w:r>
+        <w:rPr>
+          <w:b/>
+          <w:bCs/>
+        </w:rPr>
+        <w:t>übernehmen</w:t>
+      </w:r>
+      <w:proofErr w:type="spellEnd"/>
+      <w:r>
+        <w:t xml:space="preserve"> – to take over– </w:t>
+      </w:r>
+      <w:r>
+        <w:rPr>
+          <w:b/>
+          <w:bCs/>
+        </w:rPr>
+        <w:t xml:space="preserve">hat </w:t>
+      </w:r>
+      <w:proofErr w:type="spellStart"/>
+      <w:r>
+        <w:rPr>
+          <w:b/>
+          <w:bCs/>
+        </w:rPr>
+        <w:t>übernommen</w:t>
+      </w:r>
+      <w:proofErr w:type="spellEnd"/>
+    </w:p>
+    <w:p>
+      <w:pPr>
+        <w:pStyle w:val="ListParagraph"/>
+        <w:numPr>
+          <w:ilvl w:val="0"/>
+          <w:numId w:val="4"/>
+        </w:numPr>
+      </w:pPr>
+      <w:proofErr w:type="spellStart"/>
+      <w:r>
+        <w:rPr>
+          <w:b/>
+          <w:bCs/>
+        </w:rPr>
+        <w:t>a</w:t>
+      </w:r>
+      <w:r>
+        <w:t>n</w:t>
+      </w:r>
+      <w:r>
+        <w:rPr>
+          <w:b/>
+          <w:bCs/>
+        </w:rPr>
+        <w:t>geln</w:t>
+      </w:r>
+      <w:proofErr w:type="spellEnd"/>
+      <w:r>
+        <w:t xml:space="preserve"> – to fish – hat </w:t>
+      </w:r>
+      <w:proofErr w:type="spellStart"/>
+      <w:r>
+        <w:t>geangelt</w:t>
+      </w:r>
+      <w:proofErr w:type="spellEnd"/>
+      <w:r>
+        <w:t xml:space="preserve"> – not separable</w:t>
+      </w:r>
+    </w:p>
+    <w:p>
+      <w:pPr>
+        <w:pStyle w:val="ListParagraph"/>
+        <w:numPr>
+          <w:ilvl w:val="0"/>
+          <w:numId w:val="4"/>
+        </w:numPr>
+      </w:pPr>
+      <w:proofErr w:type="spellStart"/>
+      <w:r>
+        <w:rPr>
+          <w:b/>
+          <w:bCs/>
+        </w:rPr>
+        <w:t>wandern</w:t>
+      </w:r>
+      <w:proofErr w:type="spellEnd"/>
+      <w:r>
+        <w:t xml:space="preserve"> – to hike – </w:t>
+      </w:r>
+      <w:proofErr w:type="spellStart"/>
+      <w:r>
+        <w:t>ist</w:t>
+      </w:r>
+      <w:proofErr w:type="spellEnd"/>
+      <w:r>
+        <w:t xml:space="preserve"> </w:t>
+      </w:r>
+      <w:proofErr w:type="spellStart"/>
+      <w:r>
+        <w:t>gewandert</w:t>
+      </w:r>
+      <w:proofErr w:type="spellEnd"/>
+      <w:r>
+        <w:t xml:space="preserve"> – not separable</w:t>
+      </w:r>
+    </w:p>
+    <w:p>
+      <w:pPr>
+        <w:pStyle w:val="ListParagraph"/>
+        <w:numPr>
+          <w:ilvl w:val="0"/>
+          <w:numId w:val="4"/>
+        </w:numPr>
+        <w:rPr>
+          <w:lang w:val="de-DE"/>
+        </w:rPr>
+      </w:pPr>
+      <w:r>
+        <w:rPr>
+          <w:b/>
+          <w:bCs/>
+          <w:lang w:val="de-DE"/>
+        </w:rPr>
+        <w:t>Ski fahren</w:t>
+      </w:r>
+      <w:r>
+        <w:rPr>
+          <w:lang w:val="de-DE"/>
+        </w:rPr>
+        <w:t xml:space="preserve"> – to </w:t>
+      </w:r>
+      <w:proofErr w:type="spellStart"/>
+      <w:r>
+        <w:rPr>
+          <w:lang w:val="de-DE"/>
+        </w:rPr>
+        <w:t>ski</w:t>
+      </w:r>
+      <w:proofErr w:type="spellEnd"/>
+      <w:r>
+        <w:rPr>
+          <w:lang w:val="de-DE"/>
+        </w:rPr>
+        <w:t xml:space="preserve"> – ist Ski gefahren – separable (Ski + fahren)</w:t>
+      </w:r>
+    </w:p>
+    <w:p>
+      <w:pPr>
+        <w:pStyle w:val="ListParagraph"/>
+        <w:numPr>
+          <w:ilvl w:val="0"/>
+          <w:numId w:val="4"/>
+        </w:numPr>
+      </w:pPr>
+      <w:proofErr w:type="spellStart"/>
+      <w:r>
+        <w:rPr>
+          <w:b/>
+          <w:bCs/>
+        </w:rPr>
+        <w:t>Pilze</w:t>
+      </w:r>
+      <w:proofErr w:type="spellEnd"/>
+      <w:r>
+        <w:rPr>
+          <w:b/>
+          <w:bCs/>
+        </w:rPr>
+        <w:t xml:space="preserve"> </w:t>
+      </w:r>
+      <w:proofErr w:type="spellStart"/>
+      <w:r>
+        <w:rPr>
+          <w:b/>
+          <w:bCs/>
+        </w:rPr>
+        <w:t>suchen</w:t>
+      </w:r>
+      <w:proofErr w:type="spellEnd"/>
+      <w:r>
+        <w:t xml:space="preserve"> – to look for mushrooms – hat </w:t>
+      </w:r>
+      <w:proofErr w:type="spellStart"/>
+      <w:r>
+        <w:t>Pilze</w:t>
+      </w:r>
+      <w:proofErr w:type="spellEnd"/>
+      <w:r>
+        <w:t xml:space="preserve"> </w:t>
+      </w:r>
+      <w:proofErr w:type="spellStart"/>
+      <w:r>
+        <w:t>gesucht</w:t>
+      </w:r>
+      <w:proofErr w:type="spellEnd"/>
+      <w:r>
+        <w:t xml:space="preserve"> – separable (</w:t>
+      </w:r>
+      <w:proofErr w:type="spellStart"/>
+      <w:r>
+        <w:t>Pilze</w:t>
+      </w:r>
+      <w:proofErr w:type="spellEnd"/>
+      <w:r>
+        <w:t xml:space="preserve"> + </w:t>
+      </w:r>
+      <w:proofErr w:type="spellStart"/>
+      <w:r>
+        <w:t>suchen</w:t>
+      </w:r>
+      <w:proofErr w:type="spellEnd"/>
+      <w:r>
+        <w:t>)</w:t>
+      </w:r>
+    </w:p>
+    <w:p>
+      <w:pPr>
+        <w:pStyle w:val="ListParagraph"/>
+        <w:numPr>
+          <w:ilvl w:val="0"/>
+          <w:numId w:val="4"/>
+        </w:numPr>
+      </w:pPr>
+      <w:proofErr w:type="spellStart"/>
+      <w:r>
+        <w:rPr>
+          <w:b/>
+          <w:bCs/>
+        </w:rPr>
+        <w:t>schwimmen</w:t>
+      </w:r>
+      <w:proofErr w:type="spellEnd"/>
+      <w:r>
+        <w:t xml:space="preserve"> – to swim – </w:t>
+      </w:r>
+      <w:proofErr w:type="spellStart"/>
+      <w:r>
+        <w:t>ist</w:t>
+      </w:r>
+      <w:proofErr w:type="spellEnd"/>
+      <w:r>
+        <w:t xml:space="preserve"> </w:t>
+      </w:r>
+      <w:proofErr w:type="spellStart"/>
+      <w:r>
+        <w:t>geschwommen</w:t>
+      </w:r>
+      <w:proofErr w:type="spellEnd"/>
+      <w:r>
+        <w:t xml:space="preserve"> – not separable</w:t>
+      </w:r>
+    </w:p>
+    <w:p>
+      <w:pPr>
+        <w:pStyle w:val="ListParagraph"/>
+        <w:numPr>
+          <w:ilvl w:val="0"/>
+          <w:numId w:val="4"/>
+        </w:numPr>
+        <w:rPr>
+          <w:lang w:val="de-DE"/>
+        </w:rPr>
+      </w:pPr>
+      <w:r>
+        <w:rPr>
+          <w:b/>
+          <w:bCs/>
+          <w:lang w:val="de-DE"/>
+        </w:rPr>
+        <w:t>Kajak fahren</w:t>
+      </w:r>
+      <w:r>
+        <w:rPr>
+          <w:lang w:val="de-DE"/>
+        </w:rPr>
+        <w:t xml:space="preserve"> – to </w:t>
+      </w:r>
+      <w:proofErr w:type="spellStart"/>
+      <w:r>
+        <w:rPr>
+          <w:lang w:val="de-DE"/>
+        </w:rPr>
+        <w:t>kayak</w:t>
+      </w:r>
+      <w:proofErr w:type="spellEnd"/>
+      <w:r>
+        <w:rPr>
+          <w:lang w:val="de-DE"/>
+        </w:rPr>
+        <w:t xml:space="preserve"> – ist Kajak gefahren – separable (Kajak + fahren)</w:t>
+      </w:r>
+    </w:p>
+    <w:p>
+      <w:pPr>
+        <w:pStyle w:val="ListParagraph"/>
+        <w:numPr>
+          <w:ilvl w:val="0"/>
+          <w:numId w:val="4"/>
+        </w:numPr>
+      </w:pPr>
+      <w:proofErr w:type="spellStart"/>
+      <w:r>
+        <w:rPr>
+          <w:b/>
+          <w:bCs/>
+        </w:rPr>
+        <w:t>sich</w:t>
+      </w:r>
+      <w:proofErr w:type="spellEnd"/>
+      <w:r>
+        <w:rPr>
+          <w:b/>
+          <w:bCs/>
+        </w:rPr>
+        <w:t xml:space="preserve"> </w:t>
+      </w:r>
+      <w:proofErr w:type="spellStart"/>
+      <w:r>
+        <w:rPr>
+          <w:b/>
+          <w:bCs/>
+        </w:rPr>
+        <w:t>sonnen</w:t>
+      </w:r>
+      <w:proofErr w:type="spellEnd"/>
+      <w:r>
+        <w:t xml:space="preserve"> – to sunbathe – hat </w:t>
+      </w:r>
+      <w:proofErr w:type="spellStart"/>
+      <w:r>
+        <w:t>sich</w:t>
+      </w:r>
+      <w:proofErr w:type="spellEnd"/>
+      <w:r>
+        <w:t xml:space="preserve"> </w:t>
+      </w:r>
+      <w:proofErr w:type="spellStart"/>
+      <w:r>
+        <w:t>gesonnt</w:t>
+      </w:r>
+      <w:proofErr w:type="spellEnd"/>
+      <w:r>
+        <w:t xml:space="preserve"> – not separable</w:t>
+      </w:r>
+    </w:p>
+    <w:p>
+      <w:pPr>
+        <w:pStyle w:val="ListParagraph"/>
+        <w:numPr>
+          <w:ilvl w:val="0"/>
+          <w:numId w:val="4"/>
+        </w:numPr>
+      </w:pPr>
+      <w:proofErr w:type="spellStart"/>
+      <w:r>
+        <w:rPr>
+          <w:b/>
+          <w:bCs/>
+        </w:rPr>
+        <w:t>tauchen</w:t>
+      </w:r>
+      <w:proofErr w:type="spellEnd"/>
+      <w:r>
+        <w:t xml:space="preserve"> – to dive – </w:t>
+      </w:r>
+      <w:proofErr w:type="spellStart"/>
+      <w:r>
+        <w:t>ist</w:t>
+      </w:r>
+      <w:proofErr w:type="spellEnd"/>
+      <w:r>
+        <w:t xml:space="preserve">/hat </w:t>
+      </w:r>
+      <w:proofErr w:type="spellStart"/>
+      <w:r>
+        <w:t>getaucht</w:t>
+      </w:r>
+      <w:proofErr w:type="spellEnd"/>
+      <w:r>
+        <w:t xml:space="preserve"> – not separable (</w:t>
+      </w:r>
+      <w:proofErr w:type="spellStart"/>
+      <w:r>
+        <w:t>ist</w:t>
+      </w:r>
+      <w:proofErr w:type="spellEnd"/>
+      <w:r>
+        <w:t xml:space="preserve"> = movement, hat = diving activity)</w:t>
+      </w:r>
+    </w:p>
+    <w:p>
+      <w:pPr>
+        <w:pStyle w:val="ListParagraph"/>
+        <w:numPr>
+          <w:ilvl w:val="0"/>
+          <w:numId w:val="4"/>
+        </w:numPr>
+        <w:rPr>
+          <w:lang w:val="de-DE"/>
+        </w:rPr>
+      </w:pPr>
+      <w:r>
+        <w:rPr>
+          <w:b/>
+          <w:bCs/>
+          <w:lang w:val="de-DE"/>
+        </w:rPr>
+        <w:t>mit dem Boot fahren</w:t>
+      </w:r>
+      <w:r>
+        <w:rPr>
+          <w:lang w:val="de-DE"/>
+        </w:rPr>
+        <w:t xml:space="preserve"> – to go by </w:t>
+      </w:r>
+      <w:proofErr w:type="spellStart"/>
+      <w:r>
+        <w:rPr>
+          <w:lang w:val="de-DE"/>
+        </w:rPr>
+        <w:t>boat</w:t>
+      </w:r>
+      <w:proofErr w:type="spellEnd"/>
+      <w:r>
+        <w:rPr>
+          <w:lang w:val="de-DE"/>
+        </w:rPr>
+        <w:t xml:space="preserve"> – ist mit dem Boot gefahren – separable (mit + fahren)</w:t>
+      </w:r>
+    </w:p>
+    <w:p>
+      <w:pPr>
+        <w:pStyle w:val="ListParagraph"/>
+        <w:numPr>
+          <w:ilvl w:val="0"/>
+          <w:numId w:val="4"/>
+        </w:numPr>
+      </w:pPr>
+      <w:proofErr w:type="spellStart"/>
+      <w:r>
+        <w:rPr>
+          <w:b/>
+          <w:bCs/>
+        </w:rPr>
+        <w:t>segeln</w:t>
+      </w:r>
+      <w:proofErr w:type="spellEnd"/>
+      <w:r>
+        <w:t xml:space="preserve"> – to sail – </w:t>
+      </w:r>
+      <w:proofErr w:type="spellStart"/>
+      <w:r>
+        <w:t>ist</w:t>
+      </w:r>
+      <w:proofErr w:type="spellEnd"/>
+      <w:r>
+        <w:t xml:space="preserve">/hat </w:t>
+      </w:r>
+      <w:proofErr w:type="spellStart"/>
+      <w:r>
+        <w:t>gesegelt</w:t>
+      </w:r>
+      <w:proofErr w:type="spellEnd"/>
+      <w:r>
+        <w:t xml:space="preserve"> – not separable (</w:t>
+      </w:r>
+      <w:proofErr w:type="spellStart"/>
+      <w:r>
+        <w:t>ist</w:t>
+      </w:r>
+      <w:proofErr w:type="spellEnd"/>
+      <w:r>
+        <w:t xml:space="preserve"> = movement, hat = sailing activity)</w:t>
+      </w:r>
+    </w:p>
+    <w:p>
+      <w:pPr>
+        <w:pStyle w:val="ListParagraph"/>
+        <w:numPr>
+          <w:ilvl w:val="0"/>
+          <w:numId w:val="4"/>
+        </w:numPr>
+        <w:rPr>
+          <w:lang w:val="de-DE"/>
+        </w:rPr>
+      </w:pPr>
+      <w:r>
+        <w:rPr>
+          <w:b/>
+          <w:bCs/>
+          <w:lang w:val="de-DE"/>
+        </w:rPr>
+        <w:t>auf einen Berg steigen/klettern</w:t>
+      </w:r>
+      <w:r>
+        <w:rPr>
+          <w:lang w:val="de-DE"/>
+        </w:rPr>
+        <w:t xml:space="preserve"> – to </w:t>
+      </w:r>
+      <w:proofErr w:type="spellStart"/>
+      <w:r>
+        <w:rPr>
+          <w:lang w:val="de-DE"/>
+        </w:rPr>
+        <w:t>climb</w:t>
+      </w:r>
+      <w:proofErr w:type="spellEnd"/>
+      <w:r>
+        <w:rPr>
+          <w:lang w:val="de-DE"/>
+        </w:rPr>
+        <w:t xml:space="preserve"> (</w:t>
+      </w:r>
+      <w:proofErr w:type="spellStart"/>
+      <w:r>
+        <w:rPr>
+          <w:lang w:val="de-DE"/>
+        </w:rPr>
+        <w:t>up</w:t>
+      </w:r>
+      <w:proofErr w:type="spellEnd"/>
+      <w:r>
+        <w:rPr>
+          <w:lang w:val="de-DE"/>
+        </w:rPr>
+        <w:t xml:space="preserve">) a </w:t>
+      </w:r>
+      <w:proofErr w:type="spellStart"/>
+      <w:r>
+        <w:rPr>
+          <w:lang w:val="de-DE"/>
+        </w:rPr>
+        <w:t>mountain</w:t>
+      </w:r>
+      <w:proofErr w:type="spellEnd"/>
+      <w:r>
+        <w:rPr>
+          <w:lang w:val="de-DE"/>
+        </w:rPr>
+        <w:t xml:space="preserve"> – ist auf einen Berg gestiegen/geklettert – separable (auf + steigen/klettern)</w:t>
+      </w:r>
+    </w:p>
+    <w:p>
+      <w:pPr>
+        <w:pStyle w:val="ListParagraph"/>
+        <w:numPr>
+          <w:ilvl w:val="0"/>
+          <w:numId w:val="4"/>
+        </w:numPr>
+      </w:pPr>
+      <w:proofErr w:type="spellStart"/>
+      <w:r>
+        <w:rPr>
+          <w:b/>
+          <w:bCs/>
+        </w:rPr>
+        <w:t>rudern</w:t>
+      </w:r>
+      <w:proofErr w:type="spellEnd"/>
+      <w:r>
+        <w:t xml:space="preserve"> – to row – </w:t>
+      </w:r>
+      <w:proofErr w:type="spellStart"/>
+      <w:r>
+        <w:t>ist</w:t>
+      </w:r>
+      <w:proofErr w:type="spellEnd"/>
+      <w:r>
+        <w:t xml:space="preserve">/hat </w:t>
+      </w:r>
+      <w:proofErr w:type="spellStart"/>
+      <w:r>
+        <w:t>gerudert</w:t>
+      </w:r>
+      <w:proofErr w:type="spellEnd"/>
+      <w:r>
+        <w:t xml:space="preserve"> – not separable (</w:t>
+      </w:r>
+      <w:proofErr w:type="spellStart"/>
+      <w:r>
+        <w:t>ist</w:t>
+      </w:r>
+      <w:proofErr w:type="spellEnd"/>
+      <w:r>
+        <w:t xml:space="preserve"> = movement, hat = rowing activity)</w:t>
+      </w:r>
+    </w:p>
+    <w:p>
+      <w:pPr>
+        <w:pStyle w:val="ListParagraph"/>
+        <w:numPr>
+          <w:ilvl w:val="0"/>
+          <w:numId w:val="4"/>
+        </w:numPr>
+      </w:pPr>
+      <w:r>
+        <w:rPr>
+          <w:b/>
+          <w:bCs/>
+        </w:rPr>
+        <w:t xml:space="preserve">Picknick </w:t>
+      </w:r>
+      <w:proofErr w:type="spellStart"/>
+      <w:r>
+        <w:rPr>
+          <w:b/>
+          <w:bCs/>
+        </w:rPr>
+        <w:t>machen</w:t>
+      </w:r>
+      <w:proofErr w:type="spellEnd"/>
+      <w:r>
+        <w:t xml:space="preserve"> – to have a picnic – hat Picknick </w:t>
+      </w:r>
+      <w:proofErr w:type="spellStart"/>
+      <w:r>
+        <w:t>gemacht</w:t>
+      </w:r>
+      <w:proofErr w:type="spellEnd"/>
+      <w:r>
+        <w:t xml:space="preserve"> – separable (Picknick + </w:t>
+      </w:r>
+      <w:proofErr w:type="spellStart"/>
+      <w:r>
+        <w:t>machen</w:t>
+      </w:r>
+      <w:proofErr w:type="spellEnd"/>
+      <w:r>
+        <w:t>)</w:t>
+      </w:r>
+    </w:p>
+    <w:p>
+      <w:pPr>
+        <w:pStyle w:val="ListParagraph"/>
+        <w:numPr>
+          <w:ilvl w:val="0"/>
+          <w:numId w:val="4"/>
+        </w:numPr>
+        <w:rPr>
+          <w:lang w:val="de-DE"/>
+        </w:rPr>
+      </w:pPr>
+      <w:r>
+        <w:rPr>
+          <w:b/>
+          <w:bCs/>
+          <w:lang w:val="de-DE"/>
+        </w:rPr>
+        <w:t>spazieren gehen</w:t>
+      </w:r>
+      <w:r>
+        <w:rPr>
+          <w:lang w:val="de-DE"/>
+        </w:rPr>
+        <w:t xml:space="preserve"> – to go for a </w:t>
+      </w:r>
+      <w:proofErr w:type="spellStart"/>
+      <w:r>
+        <w:rPr>
+          <w:lang w:val="de-DE"/>
+        </w:rPr>
+        <w:t>walk</w:t>
+      </w:r>
+      <w:proofErr w:type="spellEnd"/>
+      <w:r>
+        <w:rPr>
+          <w:lang w:val="de-DE"/>
+        </w:rPr>
+        <w:t xml:space="preserve"> – ist spazieren gegangen – separable (spazieren + gehen)</w:t>
+      </w:r>
+    </w:p>
+    <w:p>
+      <w:pPr>
+        <w:pStyle w:val="ListParagraph"/>
+        <w:numPr>
+          <w:ilvl w:val="0"/>
+          <w:numId w:val="4"/>
+        </w:numPr>
+        <w:rPr>
+          <w:lang w:val="de-DE"/>
+        </w:rPr>
+      </w:pPr>
+      <w:r>
+        <w:rPr>
+          <w:b/>
+          <w:bCs/>
+          <w:lang w:val="de-DE"/>
+        </w:rPr>
+        <w:t>Blumen pflücken</w:t>
+      </w:r>
+      <w:r>
+        <w:rPr>
+          <w:lang w:val="de-DE"/>
+        </w:rPr>
+        <w:t xml:space="preserve"> – to pick </w:t>
+      </w:r>
+      <w:proofErr w:type="spellStart"/>
+      <w:r>
+        <w:rPr>
+          <w:lang w:val="de-DE"/>
+        </w:rPr>
+        <w:t>flowers</w:t>
+      </w:r>
+      <w:proofErr w:type="spellEnd"/>
+      <w:r>
+        <w:rPr>
+          <w:lang w:val="de-DE"/>
+        </w:rPr>
+        <w:t xml:space="preserve"> – hat Blumen gepflückt – separable (Blumen + pflücken)</w:t>
+      </w:r>
+    </w:p>
+    <w:p>
+      <w:pPr>
+        <w:pStyle w:val="ListParagraph"/>
+        <w:numPr>
+          <w:ilvl w:val="0"/>
+          <w:numId w:val="4"/>
+        </w:numPr>
+      </w:pPr>
+      <w:proofErr w:type="spellStart"/>
+      <w:r>
+        <w:t>begründen</w:t>
+      </w:r>
+      <w:proofErr w:type="spellEnd"/>
+      <w:r>
+        <w:t xml:space="preserve"> – to justify / give reasons for – hat </w:t>
+      </w:r>
+      <w:proofErr w:type="spellStart"/>
+      <w:r>
+        <w:t>begründet</w:t>
+      </w:r>
+      <w:proofErr w:type="spellEnd"/>
+      <w:r>
+        <w:t xml:space="preserve"> – not separable</w:t>
+      </w:r>
+    </w:p>
+    <w:p>
+      <w:pPr>
+        <w:pStyle w:val="ListParagraph"/>
+        <w:numPr>
+          <w:ilvl w:val="0"/>
+          <w:numId w:val="4"/>
+        </w:numPr>
+      </w:pPr>
+      <w:proofErr w:type="spellStart"/>
+      <w:r>
+        <w:rPr>
+          <w:b/>
+          <w:bCs/>
+        </w:rPr>
+        <w:t>ausüben</w:t>
+      </w:r>
+      <w:proofErr w:type="spellEnd"/>
+      <w:r>
+        <w:t xml:space="preserve"> – to practice/exercise/exert – hat </w:t>
+      </w:r>
+      <w:proofErr w:type="spellStart"/>
+      <w:r>
+        <w:t>ausgeübt</w:t>
+      </w:r>
+      <w:proofErr w:type="spellEnd"/>
+      <w:r>
+        <w:t xml:space="preserve"> – separable</w:t>
+      </w:r>
+    </w:p>
+    <w:p>
+      <w:pPr>
+        <w:pStyle w:val="ListParagraph"/>
+        <w:numPr>
+          <w:ilvl w:val="0"/>
+          <w:numId w:val="4"/>
+        </w:numPr>
+      </w:pPr>
+      <w:proofErr w:type="spellStart"/>
+      <w:r>
+        <w:rPr>
+          <w:b/>
+          <w:bCs/>
+        </w:rPr>
+        <w:t>überlegen</w:t>
+      </w:r>
+      <w:proofErr w:type="spellEnd"/>
+      <w:r>
+        <w:t xml:space="preserve"> – to think about/consider – hat </w:t>
+      </w:r>
+      <w:proofErr w:type="spellStart"/>
+      <w:r>
+        <w:t>überlegt</w:t>
+      </w:r>
+      <w:proofErr w:type="spellEnd"/>
+      <w:r>
+        <w:t xml:space="preserve"> – not separable.</w:t>
+      </w:r>
+    </w:p>
+    <w:p>
+      <w:pPr>
+        <w:pStyle w:val="ListParagraph"/>
+        <w:numPr>
+          <w:ilvl w:val="0"/>
+          <w:numId w:val="4"/>
+        </w:numPr>
+      </w:pPr>
+      <w:proofErr w:type="spellStart"/>
+      <w:r>
+        <w:rPr>
+          <w:b/>
+          <w:bCs/>
+        </w:rPr>
+        <w:t>sparen</w:t>
+      </w:r>
+      <w:proofErr w:type="spellEnd"/>
+      <w:r>
+        <w:t xml:space="preserve"> – to save/economize – hat </w:t>
+      </w:r>
+      <w:proofErr w:type="spellStart"/>
+      <w:r>
+        <w:t>gespart</w:t>
+      </w:r>
+      <w:proofErr w:type="spellEnd"/>
+    </w:p>
+    <w:p>
+      <w:pPr>
+        <w:pStyle w:val="ListParagraph"/>
+        <w:numPr>
+          <w:ilvl w:val="0"/>
+          <w:numId w:val="4"/>
+        </w:numPr>
+      </w:pPr>
+      <w:proofErr w:type="spellStart"/>
+      <w:r>
+        <w:t>warnen</w:t>
+      </w:r>
+      <w:proofErr w:type="spellEnd"/>
+      <w:r>
+        <w:t xml:space="preserve"> </w:t>
+      </w:r>
+      <w:proofErr w:type="spellStart"/>
+      <w:r>
+        <w:t>vor</w:t>
+      </w:r>
+      <w:proofErr w:type="spellEnd"/>
+    </w:p>
+    <w:p>
+      <w:pPr>
+        <w:pStyle w:val="ListParagraph"/>
+        <w:numPr>
+          <w:ilvl w:val="0"/>
+          <w:numId w:val="4"/>
+        </w:numPr>
+      </w:pPr>
+      <w:proofErr w:type="spellStart"/>
+      <w:r>
+        <w:rPr>
+          <w:b/>
+          <w:bCs/>
+        </w:rPr>
+        <w:t>r</w:t>
+      </w:r>
+      <w:r>
+        <w:rPr>
+          <w:b/>
+          <w:bCs/>
+        </w:rPr>
+        <w:t>egieren</w:t>
+      </w:r>
+      <w:proofErr w:type="spellEnd"/>
+      <w:r>
+        <w:t xml:space="preserve"> – to govern/rule – hat </w:t>
+      </w:r>
+      <w:proofErr w:type="spellStart"/>
+      <w:r>
+        <w:t>regiert</w:t>
+      </w:r>
+      <w:proofErr w:type="spellEnd"/>
+      <w:r>
+        <w:t> </w:t>
+      </w:r>
+    </w:p>
+    <w:p>
+      <w:pPr>
+        <w:pStyle w:val="ListParagraph"/>
+        <w:numPr>
+          <w:ilvl w:val="0"/>
+          <w:numId w:val="4"/>
+        </w:numPr>
+      </w:pPr>
+      <w:proofErr w:type="spellStart"/>
+      <w:r>
+        <w:rPr>
+          <w:b/>
+          <w:bCs/>
+        </w:rPr>
+        <w:t>reklamieren</w:t>
+      </w:r>
+      <w:proofErr w:type="spellEnd"/>
+      <w:r>
+        <w:t xml:space="preserve"> – to complain/make a complaint – hat </w:t>
+      </w:r>
+      <w:proofErr w:type="spellStart"/>
+      <w:r>
+        <w:t>reklamiert</w:t>
+      </w:r>
+      <w:proofErr w:type="spellEnd"/>
+    </w:p>
+    <w:p>
+      <w:pPr>
+        <w:pStyle w:val="ListParagraph"/>
+        <w:numPr>
+          <w:ilvl w:val="0"/>
+          <w:numId w:val="4"/>
+        </w:numPr>
+      </w:pPr>
+      <w:proofErr w:type="spellStart"/>
+      <w:r>
+        <w:rPr>
+          <w:b/>
+          <w:bCs/>
+        </w:rPr>
+        <w:t>weiterführen</w:t>
+      </w:r>
+      <w:proofErr w:type="spellEnd"/>
+      <w:r>
+        <w:t xml:space="preserve"> – to continue/carry on – hat </w:t>
+      </w:r>
+      <w:proofErr w:type="spellStart"/>
+      <w:r>
+        <w:t>weitergeführt</w:t>
+      </w:r>
+      <w:proofErr w:type="spellEnd"/>
+    </w:p>
+    <w:p>
+      <w:pPr>
+        <w:pStyle w:val="ListParagraph"/>
+        <w:numPr>
+          <w:ilvl w:val="0"/>
+          <w:numId w:val="4"/>
+        </w:numPr>
+      </w:pPr>
+      <w:proofErr w:type="spellStart"/>
+      <w:r>
+        <w:rPr>
+          <w:b/>
+          <w:bCs/>
+        </w:rPr>
+        <w:t>herstellen</w:t>
+      </w:r>
+      <w:proofErr w:type="spellEnd"/>
+      <w:r>
+        <w:t xml:space="preserve"> – to produce/manufacture/make – hat </w:t>
+      </w:r>
+      <w:proofErr w:type="spellStart"/>
+      <w:r>
+        <w:t>hergestellt</w:t>
+      </w:r>
+      <w:proofErr w:type="spellEnd"/>
+      <w:r>
+        <w:t xml:space="preserve"> – separable (her + </w:t>
+      </w:r>
+      <w:proofErr w:type="spellStart"/>
+      <w:r>
+        <w:t>stellen</w:t>
+      </w:r>
+      <w:proofErr w:type="spellEnd"/>
+      <w:r>
+        <w:t>).</w:t>
+      </w:r>
+    </w:p>
+    <w:p>
+      <w:pPr>
+        <w:pStyle w:val="ListParagraph"/>
+        <w:numPr>
+          <w:ilvl w:val="0"/>
+          <w:numId w:val="4"/>
+        </w:numPr>
+      </w:pPr>
+      <w:r>
+        <w:t> </w:t>
+      </w:r>
+      <w:proofErr w:type="spellStart"/>
+      <w:r>
+        <w:rPr>
+          <w:b/>
+          <w:bCs/>
+        </w:rPr>
+        <w:t>einschalten</w:t>
+      </w:r>
+      <w:proofErr w:type="spellEnd"/>
+      <w:r>
+        <w:t xml:space="preserve"> – to switch on/turn on/involve – hat </w:t>
+      </w:r>
+      <w:proofErr w:type="spellStart"/>
+      <w:r>
+        <w:t>eingeschaltet</w:t>
+      </w:r>
+      <w:proofErr w:type="spellEnd"/>
+    </w:p>
+    <w:p>
+      <w:pPr>
+        <w:pStyle w:val="ListParagraph"/>
+        <w:numPr>
+          <w:ilvl w:val="0"/>
+          <w:numId w:val="4"/>
+        </w:numPr>
+      </w:pPr>
+      <w:proofErr w:type="spellStart"/>
+      <w:r>
+        <w:rPr>
+          <w:b/>
+          <w:bCs/>
+        </w:rPr>
+        <w:t>anschließen</w:t>
+      </w:r>
+      <w:proofErr w:type="spellEnd"/>
+      <w:r>
+        <w:t xml:space="preserve"> – to connect / to plug in – hat </w:t>
+      </w:r>
+      <w:proofErr w:type="spellStart"/>
+      <w:r>
+        <w:t>angeschlossen</w:t>
+      </w:r>
+      <w:proofErr w:type="spellEnd"/>
+      <w:r>
+        <w:t xml:space="preserve"> – separable (an + </w:t>
+      </w:r>
+      <w:proofErr w:type="spellStart"/>
+      <w:r>
+        <w:t>schließen</w:t>
+      </w:r>
+      <w:proofErr w:type="spellEnd"/>
+      <w:r>
+        <w:t>)</w:t>
+      </w:r>
+    </w:p>
+    <w:p>
+      <w:pPr>
+        <w:pStyle w:val="ListParagraph"/>
+        <w:numPr>
+          <w:ilvl w:val="0"/>
+          <w:numId w:val="4"/>
+        </w:numPr>
+      </w:pPr>
+      <w:proofErr w:type="spellStart"/>
+      <w:r>
+        <w:rPr>
+          <w:b/>
+          <w:bCs/>
+        </w:rPr>
+        <w:t>drücken</w:t>
+      </w:r>
+      <w:proofErr w:type="spellEnd"/>
+      <w:r>
+        <w:t xml:space="preserve"> – to press / to push – hat </w:t>
+      </w:r>
+      <w:proofErr w:type="spellStart"/>
+      <w:r>
+        <w:t>gedrückt</w:t>
+      </w:r>
+      <w:proofErr w:type="spellEnd"/>
+      <w:r>
+        <w:t xml:space="preserve"> – not separable</w:t>
+      </w:r>
+    </w:p>
+    <w:p>
+      <w:pPr>
+        <w:pStyle w:val="ListParagraph"/>
+        <w:numPr>
+          <w:ilvl w:val="0"/>
+          <w:numId w:val="4"/>
+        </w:numPr>
+      </w:pPr>
+      <w:proofErr w:type="spellStart"/>
+      <w:r>
+        <w:rPr>
+          <w:b/>
+          <w:bCs/>
+        </w:rPr>
+        <w:t>bedienen</w:t>
+      </w:r>
+      <w:proofErr w:type="spellEnd"/>
+      <w:r>
+        <w:t xml:space="preserve"> – to operate / to serve – hat </w:t>
+      </w:r>
+      <w:proofErr w:type="spellStart"/>
+      <w:r>
+        <w:t>bedient</w:t>
+      </w:r>
+      <w:proofErr w:type="spellEnd"/>
+      <w:r>
+        <w:t xml:space="preserve"> – not separable (inseparable prefix *be-*)</w:t>
+      </w:r>
+    </w:p>
+    <w:p>
+      <w:pPr>
+        <w:pStyle w:val="ListParagraph"/>
+        <w:numPr>
+          <w:ilvl w:val="0"/>
+          <w:numId w:val="4"/>
+        </w:numPr>
+      </w:pPr>
+      <w:proofErr w:type="spellStart"/>
+      <w:r>
+        <w:rPr>
+          <w:b/>
+          <w:bCs/>
+        </w:rPr>
+        <w:lastRenderedPageBreak/>
+        <w:t>einfüllen</w:t>
+      </w:r>
+      <w:proofErr w:type="spellEnd"/>
+      <w:r>
+        <w:t xml:space="preserve"> – to fill in / to pour in – hat </w:t>
+      </w:r>
+      <w:proofErr w:type="spellStart"/>
+      <w:r>
+        <w:t>eingefüllt</w:t>
+      </w:r>
+      <w:proofErr w:type="spellEnd"/>
+      <w:r>
+        <w:t xml:space="preserve"> – separable (</w:t>
+      </w:r>
+      <w:proofErr w:type="spellStart"/>
+      <w:r>
+        <w:t>ein</w:t>
+      </w:r>
+      <w:proofErr w:type="spellEnd"/>
+      <w:r>
+        <w:t xml:space="preserve"> + </w:t>
+      </w:r>
+      <w:proofErr w:type="spellStart"/>
+      <w:r>
+        <w:t>füllen</w:t>
+      </w:r>
+      <w:proofErr w:type="spellEnd"/>
+      <w:r>
+        <w:t>)</w:t>
+      </w:r>
+    </w:p>
+    <w:p>
+      <w:pPr>
+        <w:pStyle w:val="ListParagraph"/>
+        <w:numPr>
+          <w:ilvl w:val="0"/>
+          <w:numId w:val="4"/>
+        </w:numPr>
+      </w:pPr>
+      <w:proofErr w:type="spellStart"/>
+      <w:r>
+        <w:rPr>
+          <w:b/>
+          <w:bCs/>
+        </w:rPr>
+        <w:t>drehen</w:t>
+      </w:r>
+      <w:proofErr w:type="spellEnd"/>
+      <w:r>
+        <w:t xml:space="preserve"> – to turn / to rotate – hat </w:t>
+      </w:r>
+      <w:proofErr w:type="spellStart"/>
+      <w:r>
+        <w:t>gedreht</w:t>
+      </w:r>
+      <w:proofErr w:type="spellEnd"/>
+      <w:r>
+        <w:t xml:space="preserve"> – not separable</w:t>
+      </w:r>
+    </w:p>
+    <w:p>
+      <w:pPr>
+        <w:pStyle w:val="ListParagraph"/>
+        <w:numPr>
+          <w:ilvl w:val="0"/>
+          <w:numId w:val="4"/>
+        </w:numPr>
+      </w:pPr>
+      <w:proofErr w:type="spellStart"/>
+      <w:r>
+        <w:rPr>
+          <w:b/>
+          <w:bCs/>
+        </w:rPr>
+        <w:t>steuern</w:t>
+      </w:r>
+      <w:proofErr w:type="spellEnd"/>
+      <w:r>
+        <w:t xml:space="preserve"> – to control / to steer – hat </w:t>
+      </w:r>
+      <w:proofErr w:type="spellStart"/>
+      <w:r>
+        <w:t>gesteuert</w:t>
+      </w:r>
+      <w:proofErr w:type="spellEnd"/>
+      <w:r>
+        <w:t xml:space="preserve"> – not separable</w:t>
+      </w:r>
+    </w:p>
+    <w:p>
+      <w:pPr>
+        <w:pStyle w:val="ListParagraph"/>
+        <w:numPr>
+          <w:ilvl w:val="0"/>
+          <w:numId w:val="4"/>
+        </w:numPr>
+      </w:pPr>
+      <w:proofErr w:type="spellStart"/>
+      <w:r>
+        <w:rPr>
+          <w:b/>
+          <w:bCs/>
+        </w:rPr>
+        <w:t>einstellen</w:t>
+      </w:r>
+      <w:proofErr w:type="spellEnd"/>
+      <w:r>
+        <w:t xml:space="preserve"> – to set / to adjust / to hire – hat </w:t>
+      </w:r>
+      <w:proofErr w:type="spellStart"/>
+      <w:r>
+        <w:t>eingestellt</w:t>
+      </w:r>
+      <w:proofErr w:type="spellEnd"/>
+      <w:r>
+        <w:t xml:space="preserve"> – separable (</w:t>
+      </w:r>
+      <w:proofErr w:type="spellStart"/>
+      <w:r>
+        <w:t>ein</w:t>
+      </w:r>
+      <w:proofErr w:type="spellEnd"/>
+      <w:r>
+        <w:t xml:space="preserve"> + </w:t>
+      </w:r>
+      <w:proofErr w:type="spellStart"/>
+      <w:r>
+        <w:t>stellen</w:t>
+      </w:r>
+      <w:proofErr w:type="spellEnd"/>
+      <w:r>
+        <w:t>)</w:t>
+      </w:r>
+    </w:p>
+    <w:p>
+      <w:pPr>
+        <w:pStyle w:val="ListParagraph"/>
+        <w:numPr>
+          <w:ilvl w:val="0"/>
+          <w:numId w:val="4"/>
+        </w:numPr>
+      </w:pPr>
+      <w:r>
+        <w:t> </w:t>
+      </w:r>
+      <w:proofErr w:type="spellStart"/>
+      <w:r>
+        <w:rPr>
+          <w:b/>
+          <w:bCs/>
+        </w:rPr>
+        <w:t>bestätigen</w:t>
+      </w:r>
+      <w:proofErr w:type="spellEnd"/>
+      <w:r>
+        <w:t xml:space="preserve"> – to confirm/acknowledge – hat </w:t>
+      </w:r>
+      <w:proofErr w:type="spellStart"/>
+      <w:r>
+        <w:t>bestätigt</w:t>
+      </w:r>
+      <w:proofErr w:type="spellEnd"/>
+    </w:p>
+    <w:p>
+      <w:pPr>
+        <w:pStyle w:val="ListParagraph"/>
+        <w:numPr>
+          <w:ilvl w:val="0"/>
+          <w:numId w:val="4"/>
+        </w:numPr>
+        <w:rPr>
+          <w:lang w:val="de-DE"/>
+        </w:rPr>
+      </w:pPr>
+      <w:r>
+        <w:rPr>
+          <w:b/>
+          <w:bCs/>
+          <w:lang w:val="de-DE"/>
+        </w:rPr>
+        <w:t>durchgeben</w:t>
+      </w:r>
+      <w:r>
+        <w:rPr>
+          <w:lang w:val="de-DE"/>
+        </w:rPr>
+        <w:t xml:space="preserve"> – to pass on/</w:t>
+      </w:r>
+      <w:proofErr w:type="spellStart"/>
+      <w:r>
+        <w:rPr>
+          <w:lang w:val="de-DE"/>
+        </w:rPr>
+        <w:t>relay</w:t>
+      </w:r>
+      <w:proofErr w:type="spellEnd"/>
+      <w:r>
+        <w:rPr>
+          <w:lang w:val="de-DE"/>
+        </w:rPr>
+        <w:t xml:space="preserve"> – hat durchgegeben</w:t>
+      </w:r>
+    </w:p>
+    <w:p>
+      <w:pPr>
+        <w:pStyle w:val="ListParagraph"/>
+        <w:numPr>
+          <w:ilvl w:val="0"/>
+          <w:numId w:val="4"/>
+        </w:numPr>
+        <w:rPr>
+          <w:lang w:val="de-DE"/>
+        </w:rPr>
+      </w:pPr>
+      <w:proofErr w:type="spellStart"/>
+      <w:r>
+        <w:rPr>
+          <w:b/>
+          <w:bCs/>
+        </w:rPr>
+        <w:t>auslaufen</w:t>
+      </w:r>
+      <w:proofErr w:type="spellEnd"/>
+      <w:r>
+        <w:t xml:space="preserve"> – /leak/– </w:t>
+      </w:r>
+      <w:proofErr w:type="spellStart"/>
+      <w:r>
+        <w:t>ist</w:t>
+      </w:r>
+      <w:proofErr w:type="spellEnd"/>
+      <w:r>
+        <w:t xml:space="preserve"> </w:t>
+      </w:r>
+      <w:proofErr w:type="spellStart"/>
+      <w:r>
+        <w:t>ausgelaufen</w:t>
+      </w:r>
+      <w:proofErr w:type="spellEnd"/>
+    </w:p>
+    <w:p>
+      <w:pPr>
+        <w:pStyle w:val="ListParagraph"/>
+        <w:numPr>
+          <w:ilvl w:val="0"/>
+          <w:numId w:val="4"/>
+        </w:numPr>
+      </w:pPr>
+      <w:proofErr w:type="spellStart"/>
+      <w:r>
+        <w:rPr>
+          <w:b/>
+          <w:bCs/>
+        </w:rPr>
+        <w:t>beenden</w:t>
+      </w:r>
+      <w:proofErr w:type="spellEnd"/>
+      <w:r>
+        <w:t xml:space="preserve"> – to end/finish/terminate – hat </w:t>
+      </w:r>
+      <w:proofErr w:type="spellStart"/>
+      <w:r>
+        <w:t>beendet</w:t>
+      </w:r>
+      <w:proofErr w:type="spellEnd"/>
+    </w:p>
+    <w:p>
+      <w:pPr>
+        <w:pStyle w:val="ListParagraph"/>
+        <w:numPr>
+          <w:ilvl w:val="0"/>
+          <w:numId w:val="4"/>
+        </w:numPr>
+      </w:pPr>
+      <w:proofErr w:type="spellStart"/>
+      <w:r>
+        <w:rPr>
+          <w:b/>
+          <w:bCs/>
+        </w:rPr>
+        <w:t>hinterlassen</w:t>
+      </w:r>
+      <w:proofErr w:type="spellEnd"/>
+      <w:r>
+        <w:t xml:space="preserve"> – to leave behind/leave a message – hat </w:t>
+      </w:r>
+      <w:proofErr w:type="spellStart"/>
+      <w:r>
+        <w:t>hinterlassen</w:t>
+      </w:r>
+      <w:proofErr w:type="spellEnd"/>
+    </w:p>
+    <w:p>
+      <w:pPr>
+        <w:pStyle w:val="ListParagraph"/>
+        <w:numPr>
+          <w:ilvl w:val="0"/>
+          <w:numId w:val="4"/>
+        </w:numPr>
+      </w:pPr>
+      <w:proofErr w:type="spellStart"/>
+      <w:r>
+        <w:rPr>
+          <w:b/>
+          <w:bCs/>
+        </w:rPr>
+        <w:t>springen</w:t>
+      </w:r>
+      <w:proofErr w:type="spellEnd"/>
+      <w:r>
+        <w:t xml:space="preserve"> – to jump/leap/crack – </w:t>
+      </w:r>
+      <w:proofErr w:type="spellStart"/>
+      <w:r>
+        <w:t>ist</w:t>
+      </w:r>
+      <w:proofErr w:type="spellEnd"/>
+      <w:r>
+        <w:t xml:space="preserve"> </w:t>
+      </w:r>
+      <w:proofErr w:type="spellStart"/>
+      <w:r>
+        <w:t>gesprungen</w:t>
+      </w:r>
+      <w:proofErr w:type="spellEnd"/>
+    </w:p>
+    <w:p>
+      <w:pPr>
+        <w:pStyle w:val="ListParagraph"/>
+        <w:numPr>
+          <w:ilvl w:val="0"/>
+          <w:numId w:val="4"/>
+        </w:numPr>
+      </w:pPr>
+      <w:r>
+        <w:rPr>
+          <w:b/>
+          <w:bCs/>
+        </w:rPr>
+        <w:t>boxen</w:t>
+      </w:r>
+      <w:r>
+        <w:t xml:space="preserve"> – to box – hat </w:t>
+      </w:r>
+      <w:proofErr w:type="spellStart"/>
+      <w:r>
+        <w:t>geboxt</w:t>
+      </w:r>
+      <w:proofErr w:type="spellEnd"/>
+    </w:p>
+    <w:p>
+      <w:pPr>
+        <w:pStyle w:val="ListParagraph"/>
+        <w:numPr>
+          <w:ilvl w:val="0"/>
+          <w:numId w:val="4"/>
+        </w:numPr>
+      </w:pPr>
+      <w:proofErr w:type="spellStart"/>
+      <w:r>
+        <w:rPr>
+          <w:b/>
+          <w:bCs/>
+        </w:rPr>
+        <w:t>turnen</w:t>
+      </w:r>
+      <w:proofErr w:type="spellEnd"/>
+      <w:r>
+        <w:t xml:space="preserve"> – to do gymnastics – hat </w:t>
+      </w:r>
+      <w:proofErr w:type="spellStart"/>
+      <w:r>
+        <w:t>geturnt</w:t>
+      </w:r>
+      <w:proofErr w:type="spellEnd"/>
+    </w:p>
+    <w:p>
+      <w:pPr>
+        <w:pStyle w:val="ListParagraph"/>
+        <w:numPr>
+          <w:ilvl w:val="0"/>
+          <w:numId w:val="4"/>
+        </w:numPr>
+        <w:rPr>
+          <w:lang w:val="de-DE"/>
+        </w:rPr>
+      </w:pPr>
+      <w:r>
+        <w:rPr>
+          <w:b/>
+          <w:bCs/>
+          <w:lang w:val="de-DE"/>
+        </w:rPr>
+        <w:t>Kajak fahren</w:t>
+      </w:r>
+      <w:r>
+        <w:rPr>
+          <w:lang w:val="de-DE"/>
+        </w:rPr>
+        <w:t xml:space="preserve"> – to go </w:t>
+      </w:r>
+      <w:proofErr w:type="spellStart"/>
+      <w:r>
+        <w:rPr>
+          <w:lang w:val="de-DE"/>
+        </w:rPr>
+        <w:t>kayaking</w:t>
+      </w:r>
+      <w:proofErr w:type="spellEnd"/>
+      <w:r>
+        <w:rPr>
+          <w:lang w:val="de-DE"/>
+        </w:rPr>
+        <w:t xml:space="preserve"> – ist Kajak gefahren</w:t>
+      </w:r>
+    </w:p>
+    <w:p>
+      <w:pPr>
+        <w:pStyle w:val="ListParagraph"/>
+        <w:numPr>
+          <w:ilvl w:val="0"/>
+          <w:numId w:val="4"/>
+        </w:numPr>
+        <w:rPr>
+          <w:lang w:val="de-DE"/>
+        </w:rPr>
+      </w:pPr>
+      <w:r>
+        <w:t> </w:t>
+      </w:r>
+      <w:proofErr w:type="spellStart"/>
+      <w:r>
+        <w:rPr>
+          <w:b/>
+          <w:bCs/>
+        </w:rPr>
+        <w:t>ergeben</w:t>
+      </w:r>
+      <w:proofErr w:type="spellEnd"/>
+      <w:r>
+        <w:t xml:space="preserve"> – to result in/yield/show – hat </w:t>
+      </w:r>
+      <w:proofErr w:type="spellStart"/>
+      <w:r>
+        <w:t>ergeben</w:t>
+      </w:r>
+      <w:proofErr w:type="spellEnd"/>
+    </w:p>
+    <w:p>
+      <w:pPr>
+        <w:pStyle w:val="ListParagraph"/>
+        <w:numPr>
+          <w:ilvl w:val="0"/>
+          <w:numId w:val="4"/>
+        </w:numPr>
+      </w:pPr>
+      <w:proofErr w:type="spellStart"/>
+      <w:r>
+        <w:rPr>
+          <w:b/>
+          <w:bCs/>
+        </w:rPr>
+        <w:t>reduzieren</w:t>
+      </w:r>
+      <w:proofErr w:type="spellEnd"/>
+      <w:r>
+        <w:t xml:space="preserve"> – to reduce/lower/cut – hat </w:t>
+      </w:r>
+      <w:proofErr w:type="spellStart"/>
+      <w:r>
+        <w:t>reduziert</w:t>
+      </w:r>
+      <w:proofErr w:type="spellEnd"/>
+    </w:p>
+    <w:p>
+      <w:pPr>
+        <w:pStyle w:val="ListParagraph"/>
+        <w:numPr>
+          <w:ilvl w:val="0"/>
+          <w:numId w:val="4"/>
+        </w:numPr>
+      </w:pPr>
+      <w:proofErr w:type="spellStart"/>
+      <w:r>
+        <w:rPr>
+          <w:b/>
+          <w:bCs/>
+        </w:rPr>
+        <w:t>verschreiben</w:t>
+      </w:r>
+      <w:proofErr w:type="spellEnd"/>
+      <w:r>
+        <w:t xml:space="preserve"> – to prescribe / to miswrite – hat </w:t>
+      </w:r>
+      <w:proofErr w:type="spellStart"/>
+      <w:r>
+        <w:t>verschrieben</w:t>
+      </w:r>
+      <w:proofErr w:type="spellEnd"/>
+      <w:r>
+        <w:t xml:space="preserve"> – not separable (</w:t>
+      </w:r>
+      <w:proofErr w:type="spellStart"/>
+      <w:r>
+        <w:t>ver</w:t>
+      </w:r>
+      <w:proofErr w:type="spellEnd"/>
+      <w:r>
+        <w:t xml:space="preserve">- prefix, no </w:t>
+      </w:r>
+      <w:proofErr w:type="spellStart"/>
+      <w:r>
+        <w:t>ge</w:t>
+      </w:r>
+      <w:proofErr w:type="spellEnd"/>
+      <w:r>
+        <w:t>-).</w:t>
+      </w:r>
     </w:p>
     <w:sectPr>
       <w:pgSz w:w="11906" w:h="16838"/>
@@ -4066,7 +5690,7 @@
   <w:abstractNum w:abstractNumId="1" w15:restartNumberingAfterBreak="0">
     <w:nsid w:val="13B377DF"/>
     <w:multiLevelType w:val="hybridMultilevel"/>
-    <w:tmpl w:val="FCDC36F2"/>
+    <w:tmpl w:val="82AEAAC0"/>
     <w:lvl w:ilvl="0" w:tplc="0C090001">
       <w:start w:val="1"/>
       <w:numFmt w:val="bullet"/>
@@ -4326,6 +5950,155 @@
     </w:lvl>
   </w:abstractNum>
   <w:abstractNum w:abstractNumId="3" w15:restartNumberingAfterBreak="0">
+    <w:nsid w:val="3D0B0AF8"/>
+    <w:multiLevelType w:val="multilevel"/>
+    <w:tmpl w:val="D78EE2C6"/>
+    <w:lvl w:ilvl="0">
+      <w:start w:val="1"/>
+      <w:numFmt w:val="bullet"/>
+      <w:lvlText w:val=""/>
+      <w:lvlJc w:val="left"/>
+      <w:pPr>
+        <w:tabs>
+          <w:tab w:val="num" w:pos="720"/>
+        </w:tabs>
+        <w:ind w:left="720" w:hanging="360"/>
+      </w:pPr>
+      <w:rPr>
+        <w:rFonts w:ascii="Symbol" w:hAnsi="Symbol" w:hint="default"/>
+        <w:sz w:val="20"/>
+      </w:rPr>
+    </w:lvl>
+    <w:lvl w:ilvl="1" w:tentative="1">
+      <w:start w:val="1"/>
+      <w:numFmt w:val="bullet"/>
+      <w:lvlText w:val="o"/>
+      <w:lvlJc w:val="left"/>
+      <w:pPr>
+        <w:tabs>
+          <w:tab w:val="num" w:pos="1440"/>
+        </w:tabs>
+        <w:ind w:left="1440" w:hanging="360"/>
+      </w:pPr>
+      <w:rPr>
+        <w:rFonts w:ascii="Courier New" w:hAnsi="Courier New" w:hint="default"/>
+        <w:sz w:val="20"/>
+      </w:rPr>
+    </w:lvl>
+    <w:lvl w:ilvl="2" w:tentative="1">
+      <w:start w:val="1"/>
+      <w:numFmt w:val="bullet"/>
+      <w:lvlText w:val=""/>
+      <w:lvlJc w:val="left"/>
+      <w:pPr>
+        <w:tabs>
+          <w:tab w:val="num" w:pos="2160"/>
+        </w:tabs>
+        <w:ind w:left="2160" w:hanging="360"/>
+      </w:pPr>
+      <w:rPr>
+        <w:rFonts w:ascii="Wingdings" w:hAnsi="Wingdings" w:hint="default"/>
+        <w:sz w:val="20"/>
+      </w:rPr>
+    </w:lvl>
+    <w:lvl w:ilvl="3" w:tentative="1">
+      <w:start w:val="1"/>
+      <w:numFmt w:val="bullet"/>
+      <w:lvlText w:val=""/>
+      <w:lvlJc w:val="left"/>
+      <w:pPr>
+        <w:tabs>
+          <w:tab w:val="num" w:pos="2880"/>
+        </w:tabs>
+        <w:ind w:left="2880" w:hanging="360"/>
+      </w:pPr>
+      <w:rPr>
+        <w:rFonts w:ascii="Wingdings" w:hAnsi="Wingdings" w:hint="default"/>
+        <w:sz w:val="20"/>
+      </w:rPr>
+    </w:lvl>
+    <w:lvl w:ilvl="4" w:tentative="1">
+      <w:start w:val="1"/>
+      <w:numFmt w:val="bullet"/>
+      <w:lvlText w:val=""/>
+      <w:lvlJc w:val="left"/>
+      <w:pPr>
+        <w:tabs>
+          <w:tab w:val="num" w:pos="3600"/>
+        </w:tabs>
+        <w:ind w:left="3600" w:hanging="360"/>
+      </w:pPr>
+      <w:rPr>
+        <w:rFonts w:ascii="Wingdings" w:hAnsi="Wingdings" w:hint="default"/>
+        <w:sz w:val="20"/>
+      </w:rPr>
+    </w:lvl>
+    <w:lvl w:ilvl="5" w:tentative="1">
+      <w:start w:val="1"/>
+      <w:numFmt w:val="bullet"/>
+      <w:lvlText w:val=""/>
+      <w:lvlJc w:val="left"/>
+      <w:pPr>
+        <w:tabs>
+          <w:tab w:val="num" w:pos="4320"/>
+        </w:tabs>
+        <w:ind w:left="4320" w:hanging="360"/>
+      </w:pPr>
+      <w:rPr>
+        <w:rFonts w:ascii="Wingdings" w:hAnsi="Wingdings" w:hint="default"/>
+        <w:sz w:val="20"/>
+      </w:rPr>
+    </w:lvl>
+    <w:lvl w:ilvl="6" w:tentative="1">
+      <w:start w:val="1"/>
+      <w:numFmt w:val="bullet"/>
+      <w:lvlText w:val=""/>
+      <w:lvlJc w:val="left"/>
+      <w:pPr>
+        <w:tabs>
+          <w:tab w:val="num" w:pos="5040"/>
+        </w:tabs>
+        <w:ind w:left="5040" w:hanging="360"/>
+      </w:pPr>
+      <w:rPr>
+        <w:rFonts w:ascii="Wingdings" w:hAnsi="Wingdings" w:hint="default"/>
+        <w:sz w:val="20"/>
+      </w:rPr>
+    </w:lvl>
+    <w:lvl w:ilvl="7" w:tentative="1">
+      <w:start w:val="1"/>
+      <w:numFmt w:val="bullet"/>
+      <w:lvlText w:val=""/>
+      <w:lvlJc w:val="left"/>
+      <w:pPr>
+        <w:tabs>
+          <w:tab w:val="num" w:pos="5760"/>
+        </w:tabs>
+        <w:ind w:left="5760" w:hanging="360"/>
+      </w:pPr>
+      <w:rPr>
+        <w:rFonts w:ascii="Wingdings" w:hAnsi="Wingdings" w:hint="default"/>
+        <w:sz w:val="20"/>
+      </w:rPr>
+    </w:lvl>
+    <w:lvl w:ilvl="8" w:tentative="1">
+      <w:start w:val="1"/>
+      <w:numFmt w:val="bullet"/>
+      <w:lvlText w:val=""/>
+      <w:lvlJc w:val="left"/>
+      <w:pPr>
+        <w:tabs>
+          <w:tab w:val="num" w:pos="6480"/>
+        </w:tabs>
+        <w:ind w:left="6480" w:hanging="360"/>
+      </w:pPr>
+      <w:rPr>
+        <w:rFonts w:ascii="Wingdings" w:hAnsi="Wingdings" w:hint="default"/>
+        <w:sz w:val="20"/>
+      </w:rPr>
+    </w:lvl>
+  </w:abstractNum>
+  <w:abstractNum w:abstractNumId="4" w15:restartNumberingAfterBreak="0">
     <w:nsid w:val="444F4876"/>
     <w:multiLevelType w:val="multilevel"/>
     <w:tmpl w:val="1930B3A2"/>
@@ -4474,7 +6247,156 @@
       </w:rPr>
     </w:lvl>
   </w:abstractNum>
-  <w:abstractNum w:abstractNumId="4" w15:restartNumberingAfterBreak="0">
+  <w:abstractNum w:abstractNumId="5" w15:restartNumberingAfterBreak="0">
+    <w:nsid w:val="46D80D8D"/>
+    <w:multiLevelType w:val="multilevel"/>
+    <w:tmpl w:val="1DD4A43E"/>
+    <w:lvl w:ilvl="0">
+      <w:start w:val="1"/>
+      <w:numFmt w:val="bullet"/>
+      <w:lvlText w:val=""/>
+      <w:lvlJc w:val="left"/>
+      <w:pPr>
+        <w:tabs>
+          <w:tab w:val="num" w:pos="720"/>
+        </w:tabs>
+        <w:ind w:left="720" w:hanging="360"/>
+      </w:pPr>
+      <w:rPr>
+        <w:rFonts w:ascii="Symbol" w:hAnsi="Symbol" w:hint="default"/>
+        <w:sz w:val="20"/>
+      </w:rPr>
+    </w:lvl>
+    <w:lvl w:ilvl="1" w:tentative="1">
+      <w:start w:val="1"/>
+      <w:numFmt w:val="bullet"/>
+      <w:lvlText w:val="o"/>
+      <w:lvlJc w:val="left"/>
+      <w:pPr>
+        <w:tabs>
+          <w:tab w:val="num" w:pos="1440"/>
+        </w:tabs>
+        <w:ind w:left="1440" w:hanging="360"/>
+      </w:pPr>
+      <w:rPr>
+        <w:rFonts w:ascii="Courier New" w:hAnsi="Courier New" w:hint="default"/>
+        <w:sz w:val="20"/>
+      </w:rPr>
+    </w:lvl>
+    <w:lvl w:ilvl="2" w:tentative="1">
+      <w:start w:val="1"/>
+      <w:numFmt w:val="bullet"/>
+      <w:lvlText w:val=""/>
+      <w:lvlJc w:val="left"/>
+      <w:pPr>
+        <w:tabs>
+          <w:tab w:val="num" w:pos="2160"/>
+        </w:tabs>
+        <w:ind w:left="2160" w:hanging="360"/>
+      </w:pPr>
+      <w:rPr>
+        <w:rFonts w:ascii="Wingdings" w:hAnsi="Wingdings" w:hint="default"/>
+        <w:sz w:val="20"/>
+      </w:rPr>
+    </w:lvl>
+    <w:lvl w:ilvl="3" w:tentative="1">
+      <w:start w:val="1"/>
+      <w:numFmt w:val="bullet"/>
+      <w:lvlText w:val=""/>
+      <w:lvlJc w:val="left"/>
+      <w:pPr>
+        <w:tabs>
+          <w:tab w:val="num" w:pos="2880"/>
+        </w:tabs>
+        <w:ind w:left="2880" w:hanging="360"/>
+      </w:pPr>
+      <w:rPr>
+        <w:rFonts w:ascii="Wingdings" w:hAnsi="Wingdings" w:hint="default"/>
+        <w:sz w:val="20"/>
+      </w:rPr>
+    </w:lvl>
+    <w:lvl w:ilvl="4" w:tentative="1">
+      <w:start w:val="1"/>
+      <w:numFmt w:val="bullet"/>
+      <w:lvlText w:val=""/>
+      <w:lvlJc w:val="left"/>
+      <w:pPr>
+        <w:tabs>
+          <w:tab w:val="num" w:pos="3600"/>
+        </w:tabs>
+        <w:ind w:left="3600" w:hanging="360"/>
+      </w:pPr>
+      <w:rPr>
+        <w:rFonts w:ascii="Wingdings" w:hAnsi="Wingdings" w:hint="default"/>
+        <w:sz w:val="20"/>
+      </w:rPr>
+    </w:lvl>
+    <w:lvl w:ilvl="5" w:tentative="1">
+      <w:start w:val="1"/>
+      <w:numFmt w:val="bullet"/>
+      <w:lvlText w:val=""/>
+      <w:lvlJc w:val="left"/>
+      <w:pPr>
+        <w:tabs>
+          <w:tab w:val="num" w:pos="4320"/>
+        </w:tabs>
+        <w:ind w:left="4320" w:hanging="360"/>
+      </w:pPr>
+      <w:rPr>
+        <w:rFonts w:ascii="Wingdings" w:hAnsi="Wingdings" w:hint="default"/>
+        <w:sz w:val="20"/>
+      </w:rPr>
+    </w:lvl>
+    <w:lvl w:ilvl="6" w:tentative="1">
+      <w:start w:val="1"/>
+      <w:numFmt w:val="bullet"/>
+      <w:lvlText w:val=""/>
+      <w:lvlJc w:val="left"/>
+      <w:pPr>
+        <w:tabs>
+          <w:tab w:val="num" w:pos="5040"/>
+        </w:tabs>
+        <w:ind w:left="5040" w:hanging="360"/>
+      </w:pPr>
+      <w:rPr>
+        <w:rFonts w:ascii="Wingdings" w:hAnsi="Wingdings" w:hint="default"/>
+        <w:sz w:val="20"/>
+      </w:rPr>
+    </w:lvl>
+    <w:lvl w:ilvl="7" w:tentative="1">
+      <w:start w:val="1"/>
+      <w:numFmt w:val="bullet"/>
+      <w:lvlText w:val=""/>
+      <w:lvlJc w:val="left"/>
+      <w:pPr>
+        <w:tabs>
+          <w:tab w:val="num" w:pos="5760"/>
+        </w:tabs>
+        <w:ind w:left="5760" w:hanging="360"/>
+      </w:pPr>
+      <w:rPr>
+        <w:rFonts w:ascii="Wingdings" w:hAnsi="Wingdings" w:hint="default"/>
+        <w:sz w:val="20"/>
+      </w:rPr>
+    </w:lvl>
+    <w:lvl w:ilvl="8" w:tentative="1">
+      <w:start w:val="1"/>
+      <w:numFmt w:val="bullet"/>
+      <w:lvlText w:val=""/>
+      <w:lvlJc w:val="left"/>
+      <w:pPr>
+        <w:tabs>
+          <w:tab w:val="num" w:pos="6480"/>
+        </w:tabs>
+        <w:ind w:left="6480" w:hanging="360"/>
+      </w:pPr>
+      <w:rPr>
+        <w:rFonts w:ascii="Wingdings" w:hAnsi="Wingdings" w:hint="default"/>
+        <w:sz w:val="20"/>
+      </w:rPr>
+    </w:lvl>
+  </w:abstractNum>
+  <w:abstractNum w:abstractNumId="6" w15:restartNumberingAfterBreak="0">
     <w:nsid w:val="4C6F09DC"/>
     <w:multiLevelType w:val="hybridMultilevel"/>
     <w:tmpl w:val="963CF14E"/>
@@ -4587,7 +6509,156 @@
       </w:rPr>
     </w:lvl>
   </w:abstractNum>
-  <w:abstractNum w:abstractNumId="5" w15:restartNumberingAfterBreak="0">
+  <w:abstractNum w:abstractNumId="7" w15:restartNumberingAfterBreak="0">
+    <w:nsid w:val="5ED26629"/>
+    <w:multiLevelType w:val="multilevel"/>
+    <w:tmpl w:val="FBC6A1AE"/>
+    <w:lvl w:ilvl="0">
+      <w:start w:val="1"/>
+      <w:numFmt w:val="bullet"/>
+      <w:lvlText w:val=""/>
+      <w:lvlJc w:val="left"/>
+      <w:pPr>
+        <w:tabs>
+          <w:tab w:val="num" w:pos="720"/>
+        </w:tabs>
+        <w:ind w:left="720" w:hanging="360"/>
+      </w:pPr>
+      <w:rPr>
+        <w:rFonts w:ascii="Symbol" w:hAnsi="Symbol" w:hint="default"/>
+        <w:sz w:val="20"/>
+      </w:rPr>
+    </w:lvl>
+    <w:lvl w:ilvl="1" w:tentative="1">
+      <w:start w:val="1"/>
+      <w:numFmt w:val="bullet"/>
+      <w:lvlText w:val="o"/>
+      <w:lvlJc w:val="left"/>
+      <w:pPr>
+        <w:tabs>
+          <w:tab w:val="num" w:pos="1440"/>
+        </w:tabs>
+        <w:ind w:left="1440" w:hanging="360"/>
+      </w:pPr>
+      <w:rPr>
+        <w:rFonts w:ascii="Courier New" w:hAnsi="Courier New" w:hint="default"/>
+        <w:sz w:val="20"/>
+      </w:rPr>
+    </w:lvl>
+    <w:lvl w:ilvl="2" w:tentative="1">
+      <w:start w:val="1"/>
+      <w:numFmt w:val="bullet"/>
+      <w:lvlText w:val=""/>
+      <w:lvlJc w:val="left"/>
+      <w:pPr>
+        <w:tabs>
+          <w:tab w:val="num" w:pos="2160"/>
+        </w:tabs>
+        <w:ind w:left="2160" w:hanging="360"/>
+      </w:pPr>
+      <w:rPr>
+        <w:rFonts w:ascii="Wingdings" w:hAnsi="Wingdings" w:hint="default"/>
+        <w:sz w:val="20"/>
+      </w:rPr>
+    </w:lvl>
+    <w:lvl w:ilvl="3" w:tentative="1">
+      <w:start w:val="1"/>
+      <w:numFmt w:val="bullet"/>
+      <w:lvlText w:val=""/>
+      <w:lvlJc w:val="left"/>
+      <w:pPr>
+        <w:tabs>
+          <w:tab w:val="num" w:pos="2880"/>
+        </w:tabs>
+        <w:ind w:left="2880" w:hanging="360"/>
+      </w:pPr>
+      <w:rPr>
+        <w:rFonts w:ascii="Wingdings" w:hAnsi="Wingdings" w:hint="default"/>
+        <w:sz w:val="20"/>
+      </w:rPr>
+    </w:lvl>
+    <w:lvl w:ilvl="4" w:tentative="1">
+      <w:start w:val="1"/>
+      <w:numFmt w:val="bullet"/>
+      <w:lvlText w:val=""/>
+      <w:lvlJc w:val="left"/>
+      <w:pPr>
+        <w:tabs>
+          <w:tab w:val="num" w:pos="3600"/>
+        </w:tabs>
+        <w:ind w:left="3600" w:hanging="360"/>
+      </w:pPr>
+      <w:rPr>
+        <w:rFonts w:ascii="Wingdings" w:hAnsi="Wingdings" w:hint="default"/>
+        <w:sz w:val="20"/>
+      </w:rPr>
+    </w:lvl>
+    <w:lvl w:ilvl="5" w:tentative="1">
+      <w:start w:val="1"/>
+      <w:numFmt w:val="bullet"/>
+      <w:lvlText w:val=""/>
+      <w:lvlJc w:val="left"/>
+      <w:pPr>
+        <w:tabs>
+          <w:tab w:val="num" w:pos="4320"/>
+        </w:tabs>
+        <w:ind w:left="4320" w:hanging="360"/>
+      </w:pPr>
+      <w:rPr>
+        <w:rFonts w:ascii="Wingdings" w:hAnsi="Wingdings" w:hint="default"/>
+        <w:sz w:val="20"/>
+      </w:rPr>
+    </w:lvl>
+    <w:lvl w:ilvl="6" w:tentative="1">
+      <w:start w:val="1"/>
+      <w:numFmt w:val="bullet"/>
+      <w:lvlText w:val=""/>
+      <w:lvlJc w:val="left"/>
+      <w:pPr>
+        <w:tabs>
+          <w:tab w:val="num" w:pos="5040"/>
+        </w:tabs>
+        <w:ind w:left="5040" w:hanging="360"/>
+      </w:pPr>
+      <w:rPr>
+        <w:rFonts w:ascii="Wingdings" w:hAnsi="Wingdings" w:hint="default"/>
+        <w:sz w:val="20"/>
+      </w:rPr>
+    </w:lvl>
+    <w:lvl w:ilvl="7" w:tentative="1">
+      <w:start w:val="1"/>
+      <w:numFmt w:val="bullet"/>
+      <w:lvlText w:val=""/>
+      <w:lvlJc w:val="left"/>
+      <w:pPr>
+        <w:tabs>
+          <w:tab w:val="num" w:pos="5760"/>
+        </w:tabs>
+        <w:ind w:left="5760" w:hanging="360"/>
+      </w:pPr>
+      <w:rPr>
+        <w:rFonts w:ascii="Wingdings" w:hAnsi="Wingdings" w:hint="default"/>
+        <w:sz w:val="20"/>
+      </w:rPr>
+    </w:lvl>
+    <w:lvl w:ilvl="8" w:tentative="1">
+      <w:start w:val="1"/>
+      <w:numFmt w:val="bullet"/>
+      <w:lvlText w:val=""/>
+      <w:lvlJc w:val="left"/>
+      <w:pPr>
+        <w:tabs>
+          <w:tab w:val="num" w:pos="6480"/>
+        </w:tabs>
+        <w:ind w:left="6480" w:hanging="360"/>
+      </w:pPr>
+      <w:rPr>
+        <w:rFonts w:ascii="Wingdings" w:hAnsi="Wingdings" w:hint="default"/>
+        <w:sz w:val="20"/>
+      </w:rPr>
+    </w:lvl>
+  </w:abstractNum>
+  <w:abstractNum w:abstractNumId="8" w15:restartNumberingAfterBreak="0">
     <w:nsid w:val="6C9D0AFF"/>
     <w:multiLevelType w:val="hybridMultilevel"/>
     <w:tmpl w:val="09E614A6"/>
@@ -4700,7 +6771,7 @@
       </w:rPr>
     </w:lvl>
   </w:abstractNum>
-  <w:abstractNum w:abstractNumId="6" w15:restartNumberingAfterBreak="0">
+  <w:abstractNum w:abstractNumId="9" w15:restartNumberingAfterBreak="0">
     <w:nsid w:val="71243247"/>
     <w:multiLevelType w:val="multilevel"/>
     <w:tmpl w:val="0B7E6170"/>
@@ -4814,25 +6885,34 @@
     </w:lvl>
   </w:abstractNum>
   <w:num w:numId="1" w16cid:durableId="2041196725">
-    <w:abstractNumId w:val="4"/>
+    <w:abstractNumId w:val="6"/>
   </w:num>
   <w:num w:numId="2" w16cid:durableId="4946903">
     <w:abstractNumId w:val="2"/>
   </w:num>
   <w:num w:numId="3" w16cid:durableId="311713784">
-    <w:abstractNumId w:val="5"/>
+    <w:abstractNumId w:val="8"/>
   </w:num>
   <w:num w:numId="4" w16cid:durableId="400371831">
     <w:abstractNumId w:val="1"/>
   </w:num>
   <w:num w:numId="5" w16cid:durableId="1335646460">
-    <w:abstractNumId w:val="6"/>
+    <w:abstractNumId w:val="9"/>
   </w:num>
   <w:num w:numId="6" w16cid:durableId="38283475">
-    <w:abstractNumId w:val="3"/>
+    <w:abstractNumId w:val="4"/>
   </w:num>
   <w:num w:numId="7" w16cid:durableId="1903368141">
     <w:abstractNumId w:val="0"/>
+  </w:num>
+  <w:num w:numId="8" w16cid:durableId="1030108235">
+    <w:abstractNumId w:val="5"/>
+  </w:num>
+  <w:num w:numId="9" w16cid:durableId="1119105361">
+    <w:abstractNumId w:val="3"/>
+  </w:num>
+  <w:num w:numId="10" w16cid:durableId="380595985">
+    <w:abstractNumId w:val="7"/>
   </w:num>
 </w:numbering>
 </file>

--- a/A2/Verbs.docx
+++ b/A2/Verbs.docx
@@ -1712,7 +1712,15 @@
       </w:r>
       <w:proofErr w:type="spellEnd"/>
       <w:r>
-        <w:t xml:space="preserve"> –  to count – </w:t>
+        <w:t xml:space="preserve"> </w:t>
+      </w:r>
+      <w:proofErr w:type="gramStart"/>
+      <w:r>
+        <w:t>–  to</w:t>
+      </w:r>
+      <w:proofErr w:type="gramEnd"/>
+      <w:r>
+        <w:t xml:space="preserve"> count – </w:t>
       </w:r>
       <w:proofErr w:type="spellStart"/>
       <w:r>
@@ -2565,17 +2573,25 @@
         </w:rPr>
         <w:t>ausrichten</w:t>
       </w:r>
+      <w:proofErr w:type="gramStart"/>
       <w:r>
         <w:rPr>
           <w:lang w:val="de-DE" w:eastAsia="en-AU"/>
         </w:rPr>
-        <w:t xml:space="preserve">--  to pass on (a </w:t>
-      </w:r>
-      <w:proofErr w:type="spellStart"/>
+        <w:t>--  to</w:t>
+      </w:r>
+      <w:proofErr w:type="gramEnd"/>
       <w:r>
         <w:rPr>
           <w:lang w:val="de-DE" w:eastAsia="en-AU"/>
         </w:rPr>
+        <w:t xml:space="preserve"> pass on (a </w:t>
+      </w:r>
+      <w:proofErr w:type="spellStart"/>
+      <w:r>
+        <w:rPr>
+          <w:lang w:val="de-DE" w:eastAsia="en-AU"/>
+        </w:rPr>
         <w:t>message</w:t>
       </w:r>
       <w:proofErr w:type="spellEnd"/>
@@ -2988,7 +3004,15 @@
       </w:r>
       <w:proofErr w:type="spellEnd"/>
       <w:r>
-        <w:t xml:space="preserve"> — to ask for / find out by asking — </w:t>
+        <w:t xml:space="preserve"> — to ask </w:t>
+      </w:r>
+      <w:proofErr w:type="gramStart"/>
+      <w:r>
+        <w:t>for / find</w:t>
+      </w:r>
+      <w:proofErr w:type="gramEnd"/>
+      <w:r>
+        <w:t xml:space="preserve"> out by asking — </w:t>
       </w:r>
       <w:r>
         <w:rPr>
@@ -5525,6 +5549,408 @@
       <w:r>
         <w:t>-).</w:t>
       </w:r>
+    </w:p>
+    <w:p>
+      <w:pPr>
+        <w:pStyle w:val="ListParagraph"/>
+        <w:numPr>
+          <w:ilvl w:val="0"/>
+          <w:numId w:val="4"/>
+        </w:numPr>
+      </w:pPr>
+      <w:proofErr w:type="spellStart"/>
+      <w:r>
+        <w:rPr>
+          <w:b/>
+          <w:bCs/>
+        </w:rPr>
+        <w:t>äußern</w:t>
+      </w:r>
+      <w:proofErr w:type="spellEnd"/>
+      <w:r>
+        <w:t xml:space="preserve"> – to express – hat </w:t>
+      </w:r>
+      <w:proofErr w:type="spellStart"/>
+      <w:r>
+        <w:t>geäußert</w:t>
+      </w:r>
+      <w:proofErr w:type="spellEnd"/>
+    </w:p>
+    <w:p>
+      <w:pPr>
+        <w:pStyle w:val="ListParagraph"/>
+        <w:numPr>
+          <w:ilvl w:val="0"/>
+          <w:numId w:val="4"/>
+        </w:numPr>
+        <w:rPr>
+          <w:lang w:val="de-DE"/>
+        </w:rPr>
+      </w:pPr>
+      <w:r>
+        <w:rPr>
+          <w:b/>
+          <w:bCs/>
+          <w:lang w:val="de-DE"/>
+        </w:rPr>
+        <w:t>posten</w:t>
+      </w:r>
+      <w:r>
+        <w:rPr>
+          <w:lang w:val="de-DE"/>
+        </w:rPr>
+        <w:t xml:space="preserve"> – to </w:t>
+      </w:r>
+      <w:proofErr w:type="spellStart"/>
+      <w:r>
+        <w:rPr>
+          <w:lang w:val="de-DE"/>
+        </w:rPr>
+        <w:t>post</w:t>
+      </w:r>
+      <w:proofErr w:type="spellEnd"/>
+      <w:r>
+        <w:rPr>
+          <w:lang w:val="de-DE"/>
+        </w:rPr>
+        <w:t xml:space="preserve"> (online) – hat gepostet </w:t>
+      </w:r>
+    </w:p>
+    <w:p>
+      <w:pPr>
+        <w:pStyle w:val="ListParagraph"/>
+        <w:numPr>
+          <w:ilvl w:val="0"/>
+          <w:numId w:val="4"/>
+        </w:numPr>
+      </w:pPr>
+      <w:r>
+        <w:t> </w:t>
+      </w:r>
+      <w:proofErr w:type="spellStart"/>
+      <w:r>
+        <w:rPr>
+          <w:b/>
+          <w:bCs/>
+        </w:rPr>
+        <w:t>üben</w:t>
+      </w:r>
+      <w:proofErr w:type="spellEnd"/>
+      <w:r>
+        <w:t xml:space="preserve"> – to practice/rehearse – hat </w:t>
+      </w:r>
+      <w:proofErr w:type="spellStart"/>
+      <w:r>
+        <w:t>geübt</w:t>
+      </w:r>
+      <w:proofErr w:type="spellEnd"/>
+    </w:p>
+    <w:p>
+      <w:pPr>
+        <w:pStyle w:val="ListParagraph"/>
+        <w:numPr>
+          <w:ilvl w:val="0"/>
+          <w:numId w:val="4"/>
+        </w:numPr>
+      </w:pPr>
+      <w:proofErr w:type="spellStart"/>
+      <w:r>
+        <w:rPr>
+          <w:b/>
+          <w:bCs/>
+        </w:rPr>
+        <w:t>besichtigen</w:t>
+      </w:r>
+      <w:proofErr w:type="spellEnd"/>
+      <w:r>
+        <w:t xml:space="preserve"> – to visit/view/tour (sights, buildings) – hat </w:t>
+      </w:r>
+      <w:proofErr w:type="spellStart"/>
+      <w:r>
+        <w:t>besichtigt</w:t>
+      </w:r>
+      <w:proofErr w:type="spellEnd"/>
+    </w:p>
+    <w:p>
+      <w:pPr>
+        <w:pStyle w:val="ListParagraph"/>
+        <w:numPr>
+          <w:ilvl w:val="0"/>
+          <w:numId w:val="4"/>
+        </w:numPr>
+      </w:pPr>
+      <w:proofErr w:type="spellStart"/>
+      <w:r>
+        <w:rPr>
+          <w:b/>
+          <w:bCs/>
+        </w:rPr>
+        <w:t>anhalten</w:t>
+      </w:r>
+      <w:proofErr w:type="spellEnd"/>
+      <w:r>
+        <w:t xml:space="preserve"> – to stop/halt/hold on/last – hat </w:t>
+      </w:r>
+      <w:proofErr w:type="spellStart"/>
+      <w:r>
+        <w:t>angehalten</w:t>
+      </w:r>
+      <w:proofErr w:type="spellEnd"/>
+      <w:r>
+        <w:t xml:space="preserve"> – separable (an + </w:t>
+      </w:r>
+      <w:proofErr w:type="spellStart"/>
+      <w:r>
+        <w:t>halten</w:t>
+      </w:r>
+      <w:proofErr w:type="spellEnd"/>
+      <w:r>
+        <w:t>).</w:t>
+      </w:r>
+    </w:p>
+    <w:p>
+      <w:pPr>
+        <w:pStyle w:val="ListParagraph"/>
+        <w:numPr>
+          <w:ilvl w:val="0"/>
+          <w:numId w:val="4"/>
+        </w:numPr>
+      </w:pPr>
+      <w:proofErr w:type="spellStart"/>
+      <w:r>
+        <w:rPr>
+          <w:b/>
+          <w:bCs/>
+        </w:rPr>
+        <w:t>verringern</w:t>
+      </w:r>
+      <w:proofErr w:type="spellEnd"/>
+      <w:r>
+        <w:t xml:space="preserve"> – to decrease – hat </w:t>
+      </w:r>
+      <w:proofErr w:type="spellStart"/>
+      <w:r>
+        <w:t>verringert</w:t>
+      </w:r>
+      <w:proofErr w:type="spellEnd"/>
+      <w:r>
+        <w:t xml:space="preserve"> – not separable</w:t>
+      </w:r>
+    </w:p>
+    <w:p>
+      <w:pPr>
+        <w:pStyle w:val="ListParagraph"/>
+        <w:numPr>
+          <w:ilvl w:val="0"/>
+          <w:numId w:val="4"/>
+        </w:numPr>
+        <w:rPr>
+          <w:lang w:val="de-DE"/>
+        </w:rPr>
+      </w:pPr>
+      <w:r>
+        <w:rPr>
+          <w:b/>
+          <w:bCs/>
+          <w:lang w:val="de-DE"/>
+        </w:rPr>
+        <w:t>entdecken</w:t>
+      </w:r>
+      <w:r>
+        <w:rPr>
+          <w:lang w:val="de-DE"/>
+        </w:rPr>
+        <w:t xml:space="preserve"> – to </w:t>
+      </w:r>
+      <w:proofErr w:type="spellStart"/>
+      <w:r>
+        <w:rPr>
+          <w:lang w:val="de-DE"/>
+        </w:rPr>
+        <w:t>discover</w:t>
+      </w:r>
+      <w:proofErr w:type="spellEnd"/>
+      <w:r>
+        <w:rPr>
+          <w:lang w:val="de-DE"/>
+        </w:rPr>
+        <w:t>/find/</w:t>
+      </w:r>
+      <w:proofErr w:type="spellStart"/>
+      <w:r>
+        <w:rPr>
+          <w:lang w:val="de-DE"/>
+        </w:rPr>
+        <w:t>spot</w:t>
+      </w:r>
+      <w:proofErr w:type="spellEnd"/>
+      <w:r>
+        <w:rPr>
+          <w:lang w:val="de-DE"/>
+        </w:rPr>
+        <w:t xml:space="preserve"> – hat entdeckt</w:t>
+      </w:r>
+    </w:p>
+    <w:p>
+      <w:pPr>
+        <w:pStyle w:val="ListParagraph"/>
+        <w:numPr>
+          <w:ilvl w:val="0"/>
+          <w:numId w:val="4"/>
+        </w:numPr>
+        <w:rPr>
+          <w:lang w:val="de-DE"/>
+        </w:rPr>
+      </w:pPr>
+      <w:r>
+        <w:rPr>
+          <w:lang w:val="de-DE"/>
+        </w:rPr>
+        <w:t> </w:t>
+      </w:r>
+      <w:r>
+        <w:rPr>
+          <w:b/>
+          <w:bCs/>
+          <w:lang w:val="de-DE"/>
+        </w:rPr>
+        <w:t>beisetzen</w:t>
+      </w:r>
+      <w:r>
+        <w:rPr>
+          <w:lang w:val="de-DE"/>
+        </w:rPr>
+        <w:t xml:space="preserve"> – to </w:t>
+      </w:r>
+      <w:proofErr w:type="spellStart"/>
+      <w:r>
+        <w:rPr>
+          <w:lang w:val="de-DE"/>
+        </w:rPr>
+        <w:t>bury</w:t>
+      </w:r>
+      <w:proofErr w:type="spellEnd"/>
+      <w:r>
+        <w:rPr>
+          <w:lang w:val="de-DE"/>
+        </w:rPr>
+        <w:t>/</w:t>
+      </w:r>
+      <w:proofErr w:type="spellStart"/>
+      <w:r>
+        <w:rPr>
+          <w:lang w:val="de-DE"/>
+        </w:rPr>
+        <w:t>inter</w:t>
+      </w:r>
+      <w:proofErr w:type="spellEnd"/>
+      <w:r>
+        <w:rPr>
+          <w:lang w:val="de-DE"/>
+        </w:rPr>
+        <w:t xml:space="preserve"> (</w:t>
+      </w:r>
+      <w:proofErr w:type="spellStart"/>
+      <w:r>
+        <w:rPr>
+          <w:lang w:val="de-DE"/>
+        </w:rPr>
+        <w:t>next</w:t>
+      </w:r>
+      <w:proofErr w:type="spellEnd"/>
+      <w:r>
+        <w:rPr>
+          <w:lang w:val="de-DE"/>
+        </w:rPr>
+        <w:t xml:space="preserve"> to </w:t>
+      </w:r>
+      <w:proofErr w:type="spellStart"/>
+      <w:r>
+        <w:rPr>
+          <w:lang w:val="de-DE"/>
+        </w:rPr>
+        <w:t>someone</w:t>
+      </w:r>
+      <w:proofErr w:type="spellEnd"/>
+      <w:r>
+        <w:rPr>
+          <w:lang w:val="de-DE"/>
+        </w:rPr>
+        <w:t>) – hat beigesetzt – separable (bei + setzen).</w:t>
+      </w:r>
+    </w:p>
+    <w:p>
+      <w:pPr>
+        <w:pStyle w:val="ListParagraph"/>
+        <w:numPr>
+          <w:ilvl w:val="0"/>
+          <w:numId w:val="4"/>
+        </w:numPr>
+      </w:pPr>
+      <w:proofErr w:type="spellStart"/>
+      <w:r>
+        <w:rPr>
+          <w:b/>
+          <w:bCs/>
+        </w:rPr>
+        <w:t>stammen</w:t>
+      </w:r>
+      <w:proofErr w:type="spellEnd"/>
+      <w:r>
+        <w:rPr>
+          <w:b/>
+          <w:bCs/>
+        </w:rPr>
+        <w:t xml:space="preserve"> </w:t>
+      </w:r>
+      <w:proofErr w:type="spellStart"/>
+      <w:r>
+        <w:rPr>
+          <w:b/>
+          <w:bCs/>
+        </w:rPr>
+        <w:t>aus</w:t>
+      </w:r>
+      <w:proofErr w:type="spellEnd"/>
+      <w:r>
+        <w:t xml:space="preserve"> – to come from/originate from – hat </w:t>
+      </w:r>
+      <w:proofErr w:type="spellStart"/>
+      <w:r>
+        <w:t>gestammt</w:t>
+      </w:r>
+      <w:proofErr w:type="spellEnd"/>
+    </w:p>
+    <w:p>
+      <w:pPr>
+        <w:pStyle w:val="ListParagraph"/>
+        <w:numPr>
+          <w:ilvl w:val="0"/>
+          <w:numId w:val="4"/>
+        </w:numPr>
+      </w:pPr>
+      <w:proofErr w:type="spellStart"/>
+      <w:r>
+        <w:t>passen</w:t>
+      </w:r>
+      <w:proofErr w:type="spellEnd"/>
+      <w:r>
+        <w:t xml:space="preserve"> – to fit – hat </w:t>
+      </w:r>
+      <w:proofErr w:type="spellStart"/>
+      <w:r>
+        <w:t>gepast</w:t>
+      </w:r>
+      <w:proofErr w:type="spellEnd"/>
+    </w:p>
+    <w:p>
+      <w:pPr>
+        <w:pStyle w:val="ListParagraph"/>
+        <w:numPr>
+          <w:ilvl w:val="0"/>
+          <w:numId w:val="4"/>
+        </w:numPr>
+      </w:pPr>
     </w:p>
     <w:sectPr>
       <w:pgSz w:w="11906" w:h="16838"/>
@@ -5539,6 +5965,119 @@
 <file path=word/numbering.xml><?xml version="1.0" encoding="utf-8"?>
 <w:numbering xmlns:wpc="http://schemas.microsoft.com/office/word/2010/wordprocessingCanvas" xmlns:cx="http://schemas.microsoft.com/office/drawing/2014/chartex" xmlns:cx1="http://schemas.microsoft.com/office/drawing/2015/9/8/chartex" xmlns:cx2="http://schemas.microsoft.com/office/drawing/2015/10/21/chartex" xmlns:cx3="http://schemas.microsoft.com/office/drawing/2016/5/9/chartex" xmlns:cx4="http://schemas.microsoft.com/office/drawing/2016/5/10/chartex" xmlns:cx5="http://schemas.microsoft.com/office/drawing/2016/5/11/chartex" xmlns:cx6="http://schemas.microsoft.com/office/drawing/2016/5/12/chartex" xmlns:cx7="http://schemas.microsoft.com/office/drawing/2016/5/13/chartex" xmlns:cx8="http://schemas.microsoft.com/office/drawing/2016/5/14/chartex" xmlns:mc="http://schemas.openxmlformats.org/markup-compatibility/2006" xmlns:aink="http://schemas.microsoft.com/office/drawing/2016/ink" xmlns:am3d="http://schemas.microsoft.com/office/drawing/2017/model3d" xmlns:o="urn:schemas-microsoft-com:office:office" xmlns:oel="http://schemas.microsoft.com/office/2019/extlst" xmlns:r="http://schemas.openxmlformats.org/officeDocument/2006/relationships" xmlns:m="http://schemas.openxmlformats.org/officeDocument/2006/math" xmlns:v="urn:schemas-microsoft-com:vml" xmlns:wp14="http://schemas.microsoft.com/office/word/2010/wordprocessingDrawing" xmlns:wp="http://schemas.openxmlformats.org/drawingml/2006/wordprocessingDrawing" xmlns:w10="urn:schemas-microsoft-com:office:word" xmlns:w="http://schemas.openxmlformats.org/wordprocessingml/2006/main" xmlns:w14="http://schemas.microsoft.com/office/word/2010/wordml" xmlns:w15="http://schemas.microsoft.com/office/word/2012/wordml" xmlns:w16cex="http://schemas.microsoft.com/office/word/2018/wordml/cex" xmlns:w16cid="http://schemas.microsoft.com/office/word/2016/wordml/cid" xmlns:w16="http://schemas.microsoft.com/office/word/2018/wordml" xmlns:w16du="http://schemas.microsoft.com/office/word/2023/wordml/word16du" xmlns:w16sdtdh="http://schemas.microsoft.com/office/word/2020/wordml/sdtdatahash" xmlns:w16sdtfl="http://schemas.microsoft.com/office/word/2024/wordml/sdtformatlock" xmlns:w16se="http://schemas.microsoft.com/office/word/2015/wordml/symex" xmlns:wpg="http://schemas.microsoft.com/office/word/2010/wordprocessingGroup" xmlns:wpi="http://schemas.microsoft.com/office/word/2010/wordprocessingInk" xmlns:wne="http://schemas.microsoft.com/office/word/2006/wordml" xmlns:wps="http://schemas.microsoft.com/office/word/2010/wordprocessingShape" mc:Ignorable="w14 w15 w16se w16cid w16 w16cex w16sdtdh w16sdtfl w16du wp14">
   <w:abstractNum w:abstractNumId="0" w15:restartNumberingAfterBreak="0">
+    <w:nsid w:val="02790077"/>
+    <w:multiLevelType w:val="multilevel"/>
+    <w:tmpl w:val="277050D2"/>
+    <w:lvl w:ilvl="0">
+      <w:start w:val="1"/>
+      <w:numFmt w:val="decimal"/>
+      <w:lvlText w:val="%1."/>
+      <w:lvlJc w:val="left"/>
+      <w:pPr>
+        <w:tabs>
+          <w:tab w:val="num" w:pos="720"/>
+        </w:tabs>
+        <w:ind w:left="720" w:hanging="360"/>
+      </w:pPr>
+    </w:lvl>
+    <w:lvl w:ilvl="1" w:tentative="1">
+      <w:start w:val="1"/>
+      <w:numFmt w:val="decimal"/>
+      <w:lvlText w:val="%2."/>
+      <w:lvlJc w:val="left"/>
+      <w:pPr>
+        <w:tabs>
+          <w:tab w:val="num" w:pos="1440"/>
+        </w:tabs>
+        <w:ind w:left="1440" w:hanging="360"/>
+      </w:pPr>
+    </w:lvl>
+    <w:lvl w:ilvl="2" w:tentative="1">
+      <w:start w:val="1"/>
+      <w:numFmt w:val="decimal"/>
+      <w:lvlText w:val="%3."/>
+      <w:lvlJc w:val="left"/>
+      <w:pPr>
+        <w:tabs>
+          <w:tab w:val="num" w:pos="2160"/>
+        </w:tabs>
+        <w:ind w:left="2160" w:hanging="360"/>
+      </w:pPr>
+    </w:lvl>
+    <w:lvl w:ilvl="3" w:tentative="1">
+      <w:start w:val="1"/>
+      <w:numFmt w:val="decimal"/>
+      <w:lvlText w:val="%4."/>
+      <w:lvlJc w:val="left"/>
+      <w:pPr>
+        <w:tabs>
+          <w:tab w:val="num" w:pos="2880"/>
+        </w:tabs>
+        <w:ind w:left="2880" w:hanging="360"/>
+      </w:pPr>
+    </w:lvl>
+    <w:lvl w:ilvl="4" w:tentative="1">
+      <w:start w:val="1"/>
+      <w:numFmt w:val="decimal"/>
+      <w:lvlText w:val="%5."/>
+      <w:lvlJc w:val="left"/>
+      <w:pPr>
+        <w:tabs>
+          <w:tab w:val="num" w:pos="3600"/>
+        </w:tabs>
+        <w:ind w:left="3600" w:hanging="360"/>
+      </w:pPr>
+    </w:lvl>
+    <w:lvl w:ilvl="5" w:tentative="1">
+      <w:start w:val="1"/>
+      <w:numFmt w:val="decimal"/>
+      <w:lvlText w:val="%6."/>
+      <w:lvlJc w:val="left"/>
+      <w:pPr>
+        <w:tabs>
+          <w:tab w:val="num" w:pos="4320"/>
+        </w:tabs>
+        <w:ind w:left="4320" w:hanging="360"/>
+      </w:pPr>
+    </w:lvl>
+    <w:lvl w:ilvl="6" w:tentative="1">
+      <w:start w:val="1"/>
+      <w:numFmt w:val="decimal"/>
+      <w:lvlText w:val="%7."/>
+      <w:lvlJc w:val="left"/>
+      <w:pPr>
+        <w:tabs>
+          <w:tab w:val="num" w:pos="5040"/>
+        </w:tabs>
+        <w:ind w:left="5040" w:hanging="360"/>
+      </w:pPr>
+    </w:lvl>
+    <w:lvl w:ilvl="7" w:tentative="1">
+      <w:start w:val="1"/>
+      <w:numFmt w:val="decimal"/>
+      <w:lvlText w:val="%8."/>
+      <w:lvlJc w:val="left"/>
+      <w:pPr>
+        <w:tabs>
+          <w:tab w:val="num" w:pos="5760"/>
+        </w:tabs>
+        <w:ind w:left="5760" w:hanging="360"/>
+      </w:pPr>
+    </w:lvl>
+    <w:lvl w:ilvl="8" w:tentative="1">
+      <w:start w:val="1"/>
+      <w:numFmt w:val="decimal"/>
+      <w:lvlText w:val="%9."/>
+      <w:lvlJc w:val="left"/>
+      <w:pPr>
+        <w:tabs>
+          <w:tab w:val="num" w:pos="6480"/>
+        </w:tabs>
+        <w:ind w:left="6480" w:hanging="360"/>
+      </w:pPr>
+    </w:lvl>
+  </w:abstractNum>
+  <w:abstractNum w:abstractNumId="1" w15:restartNumberingAfterBreak="0">
     <w:nsid w:val="029D0154"/>
     <w:multiLevelType w:val="multilevel"/>
     <w:tmpl w:val="419EC5C0"/>
@@ -5687,10 +6226,10 @@
       </w:rPr>
     </w:lvl>
   </w:abstractNum>
-  <w:abstractNum w:abstractNumId="1" w15:restartNumberingAfterBreak="0">
+  <w:abstractNum w:abstractNumId="2" w15:restartNumberingAfterBreak="0">
     <w:nsid w:val="13B377DF"/>
     <w:multiLevelType w:val="hybridMultilevel"/>
-    <w:tmpl w:val="82AEAAC0"/>
+    <w:tmpl w:val="06DC8D78"/>
     <w:lvl w:ilvl="0" w:tplc="0C090001">
       <w:start w:val="1"/>
       <w:numFmt w:val="bullet"/>
@@ -5800,7 +6339,156 @@
       </w:rPr>
     </w:lvl>
   </w:abstractNum>
-  <w:abstractNum w:abstractNumId="2" w15:restartNumberingAfterBreak="0">
+  <w:abstractNum w:abstractNumId="3" w15:restartNumberingAfterBreak="0">
+    <w:nsid w:val="1EFB4D75"/>
+    <w:multiLevelType w:val="multilevel"/>
+    <w:tmpl w:val="6D34E75C"/>
+    <w:lvl w:ilvl="0">
+      <w:start w:val="1"/>
+      <w:numFmt w:val="bullet"/>
+      <w:lvlText w:val=""/>
+      <w:lvlJc w:val="left"/>
+      <w:pPr>
+        <w:tabs>
+          <w:tab w:val="num" w:pos="720"/>
+        </w:tabs>
+        <w:ind w:left="720" w:hanging="360"/>
+      </w:pPr>
+      <w:rPr>
+        <w:rFonts w:ascii="Symbol" w:hAnsi="Symbol" w:hint="default"/>
+        <w:sz w:val="20"/>
+      </w:rPr>
+    </w:lvl>
+    <w:lvl w:ilvl="1" w:tentative="1">
+      <w:start w:val="1"/>
+      <w:numFmt w:val="bullet"/>
+      <w:lvlText w:val="o"/>
+      <w:lvlJc w:val="left"/>
+      <w:pPr>
+        <w:tabs>
+          <w:tab w:val="num" w:pos="1440"/>
+        </w:tabs>
+        <w:ind w:left="1440" w:hanging="360"/>
+      </w:pPr>
+      <w:rPr>
+        <w:rFonts w:ascii="Courier New" w:hAnsi="Courier New" w:hint="default"/>
+        <w:sz w:val="20"/>
+      </w:rPr>
+    </w:lvl>
+    <w:lvl w:ilvl="2" w:tentative="1">
+      <w:start w:val="1"/>
+      <w:numFmt w:val="bullet"/>
+      <w:lvlText w:val=""/>
+      <w:lvlJc w:val="left"/>
+      <w:pPr>
+        <w:tabs>
+          <w:tab w:val="num" w:pos="2160"/>
+        </w:tabs>
+        <w:ind w:left="2160" w:hanging="360"/>
+      </w:pPr>
+      <w:rPr>
+        <w:rFonts w:ascii="Wingdings" w:hAnsi="Wingdings" w:hint="default"/>
+        <w:sz w:val="20"/>
+      </w:rPr>
+    </w:lvl>
+    <w:lvl w:ilvl="3" w:tentative="1">
+      <w:start w:val="1"/>
+      <w:numFmt w:val="bullet"/>
+      <w:lvlText w:val=""/>
+      <w:lvlJc w:val="left"/>
+      <w:pPr>
+        <w:tabs>
+          <w:tab w:val="num" w:pos="2880"/>
+        </w:tabs>
+        <w:ind w:left="2880" w:hanging="360"/>
+      </w:pPr>
+      <w:rPr>
+        <w:rFonts w:ascii="Wingdings" w:hAnsi="Wingdings" w:hint="default"/>
+        <w:sz w:val="20"/>
+      </w:rPr>
+    </w:lvl>
+    <w:lvl w:ilvl="4" w:tentative="1">
+      <w:start w:val="1"/>
+      <w:numFmt w:val="bullet"/>
+      <w:lvlText w:val=""/>
+      <w:lvlJc w:val="left"/>
+      <w:pPr>
+        <w:tabs>
+          <w:tab w:val="num" w:pos="3600"/>
+        </w:tabs>
+        <w:ind w:left="3600" w:hanging="360"/>
+      </w:pPr>
+      <w:rPr>
+        <w:rFonts w:ascii="Wingdings" w:hAnsi="Wingdings" w:hint="default"/>
+        <w:sz w:val="20"/>
+      </w:rPr>
+    </w:lvl>
+    <w:lvl w:ilvl="5" w:tentative="1">
+      <w:start w:val="1"/>
+      <w:numFmt w:val="bullet"/>
+      <w:lvlText w:val=""/>
+      <w:lvlJc w:val="left"/>
+      <w:pPr>
+        <w:tabs>
+          <w:tab w:val="num" w:pos="4320"/>
+        </w:tabs>
+        <w:ind w:left="4320" w:hanging="360"/>
+      </w:pPr>
+      <w:rPr>
+        <w:rFonts w:ascii="Wingdings" w:hAnsi="Wingdings" w:hint="default"/>
+        <w:sz w:val="20"/>
+      </w:rPr>
+    </w:lvl>
+    <w:lvl w:ilvl="6" w:tentative="1">
+      <w:start w:val="1"/>
+      <w:numFmt w:val="bullet"/>
+      <w:lvlText w:val=""/>
+      <w:lvlJc w:val="left"/>
+      <w:pPr>
+        <w:tabs>
+          <w:tab w:val="num" w:pos="5040"/>
+        </w:tabs>
+        <w:ind w:left="5040" w:hanging="360"/>
+      </w:pPr>
+      <w:rPr>
+        <w:rFonts w:ascii="Wingdings" w:hAnsi="Wingdings" w:hint="default"/>
+        <w:sz w:val="20"/>
+      </w:rPr>
+    </w:lvl>
+    <w:lvl w:ilvl="7" w:tentative="1">
+      <w:start w:val="1"/>
+      <w:numFmt w:val="bullet"/>
+      <w:lvlText w:val=""/>
+      <w:lvlJc w:val="left"/>
+      <w:pPr>
+        <w:tabs>
+          <w:tab w:val="num" w:pos="5760"/>
+        </w:tabs>
+        <w:ind w:left="5760" w:hanging="360"/>
+      </w:pPr>
+      <w:rPr>
+        <w:rFonts w:ascii="Wingdings" w:hAnsi="Wingdings" w:hint="default"/>
+        <w:sz w:val="20"/>
+      </w:rPr>
+    </w:lvl>
+    <w:lvl w:ilvl="8" w:tentative="1">
+      <w:start w:val="1"/>
+      <w:numFmt w:val="bullet"/>
+      <w:lvlText w:val=""/>
+      <w:lvlJc w:val="left"/>
+      <w:pPr>
+        <w:tabs>
+          <w:tab w:val="num" w:pos="6480"/>
+        </w:tabs>
+        <w:ind w:left="6480" w:hanging="360"/>
+      </w:pPr>
+      <w:rPr>
+        <w:rFonts w:ascii="Wingdings" w:hAnsi="Wingdings" w:hint="default"/>
+        <w:sz w:val="20"/>
+      </w:rPr>
+    </w:lvl>
+  </w:abstractNum>
+  <w:abstractNum w:abstractNumId="4" w15:restartNumberingAfterBreak="0">
     <w:nsid w:val="26DE447E"/>
     <w:multiLevelType w:val="multilevel"/>
     <w:tmpl w:val="B9FA3D74"/>
@@ -5949,7 +6637,7 @@
       </w:rPr>
     </w:lvl>
   </w:abstractNum>
-  <w:abstractNum w:abstractNumId="3" w15:restartNumberingAfterBreak="0">
+  <w:abstractNum w:abstractNumId="5" w15:restartNumberingAfterBreak="0">
     <w:nsid w:val="3D0B0AF8"/>
     <w:multiLevelType w:val="multilevel"/>
     <w:tmpl w:val="D78EE2C6"/>
@@ -6098,7 +6786,7 @@
       </w:rPr>
     </w:lvl>
   </w:abstractNum>
-  <w:abstractNum w:abstractNumId="4" w15:restartNumberingAfterBreak="0">
+  <w:abstractNum w:abstractNumId="6" w15:restartNumberingAfterBreak="0">
     <w:nsid w:val="444F4876"/>
     <w:multiLevelType w:val="multilevel"/>
     <w:tmpl w:val="1930B3A2"/>
@@ -6247,7 +6935,7 @@
       </w:rPr>
     </w:lvl>
   </w:abstractNum>
-  <w:abstractNum w:abstractNumId="5" w15:restartNumberingAfterBreak="0">
+  <w:abstractNum w:abstractNumId="7" w15:restartNumberingAfterBreak="0">
     <w:nsid w:val="46D80D8D"/>
     <w:multiLevelType w:val="multilevel"/>
     <w:tmpl w:val="1DD4A43E"/>
@@ -6396,7 +7084,7 @@
       </w:rPr>
     </w:lvl>
   </w:abstractNum>
-  <w:abstractNum w:abstractNumId="6" w15:restartNumberingAfterBreak="0">
+  <w:abstractNum w:abstractNumId="8" w15:restartNumberingAfterBreak="0">
     <w:nsid w:val="4C6F09DC"/>
     <w:multiLevelType w:val="hybridMultilevel"/>
     <w:tmpl w:val="963CF14E"/>
@@ -6509,7 +7197,7 @@
       </w:rPr>
     </w:lvl>
   </w:abstractNum>
-  <w:abstractNum w:abstractNumId="7" w15:restartNumberingAfterBreak="0">
+  <w:abstractNum w:abstractNumId="9" w15:restartNumberingAfterBreak="0">
     <w:nsid w:val="5ED26629"/>
     <w:multiLevelType w:val="multilevel"/>
     <w:tmpl w:val="FBC6A1AE"/>
@@ -6658,7 +7346,7 @@
       </w:rPr>
     </w:lvl>
   </w:abstractNum>
-  <w:abstractNum w:abstractNumId="8" w15:restartNumberingAfterBreak="0">
+  <w:abstractNum w:abstractNumId="10" w15:restartNumberingAfterBreak="0">
     <w:nsid w:val="6C9D0AFF"/>
     <w:multiLevelType w:val="hybridMultilevel"/>
     <w:tmpl w:val="09E614A6"/>
@@ -6771,7 +7459,7 @@
       </w:rPr>
     </w:lvl>
   </w:abstractNum>
-  <w:abstractNum w:abstractNumId="9" w15:restartNumberingAfterBreak="0">
+  <w:abstractNum w:abstractNumId="11" w15:restartNumberingAfterBreak="0">
     <w:nsid w:val="71243247"/>
     <w:multiLevelType w:val="multilevel"/>
     <w:tmpl w:val="0B7E6170"/>
@@ -6885,34 +7573,40 @@
     </w:lvl>
   </w:abstractNum>
   <w:num w:numId="1" w16cid:durableId="2041196725">
+    <w:abstractNumId w:val="8"/>
+  </w:num>
+  <w:num w:numId="2" w16cid:durableId="4946903">
+    <w:abstractNumId w:val="4"/>
+  </w:num>
+  <w:num w:numId="3" w16cid:durableId="311713784">
+    <w:abstractNumId w:val="10"/>
+  </w:num>
+  <w:num w:numId="4" w16cid:durableId="400371831">
+    <w:abstractNumId w:val="2"/>
+  </w:num>
+  <w:num w:numId="5" w16cid:durableId="1335646460">
+    <w:abstractNumId w:val="11"/>
+  </w:num>
+  <w:num w:numId="6" w16cid:durableId="38283475">
     <w:abstractNumId w:val="6"/>
   </w:num>
-  <w:num w:numId="2" w16cid:durableId="4946903">
-    <w:abstractNumId w:val="2"/>
-  </w:num>
-  <w:num w:numId="3" w16cid:durableId="311713784">
-    <w:abstractNumId w:val="8"/>
-  </w:num>
-  <w:num w:numId="4" w16cid:durableId="400371831">
+  <w:num w:numId="7" w16cid:durableId="1903368141">
     <w:abstractNumId w:val="1"/>
   </w:num>
-  <w:num w:numId="5" w16cid:durableId="1335646460">
+  <w:num w:numId="8" w16cid:durableId="1030108235">
+    <w:abstractNumId w:val="7"/>
+  </w:num>
+  <w:num w:numId="9" w16cid:durableId="1119105361">
+    <w:abstractNumId w:val="5"/>
+  </w:num>
+  <w:num w:numId="10" w16cid:durableId="380595985">
     <w:abstractNumId w:val="9"/>
   </w:num>
-  <w:num w:numId="6" w16cid:durableId="38283475">
-    <w:abstractNumId w:val="4"/>
-  </w:num>
-  <w:num w:numId="7" w16cid:durableId="1903368141">
-    <w:abstractNumId w:val="0"/>
-  </w:num>
-  <w:num w:numId="8" w16cid:durableId="1030108235">
-    <w:abstractNumId w:val="5"/>
-  </w:num>
-  <w:num w:numId="9" w16cid:durableId="1119105361">
+  <w:num w:numId="11" w16cid:durableId="582838943">
     <w:abstractNumId w:val="3"/>
   </w:num>
-  <w:num w:numId="10" w16cid:durableId="380595985">
-    <w:abstractNumId w:val="7"/>
+  <w:num w:numId="12" w16cid:durableId="2140951240">
+    <w:abstractNumId w:val="0"/>
   </w:num>
 </w:numbering>
 </file>

--- a/A2/Verbs.docx
+++ b/A2/Verbs.docx
@@ -1712,209 +1712,349 @@
       </w:r>
       <w:proofErr w:type="spellEnd"/>
       <w:r>
+        <w:t xml:space="preserve"> –  to count – </w:t>
+      </w:r>
+      <w:proofErr w:type="spellStart"/>
+      <w:r>
+        <w:t>Perfekt</w:t>
+      </w:r>
+      <w:proofErr w:type="spellEnd"/>
+      <w:r>
+        <w:t xml:space="preserve">: hat </w:t>
+      </w:r>
+      <w:proofErr w:type="spellStart"/>
+      <w:r>
+        <w:t>gegolten</w:t>
+      </w:r>
+      <w:proofErr w:type="spellEnd"/>
+      <w:r>
+        <w:t xml:space="preserve"> – Separable: No</w:t>
+      </w:r>
+    </w:p>
+    <w:p>
+      <w:pPr>
+        <w:pStyle w:val="ListParagraph"/>
+        <w:numPr>
+          <w:ilvl w:val="0"/>
+          <w:numId w:val="4"/>
+        </w:numPr>
+        <w:rPr>
+          <w:lang w:val="de-DE"/>
+        </w:rPr>
+      </w:pPr>
+      <w:r>
+        <w:rPr>
+          <w:lang w:val="de-DE"/>
+        </w:rPr>
+        <w:t xml:space="preserve">Schulden haben </w:t>
+      </w:r>
+      <w:r>
+        <w:sym w:font="Wingdings" w:char="F0E0"/>
+      </w:r>
+      <w:r>
+        <w:rPr>
+          <w:lang w:val="de-DE"/>
+        </w:rPr>
+        <w:t xml:space="preserve"> to </w:t>
+      </w:r>
+      <w:proofErr w:type="spellStart"/>
+      <w:r>
+        <w:rPr>
+          <w:lang w:val="de-DE"/>
+        </w:rPr>
+        <w:t>be</w:t>
+      </w:r>
+      <w:proofErr w:type="spellEnd"/>
+      <w:r>
+        <w:rPr>
+          <w:lang w:val="de-DE"/>
+        </w:rPr>
+        <w:t xml:space="preserve"> in </w:t>
+      </w:r>
+      <w:proofErr w:type="spellStart"/>
+      <w:r>
+        <w:rPr>
+          <w:lang w:val="de-DE"/>
+        </w:rPr>
+        <w:t>de</w:t>
+      </w:r>
+      <w:r>
+        <w:rPr>
+          <w:lang w:val="de-DE"/>
+        </w:rPr>
+        <w:t>bt</w:t>
+      </w:r>
+      <w:proofErr w:type="spellEnd"/>
+    </w:p>
+    <w:p>
+      <w:pPr>
+        <w:pStyle w:val="ListParagraph"/>
+        <w:numPr>
+          <w:ilvl w:val="0"/>
+          <w:numId w:val="4"/>
+        </w:numPr>
+      </w:pPr>
+      <w:proofErr w:type="spellStart"/>
+      <w:r>
+        <w:rPr>
+          <w:b/>
+          <w:bCs/>
+        </w:rPr>
+        <w:t>betragen</w:t>
+      </w:r>
+      <w:proofErr w:type="spellEnd"/>
+      <w:r>
+        <w:t xml:space="preserve"> –to be (of an amount) – </w:t>
+      </w:r>
+      <w:proofErr w:type="spellStart"/>
+      <w:r>
+        <w:t>Perfekt</w:t>
+      </w:r>
+      <w:proofErr w:type="spellEnd"/>
+      <w:r>
+        <w:t xml:space="preserve">: hat </w:t>
+      </w:r>
+      <w:proofErr w:type="spellStart"/>
+      <w:r>
+        <w:t>betragen</w:t>
+      </w:r>
+      <w:proofErr w:type="spellEnd"/>
+      <w:r>
+        <w:t xml:space="preserve"> – Separable: No</w:t>
+      </w:r>
+    </w:p>
+    <w:p>
+      <w:pPr>
+        <w:pStyle w:val="ListParagraph"/>
+        <w:numPr>
+          <w:ilvl w:val="0"/>
+          <w:numId w:val="4"/>
+        </w:numPr>
+      </w:pPr>
+      <w:proofErr w:type="spellStart"/>
+      <w:r>
+        <w:rPr>
+          <w:b/>
+          <w:bCs/>
+        </w:rPr>
+        <w:t>vorlesen</w:t>
+      </w:r>
+      <w:proofErr w:type="spellEnd"/>
+      <w:r>
+        <w:t xml:space="preserve"> – to read aloud / to read out – </w:t>
+      </w:r>
+      <w:proofErr w:type="spellStart"/>
+      <w:r>
+        <w:t>Perfekt</w:t>
+      </w:r>
+      <w:proofErr w:type="spellEnd"/>
+      <w:r>
+        <w:t xml:space="preserve">: hat </w:t>
+      </w:r>
+      <w:proofErr w:type="spellStart"/>
+      <w:r>
+        <w:t>vorgelesen</w:t>
+      </w:r>
+      <w:proofErr w:type="spellEnd"/>
+      <w:r>
+        <w:t xml:space="preserve"> – Separable: Yes</w:t>
+      </w:r>
+    </w:p>
+    <w:p>
+      <w:pPr>
+        <w:pStyle w:val="ListParagraph"/>
+        <w:numPr>
+          <w:ilvl w:val="0"/>
+          <w:numId w:val="4"/>
+        </w:numPr>
+      </w:pPr>
+      <w:proofErr w:type="spellStart"/>
+      <w:r>
+        <w:t>erleben</w:t>
+      </w:r>
+      <w:proofErr w:type="spellEnd"/>
+      <w:r>
         <w:t xml:space="preserve"> </w:t>
       </w:r>
-      <w:proofErr w:type="gramStart"/>
-      <w:r>
-        <w:t>–  to</w:t>
-      </w:r>
-      <w:proofErr w:type="gramEnd"/>
-      <w:r>
-        <w:t xml:space="preserve"> count – </w:t>
-      </w:r>
-      <w:proofErr w:type="spellStart"/>
-      <w:r>
-        <w:t>Perfekt</w:t>
-      </w:r>
-      <w:proofErr w:type="spellEnd"/>
-      <w:r>
-        <w:t xml:space="preserve">: hat </w:t>
-      </w:r>
-      <w:proofErr w:type="spellStart"/>
-      <w:r>
-        <w:t>gegolten</w:t>
-      </w:r>
-      <w:proofErr w:type="spellEnd"/>
-      <w:r>
-        <w:t xml:space="preserve"> – Separable: No</w:t>
-      </w:r>
-    </w:p>
-    <w:p>
-      <w:pPr>
-        <w:pStyle w:val="ListParagraph"/>
-        <w:numPr>
-          <w:ilvl w:val="0"/>
-          <w:numId w:val="4"/>
-        </w:numPr>
-        <w:rPr>
-          <w:lang w:val="de-DE"/>
-        </w:rPr>
-      </w:pPr>
-      <w:r>
-        <w:rPr>
-          <w:lang w:val="de-DE"/>
-        </w:rPr>
-        <w:t xml:space="preserve">Schulden haben </w:t>
-      </w:r>
       <w:r>
         <w:sym w:font="Wingdings" w:char="F0E0"/>
       </w:r>
       <w:r>
-        <w:rPr>
-          <w:lang w:val="de-DE"/>
-        </w:rPr>
-        <w:t xml:space="preserve"> to </w:t>
-      </w:r>
-      <w:proofErr w:type="spellStart"/>
-      <w:r>
-        <w:rPr>
-          <w:lang w:val="de-DE"/>
-        </w:rPr>
-        <w:t>be</w:t>
-      </w:r>
-      <w:proofErr w:type="spellEnd"/>
-      <w:r>
-        <w:rPr>
-          <w:lang w:val="de-DE"/>
-        </w:rPr>
-        <w:t xml:space="preserve"> in </w:t>
-      </w:r>
-      <w:proofErr w:type="spellStart"/>
-      <w:r>
-        <w:rPr>
-          <w:lang w:val="de-DE"/>
-        </w:rPr>
-        <w:t>de</w:t>
-      </w:r>
-      <w:r>
-        <w:rPr>
-          <w:lang w:val="de-DE"/>
-        </w:rPr>
-        <w:t>bt</w:t>
-      </w:r>
-      <w:proofErr w:type="spellEnd"/>
-    </w:p>
-    <w:p>
-      <w:pPr>
-        <w:pStyle w:val="ListParagraph"/>
-        <w:numPr>
-          <w:ilvl w:val="0"/>
-          <w:numId w:val="4"/>
-        </w:numPr>
-      </w:pPr>
-      <w:proofErr w:type="spellStart"/>
-      <w:r>
-        <w:rPr>
-          <w:b/>
-          <w:bCs/>
-        </w:rPr>
-        <w:t>betragen</w:t>
-      </w:r>
-      <w:proofErr w:type="spellEnd"/>
-      <w:r>
-        <w:t xml:space="preserve"> –to be (of an amount) – </w:t>
-      </w:r>
-      <w:proofErr w:type="spellStart"/>
-      <w:r>
-        <w:t>Perfekt</w:t>
-      </w:r>
-      <w:proofErr w:type="spellEnd"/>
-      <w:r>
-        <w:t xml:space="preserve">: hat </w:t>
-      </w:r>
-      <w:proofErr w:type="spellStart"/>
-      <w:r>
-        <w:t>betragen</w:t>
-      </w:r>
-      <w:proofErr w:type="spellEnd"/>
-      <w:r>
-        <w:t xml:space="preserve"> – Separable: No</w:t>
-      </w:r>
-    </w:p>
-    <w:p>
-      <w:pPr>
-        <w:pStyle w:val="ListParagraph"/>
-        <w:numPr>
-          <w:ilvl w:val="0"/>
-          <w:numId w:val="4"/>
-        </w:numPr>
-      </w:pPr>
-      <w:proofErr w:type="spellStart"/>
-      <w:r>
-        <w:rPr>
-          <w:b/>
-          <w:bCs/>
-        </w:rPr>
-        <w:t>vorlesen</w:t>
-      </w:r>
-      <w:proofErr w:type="spellEnd"/>
-      <w:r>
-        <w:t xml:space="preserve"> – to read aloud / to read out – </w:t>
-      </w:r>
-      <w:proofErr w:type="spellStart"/>
-      <w:r>
-        <w:t>Perfekt</w:t>
-      </w:r>
-      <w:proofErr w:type="spellEnd"/>
-      <w:r>
-        <w:t xml:space="preserve">: hat </w:t>
-      </w:r>
-      <w:proofErr w:type="spellStart"/>
-      <w:r>
-        <w:t>vorgelesen</w:t>
-      </w:r>
-      <w:proofErr w:type="spellEnd"/>
-      <w:r>
-        <w:t xml:space="preserve"> – Separable: Yes</w:t>
-      </w:r>
-    </w:p>
-    <w:p>
-      <w:pPr>
-        <w:pStyle w:val="ListParagraph"/>
-        <w:numPr>
-          <w:ilvl w:val="0"/>
-          <w:numId w:val="4"/>
-        </w:numPr>
-      </w:pPr>
-      <w:proofErr w:type="spellStart"/>
-      <w:r>
-        <w:t>erleben</w:t>
-      </w:r>
-      <w:proofErr w:type="spellEnd"/>
+        <w:t xml:space="preserve"> to experience, </w:t>
+      </w:r>
+      <w:proofErr w:type="spellStart"/>
+      <w:r>
+        <w:t>erlebt</w:t>
+      </w:r>
+      <w:proofErr w:type="spellEnd"/>
+    </w:p>
+    <w:p>
+      <w:pPr>
+        <w:pStyle w:val="ListParagraph"/>
+        <w:numPr>
+          <w:ilvl w:val="0"/>
+          <w:numId w:val="4"/>
+        </w:numPr>
+      </w:pPr>
+      <w:proofErr w:type="spellStart"/>
+      <w:r>
+        <w:rPr>
+          <w:b/>
+          <w:bCs/>
+        </w:rPr>
+        <w:t>naschen</w:t>
+      </w:r>
+      <w:proofErr w:type="spellEnd"/>
+      <w:r>
+        <w:t xml:space="preserve"> – to snack (on sweets), to nibble – </w:t>
+      </w:r>
+      <w:r>
+        <w:rPr>
+          <w:b/>
+          <w:bCs/>
+        </w:rPr>
+        <w:t xml:space="preserve">hat </w:t>
+      </w:r>
+      <w:proofErr w:type="spellStart"/>
+      <w:r>
+        <w:rPr>
+          <w:b/>
+          <w:bCs/>
+        </w:rPr>
+        <w:t>genascht</w:t>
+      </w:r>
+      <w:proofErr w:type="spellEnd"/>
+      <w:r>
+        <w:t xml:space="preserve"> – has snacked (on sweets)</w:t>
+      </w:r>
+    </w:p>
+    <w:p>
+      <w:pPr>
+        <w:pStyle w:val="ListParagraph"/>
+        <w:numPr>
+          <w:ilvl w:val="0"/>
+          <w:numId w:val="4"/>
+        </w:numPr>
+      </w:pPr>
+      <w:proofErr w:type="spellStart"/>
+      <w:r>
+        <w:rPr>
+          <w:b/>
+          <w:bCs/>
+        </w:rPr>
+        <w:t>aussagen</w:t>
+      </w:r>
+      <w:proofErr w:type="spellEnd"/>
+      <w:r>
+        <w:t xml:space="preserve"> – to state, to testify, to say – </w:t>
+      </w:r>
+      <w:r>
+        <w:rPr>
+          <w:b/>
+          <w:bCs/>
+        </w:rPr>
+        <w:t xml:space="preserve">hat </w:t>
+      </w:r>
+      <w:proofErr w:type="spellStart"/>
+      <w:r>
+        <w:rPr>
+          <w:b/>
+          <w:bCs/>
+        </w:rPr>
+        <w:t>ausgesagt</w:t>
+      </w:r>
+      <w:proofErr w:type="spellEnd"/>
+      <w:r>
+        <w:t xml:space="preserve"> – has stated, has testified</w:t>
+      </w:r>
+    </w:p>
+    <w:p>
+      <w:pPr>
+        <w:pStyle w:val="ListParagraph"/>
+        <w:numPr>
+          <w:ilvl w:val="0"/>
+          <w:numId w:val="4"/>
+        </w:numPr>
+      </w:pPr>
+      <w:proofErr w:type="spellStart"/>
+      <w:r>
+        <w:rPr>
+          <w:b/>
+          <w:bCs/>
+        </w:rPr>
+        <w:t>loben</w:t>
+      </w:r>
+      <w:proofErr w:type="spellEnd"/>
+      <w:r>
+        <w:t xml:space="preserve"> – to praise – </w:t>
+      </w:r>
+      <w:r>
+        <w:rPr>
+          <w:b/>
+          <w:bCs/>
+        </w:rPr>
+        <w:t xml:space="preserve">hat </w:t>
+      </w:r>
+      <w:proofErr w:type="spellStart"/>
+      <w:r>
+        <w:rPr>
+          <w:b/>
+          <w:bCs/>
+        </w:rPr>
+        <w:t>gelobt</w:t>
+      </w:r>
+      <w:proofErr w:type="spellEnd"/>
+      <w:r>
+        <w:t xml:space="preserve"> – has praised</w:t>
+      </w:r>
+    </w:p>
+    <w:p>
+      <w:pPr>
+        <w:pStyle w:val="ListParagraph"/>
+        <w:numPr>
+          <w:ilvl w:val="0"/>
+          <w:numId w:val="4"/>
+        </w:numPr>
+      </w:pPr>
+      <w:proofErr w:type="spellStart"/>
+      <w:r>
+        <w:t>Konzentration</w:t>
+      </w:r>
+      <w:proofErr w:type="spellEnd"/>
+      <w:r>
+        <w:t xml:space="preserve"> auf</w:t>
+      </w:r>
       <w:r>
         <w:t xml:space="preserve"> </w:t>
       </w:r>
       <w:r>
-        <w:sym w:font="Wingdings" w:char="F0E0"/>
-      </w:r>
-      <w:r>
-        <w:t xml:space="preserve"> to experience, </w:t>
-      </w:r>
-      <w:proofErr w:type="spellStart"/>
-      <w:r>
-        <w:t>erlebt</w:t>
-      </w:r>
-      <w:proofErr w:type="spellEnd"/>
-    </w:p>
-    <w:p>
-      <w:pPr>
-        <w:pStyle w:val="ListParagraph"/>
-        <w:numPr>
-          <w:ilvl w:val="0"/>
-          <w:numId w:val="4"/>
-        </w:numPr>
-      </w:pPr>
-      <w:proofErr w:type="spellStart"/>
-      <w:r>
-        <w:rPr>
-          <w:b/>
-          <w:bCs/>
-        </w:rPr>
-        <w:t>naschen</w:t>
-      </w:r>
-      <w:proofErr w:type="spellEnd"/>
-      <w:r>
-        <w:t xml:space="preserve"> – to snack (on sweets), to nibble – </w:t>
+        <w:t xml:space="preserve">+ </w:t>
+      </w:r>
+      <w:proofErr w:type="spellStart"/>
+      <w:r>
+        <w:t>akku</w:t>
+      </w:r>
+      <w:proofErr w:type="spellEnd"/>
+    </w:p>
+    <w:p>
+      <w:pPr>
+        <w:pStyle w:val="ListParagraph"/>
+        <w:numPr>
+          <w:ilvl w:val="0"/>
+          <w:numId w:val="4"/>
+        </w:numPr>
+      </w:pPr>
+      <w:proofErr w:type="spellStart"/>
+      <w:r>
+        <w:rPr>
+          <w:b/>
+          <w:bCs/>
+        </w:rPr>
+        <w:t>zusehen</w:t>
+      </w:r>
+      <w:proofErr w:type="spellEnd"/>
+      <w:r>
+        <w:t xml:space="preserve"> – to watch, to look on – </w:t>
       </w:r>
       <w:r>
         <w:rPr>
@@ -1929,32 +2069,29 @@
           <w:b/>
           <w:bCs/>
         </w:rPr>
-        <w:t>genascht</w:t>
-      </w:r>
-      <w:proofErr w:type="spellEnd"/>
-      <w:r>
-        <w:t xml:space="preserve"> – has snacked (on sweets)</w:t>
-      </w:r>
-    </w:p>
-    <w:p>
-      <w:pPr>
-        <w:pStyle w:val="ListParagraph"/>
-        <w:numPr>
-          <w:ilvl w:val="0"/>
-          <w:numId w:val="4"/>
-        </w:numPr>
-      </w:pPr>
-      <w:proofErr w:type="spellStart"/>
-      <w:r>
-        <w:rPr>
-          <w:b/>
-          <w:bCs/>
-        </w:rPr>
-        <w:t>aussagen</w:t>
-      </w:r>
-      <w:proofErr w:type="spellEnd"/>
-      <w:r>
-        <w:t xml:space="preserve"> – to state, to testify, to say – </w:t>
+        <w:t>zugesehen</w:t>
+      </w:r>
+      <w:proofErr w:type="spellEnd"/>
+    </w:p>
+    <w:p>
+      <w:pPr>
+        <w:pStyle w:val="ListParagraph"/>
+        <w:numPr>
+          <w:ilvl w:val="0"/>
+          <w:numId w:val="4"/>
+        </w:numPr>
+      </w:pPr>
+      <w:proofErr w:type="spellStart"/>
+      <w:r>
+        <w:rPr>
+          <w:b/>
+          <w:bCs/>
+        </w:rPr>
+        <w:t>schälen</w:t>
+      </w:r>
+      <w:proofErr w:type="spellEnd"/>
+      <w:r>
+        <w:t xml:space="preserve"> – to peel – </w:t>
       </w:r>
       <w:r>
         <w:rPr>
@@ -1969,32 +2106,32 @@
           <w:b/>
           <w:bCs/>
         </w:rPr>
-        <w:t>ausgesagt</w:t>
-      </w:r>
-      <w:proofErr w:type="spellEnd"/>
-      <w:r>
-        <w:t xml:space="preserve"> – has stated, has testified</w:t>
-      </w:r>
-    </w:p>
-    <w:p>
-      <w:pPr>
-        <w:pStyle w:val="ListParagraph"/>
-        <w:numPr>
-          <w:ilvl w:val="0"/>
-          <w:numId w:val="4"/>
-        </w:numPr>
-      </w:pPr>
-      <w:proofErr w:type="spellStart"/>
-      <w:r>
-        <w:rPr>
-          <w:b/>
-          <w:bCs/>
-        </w:rPr>
-        <w:t>loben</w:t>
-      </w:r>
-      <w:proofErr w:type="spellEnd"/>
-      <w:r>
-        <w:t xml:space="preserve"> – to praise – </w:t>
+        <w:t>geschält</w:t>
+      </w:r>
+      <w:proofErr w:type="spellEnd"/>
+      <w:r>
+        <w:t xml:space="preserve"> – has peeled</w:t>
+      </w:r>
+    </w:p>
+    <w:p>
+      <w:pPr>
+        <w:pStyle w:val="ListParagraph"/>
+        <w:numPr>
+          <w:ilvl w:val="0"/>
+          <w:numId w:val="4"/>
+        </w:numPr>
+      </w:pPr>
+      <w:proofErr w:type="spellStart"/>
+      <w:r>
+        <w:rPr>
+          <w:b/>
+          <w:bCs/>
+        </w:rPr>
+        <w:t>eröffnen</w:t>
+      </w:r>
+      <w:proofErr w:type="spellEnd"/>
+      <w:r>
+        <w:t xml:space="preserve"> – to open, to inaugurate, to launch – </w:t>
       </w:r>
       <w:r>
         <w:rPr>
@@ -2009,60 +2146,229 @@
           <w:b/>
           <w:bCs/>
         </w:rPr>
-        <w:t>gelobt</w:t>
-      </w:r>
-      <w:proofErr w:type="spellEnd"/>
-      <w:r>
-        <w:t xml:space="preserve"> – has praised</w:t>
-      </w:r>
-    </w:p>
-    <w:p>
-      <w:pPr>
-        <w:pStyle w:val="ListParagraph"/>
-        <w:numPr>
-          <w:ilvl w:val="0"/>
-          <w:numId w:val="4"/>
-        </w:numPr>
-      </w:pPr>
-      <w:proofErr w:type="spellStart"/>
-      <w:r>
-        <w:t>Konzentration</w:t>
-      </w:r>
-      <w:proofErr w:type="spellEnd"/>
-      <w:r>
-        <w:t xml:space="preserve"> auf</w:t>
+        <w:t>eröffnet</w:t>
+      </w:r>
+      <w:proofErr w:type="spellEnd"/>
+      <w:r>
+        <w:t> </w:t>
+      </w:r>
+    </w:p>
+    <w:p>
+      <w:pPr>
+        <w:pStyle w:val="ListParagraph"/>
+        <w:numPr>
+          <w:ilvl w:val="0"/>
+          <w:numId w:val="4"/>
+        </w:numPr>
+      </w:pPr>
+      <w:proofErr w:type="spellStart"/>
+      <w:r>
+        <w:rPr>
+          <w:b/>
+          <w:bCs/>
+        </w:rPr>
+        <w:t>realisieren</w:t>
+      </w:r>
+      <w:proofErr w:type="spellEnd"/>
+      <w:r>
+        <w:t xml:space="preserve"> – to realize, to implement, to carry out – </w:t>
+      </w:r>
+      <w:r>
+        <w:rPr>
+          <w:b/>
+          <w:bCs/>
+        </w:rPr>
+        <w:t xml:space="preserve">hat </w:t>
+      </w:r>
+      <w:proofErr w:type="spellStart"/>
+      <w:r>
+        <w:rPr>
+          <w:b/>
+          <w:bCs/>
+        </w:rPr>
+        <w:t>realisiert</w:t>
+      </w:r>
+      <w:proofErr w:type="spellEnd"/>
+      <w:r>
+        <w:t> </w:t>
+      </w:r>
+    </w:p>
+    <w:p>
+      <w:pPr>
+        <w:pStyle w:val="ListParagraph"/>
+        <w:numPr>
+          <w:ilvl w:val="0"/>
+          <w:numId w:val="4"/>
+        </w:numPr>
+      </w:pPr>
+      <w:proofErr w:type="spellStart"/>
+      <w:r>
+        <w:rPr>
+          <w:b/>
+          <w:bCs/>
+        </w:rPr>
+        <w:t>würzen</w:t>
+      </w:r>
+      <w:proofErr w:type="spellEnd"/>
+      <w:r>
+        <w:t xml:space="preserve"> – to season, to spice – </w:t>
+      </w:r>
+      <w:r>
+        <w:rPr>
+          <w:b/>
+          <w:bCs/>
+        </w:rPr>
+        <w:t xml:space="preserve">hat </w:t>
+      </w:r>
+      <w:proofErr w:type="spellStart"/>
+      <w:r>
+        <w:rPr>
+          <w:b/>
+          <w:bCs/>
+        </w:rPr>
+        <w:t>gewürzt</w:t>
+      </w:r>
+      <w:proofErr w:type="spellEnd"/>
+    </w:p>
+    <w:p>
+      <w:pPr>
+        <w:pStyle w:val="ListParagraph"/>
+        <w:numPr>
+          <w:ilvl w:val="0"/>
+          <w:numId w:val="4"/>
+        </w:numPr>
+        <w:rPr>
+          <w:lang w:eastAsia="en-AU"/>
+        </w:rPr>
+      </w:pPr>
+      <w:proofErr w:type="spellStart"/>
+      <w:r>
+        <w:rPr>
+          <w:b/>
+          <w:bCs/>
+          <w:lang w:eastAsia="en-AU"/>
+        </w:rPr>
+        <w:t>braten</w:t>
+      </w:r>
+      <w:proofErr w:type="spellEnd"/>
+      <w:r>
+        <w:rPr>
+          <w:lang w:eastAsia="en-AU"/>
+        </w:rPr>
+        <w:t xml:space="preserve"> – to fry, to roast – </w:t>
+      </w:r>
+      <w:r>
+        <w:rPr>
+          <w:b/>
+          <w:bCs/>
+          <w:lang w:eastAsia="en-AU"/>
+        </w:rPr>
+        <w:t xml:space="preserve">hat </w:t>
+      </w:r>
+      <w:proofErr w:type="spellStart"/>
+      <w:r>
+        <w:rPr>
+          <w:b/>
+          <w:bCs/>
+          <w:lang w:eastAsia="en-AU"/>
+        </w:rPr>
+        <w:t>gebraten</w:t>
+      </w:r>
+      <w:proofErr w:type="spellEnd"/>
+    </w:p>
+    <w:p>
+      <w:pPr>
+        <w:pStyle w:val="ListParagraph"/>
+        <w:numPr>
+          <w:ilvl w:val="0"/>
+          <w:numId w:val="4"/>
+        </w:numPr>
+      </w:pPr>
+      <w:proofErr w:type="spellStart"/>
+      <w:r>
+        <w:rPr>
+          <w:b/>
+          <w:bCs/>
+        </w:rPr>
+        <w:t>anbraten</w:t>
+      </w:r>
+      <w:proofErr w:type="spellEnd"/>
+      <w:r>
+        <w:t xml:space="preserve"> – to sear, to brown</w:t>
       </w:r>
       <w:r>
         <w:t xml:space="preserve"> </w:t>
       </w:r>
       <w:r>
-        <w:t xml:space="preserve">+ </w:t>
-      </w:r>
-      <w:proofErr w:type="spellStart"/>
-      <w:r>
-        <w:t>akku</w:t>
-      </w:r>
-      <w:proofErr w:type="spellEnd"/>
-    </w:p>
-    <w:p>
-      <w:pPr>
-        <w:pStyle w:val="ListParagraph"/>
-        <w:numPr>
-          <w:ilvl w:val="0"/>
-          <w:numId w:val="4"/>
-        </w:numPr>
-      </w:pPr>
-      <w:proofErr w:type="spellStart"/>
-      <w:r>
-        <w:rPr>
-          <w:b/>
-          <w:bCs/>
-        </w:rPr>
-        <w:t>zusehen</w:t>
-      </w:r>
-      <w:proofErr w:type="spellEnd"/>
-      <w:r>
-        <w:t xml:space="preserve"> – to watch, to look on – </w:t>
+        <w:t xml:space="preserve">Briefly frying at </w:t>
+      </w:r>
+      <w:r>
+        <w:rPr>
+          <w:b/>
+          <w:bCs/>
+        </w:rPr>
+        <w:t>high heat</w:t>
+      </w:r>
+      <w:r>
+        <w:t xml:space="preserve"> to create a brown crust/surface.</w:t>
+      </w:r>
+    </w:p>
+    <w:p>
+      <w:pPr>
+        <w:pStyle w:val="ListParagraph"/>
+        <w:numPr>
+          <w:ilvl w:val="0"/>
+          <w:numId w:val="4"/>
+        </w:numPr>
+      </w:pPr>
+      <w:proofErr w:type="spellStart"/>
+      <w:r>
+        <w:rPr>
+          <w:b/>
+          <w:bCs/>
+        </w:rPr>
+        <w:t>braten</w:t>
+      </w:r>
+      <w:proofErr w:type="spellEnd"/>
+      <w:r>
+        <w:t xml:space="preserve"> – to fry, to roast</w:t>
+      </w:r>
+      <w:r>
+        <w:t xml:space="preserve"> </w:t>
+      </w:r>
+      <w:r>
+        <w:t xml:space="preserve">Cooking something </w:t>
+      </w:r>
+      <w:r>
+        <w:rPr>
+          <w:b/>
+          <w:bCs/>
+        </w:rPr>
+        <w:t>through</w:t>
+      </w:r>
+      <w:r>
+        <w:t xml:space="preserve"> at moderate heat over a longer time.</w:t>
+      </w:r>
+    </w:p>
+    <w:p>
+      <w:pPr>
+        <w:pStyle w:val="ListParagraph"/>
+        <w:numPr>
+          <w:ilvl w:val="0"/>
+          <w:numId w:val="4"/>
+        </w:numPr>
+      </w:pPr>
+      <w:proofErr w:type="spellStart"/>
+      <w:r>
+        <w:rPr>
+          <w:b/>
+          <w:bCs/>
+        </w:rPr>
+        <w:t>schälen</w:t>
+      </w:r>
+      <w:proofErr w:type="spellEnd"/>
+      <w:r>
+        <w:t xml:space="preserve"> – to peel – </w:t>
       </w:r>
       <w:r>
         <w:rPr>
@@ -2077,29 +2383,32 @@
           <w:b/>
           <w:bCs/>
         </w:rPr>
-        <w:t>zugesehen</w:t>
-      </w:r>
-      <w:proofErr w:type="spellEnd"/>
-    </w:p>
-    <w:p>
-      <w:pPr>
-        <w:pStyle w:val="ListParagraph"/>
-        <w:numPr>
-          <w:ilvl w:val="0"/>
-          <w:numId w:val="4"/>
-        </w:numPr>
-      </w:pPr>
-      <w:proofErr w:type="spellStart"/>
-      <w:r>
-        <w:rPr>
-          <w:b/>
-          <w:bCs/>
-        </w:rPr>
-        <w:t>schälen</w:t>
-      </w:r>
-      <w:proofErr w:type="spellEnd"/>
-      <w:r>
-        <w:t xml:space="preserve"> – to peel – </w:t>
+        <w:t>geschält</w:t>
+      </w:r>
+      <w:proofErr w:type="spellEnd"/>
+      <w:r>
+        <w:t xml:space="preserve"> – has peeled</w:t>
+      </w:r>
+    </w:p>
+    <w:p>
+      <w:pPr>
+        <w:pStyle w:val="ListParagraph"/>
+        <w:numPr>
+          <w:ilvl w:val="0"/>
+          <w:numId w:val="4"/>
+        </w:numPr>
+      </w:pPr>
+      <w:proofErr w:type="spellStart"/>
+      <w:r>
+        <w:rPr>
+          <w:b/>
+          <w:bCs/>
+        </w:rPr>
+        <w:t>schneiden</w:t>
+      </w:r>
+      <w:proofErr w:type="spellEnd"/>
+      <w:r>
+        <w:t xml:space="preserve"> – to cut, to slice – </w:t>
       </w:r>
       <w:r>
         <w:rPr>
@@ -2114,32 +2423,32 @@
           <w:b/>
           <w:bCs/>
         </w:rPr>
-        <w:t>geschält</w:t>
-      </w:r>
-      <w:proofErr w:type="spellEnd"/>
-      <w:r>
-        <w:t xml:space="preserve"> – has peeled</w:t>
-      </w:r>
-    </w:p>
-    <w:p>
-      <w:pPr>
-        <w:pStyle w:val="ListParagraph"/>
-        <w:numPr>
-          <w:ilvl w:val="0"/>
-          <w:numId w:val="4"/>
-        </w:numPr>
-      </w:pPr>
-      <w:proofErr w:type="spellStart"/>
-      <w:r>
-        <w:rPr>
-          <w:b/>
-          <w:bCs/>
-        </w:rPr>
-        <w:t>eröffnen</w:t>
-      </w:r>
-      <w:proofErr w:type="spellEnd"/>
-      <w:r>
-        <w:t xml:space="preserve"> – to open, to inaugurate, to launch – </w:t>
+        <w:t>geschnitten</w:t>
+      </w:r>
+      <w:proofErr w:type="spellEnd"/>
+      <w:r>
+        <w:t xml:space="preserve"> – has cut, has sliced</w:t>
+      </w:r>
+    </w:p>
+    <w:p>
+      <w:pPr>
+        <w:pStyle w:val="ListParagraph"/>
+        <w:numPr>
+          <w:ilvl w:val="0"/>
+          <w:numId w:val="4"/>
+        </w:numPr>
+      </w:pPr>
+      <w:proofErr w:type="spellStart"/>
+      <w:r>
+        <w:rPr>
+          <w:b/>
+          <w:bCs/>
+        </w:rPr>
+        <w:t>abschneiden</w:t>
+      </w:r>
+      <w:proofErr w:type="spellEnd"/>
+      <w:r>
+        <w:t xml:space="preserve"> – to cut off, to slice off, to cut (a piece) – </w:t>
       </w:r>
       <w:r>
         <w:rPr>
@@ -2154,7 +2463,7 @@
           <w:b/>
           <w:bCs/>
         </w:rPr>
-        <w:t>eröffnet</w:t>
+        <w:t>abgeschnitten</w:t>
       </w:r>
       <w:proofErr w:type="spellEnd"/>
       <w:r>
@@ -2168,18 +2477,148 @@
           <w:ilvl w:val="0"/>
           <w:numId w:val="4"/>
         </w:numPr>
-      </w:pPr>
-      <w:proofErr w:type="spellStart"/>
-      <w:r>
-        <w:rPr>
-          <w:b/>
-          <w:bCs/>
-        </w:rPr>
-        <w:t>realisieren</w:t>
-      </w:r>
-      <w:proofErr w:type="spellEnd"/>
-      <w:r>
-        <w:t xml:space="preserve"> – to realize, to implement, to carry out – </w:t>
+        <w:rPr>
+          <w:lang w:val="de-DE"/>
+        </w:rPr>
+      </w:pPr>
+      <w:r>
+        <w:rPr>
+          <w:b/>
+          <w:bCs/>
+          <w:lang w:val="de-DE"/>
+        </w:rPr>
+        <w:t>erfinden</w:t>
+      </w:r>
+      <w:r>
+        <w:rPr>
+          <w:lang w:val="de-DE"/>
+        </w:rPr>
+        <w:t xml:space="preserve"> – to </w:t>
+      </w:r>
+      <w:proofErr w:type="spellStart"/>
+      <w:r>
+        <w:rPr>
+          <w:lang w:val="de-DE"/>
+        </w:rPr>
+        <w:t>invent</w:t>
+      </w:r>
+      <w:proofErr w:type="spellEnd"/>
+      <w:r>
+        <w:rPr>
+          <w:lang w:val="de-DE"/>
+        </w:rPr>
+        <w:t xml:space="preserve"> – </w:t>
+      </w:r>
+      <w:r>
+        <w:rPr>
+          <w:b/>
+          <w:bCs/>
+          <w:lang w:val="de-DE"/>
+        </w:rPr>
+        <w:t>hat erfunden</w:t>
+      </w:r>
+      <w:r>
+        <w:rPr>
+          <w:lang w:val="de-DE"/>
+        </w:rPr>
+        <w:t xml:space="preserve"> – </w:t>
+      </w:r>
+      <w:proofErr w:type="spellStart"/>
+      <w:r>
+        <w:rPr>
+          <w:lang w:val="de-DE"/>
+        </w:rPr>
+        <w:t>has</w:t>
+      </w:r>
+      <w:proofErr w:type="spellEnd"/>
+      <w:r>
+        <w:rPr>
+          <w:lang w:val="de-DE"/>
+        </w:rPr>
+        <w:t xml:space="preserve"> </w:t>
+      </w:r>
+      <w:proofErr w:type="spellStart"/>
+      <w:r>
+        <w:rPr>
+          <w:lang w:val="de-DE"/>
+        </w:rPr>
+        <w:t>invented</w:t>
+      </w:r>
+      <w:proofErr w:type="spellEnd"/>
+    </w:p>
+    <w:p>
+      <w:pPr>
+        <w:pStyle w:val="ListParagraph"/>
+        <w:numPr>
+          <w:ilvl w:val="0"/>
+          <w:numId w:val="4"/>
+        </w:numPr>
+        <w:rPr>
+          <w:lang w:val="de-DE" w:eastAsia="en-AU"/>
+        </w:rPr>
+      </w:pPr>
+      <w:r>
+        <w:rPr>
+          <w:b/>
+          <w:bCs/>
+          <w:lang w:val="de-DE" w:eastAsia="en-AU"/>
+        </w:rPr>
+        <w:t>ausrichten</w:t>
+      </w:r>
+      <w:r>
+        <w:rPr>
+          <w:lang w:val="de-DE" w:eastAsia="en-AU"/>
+        </w:rPr>
+        <w:t xml:space="preserve">--  to pass on (a </w:t>
+      </w:r>
+      <w:proofErr w:type="spellStart"/>
+      <w:r>
+        <w:rPr>
+          <w:lang w:val="de-DE" w:eastAsia="en-AU"/>
+        </w:rPr>
+        <w:t>message</w:t>
+      </w:r>
+      <w:proofErr w:type="spellEnd"/>
+      <w:r>
+        <w:rPr>
+          <w:lang w:val="de-DE" w:eastAsia="en-AU"/>
+        </w:rPr>
+        <w:t xml:space="preserve">) </w:t>
+      </w:r>
+      <w:r>
+        <w:rPr>
+          <w:b/>
+          <w:bCs/>
+          <w:lang w:val="de-DE" w:eastAsia="en-AU"/>
+        </w:rPr>
+        <w:t>hat ausgerichtet</w:t>
+      </w:r>
+      <w:r>
+        <w:rPr>
+          <w:lang w:val="de-DE" w:eastAsia="en-AU"/>
+        </w:rPr>
+        <w:t xml:space="preserve"> </w:t>
+      </w:r>
+    </w:p>
+    <w:p>
+      <w:pPr>
+        <w:pStyle w:val="ListParagraph"/>
+        <w:numPr>
+          <w:ilvl w:val="0"/>
+          <w:numId w:val="4"/>
+        </w:numPr>
+      </w:pPr>
+      <w:proofErr w:type="spellStart"/>
+      <w:r>
+        <w:rPr>
+          <w:b/>
+          <w:bCs/>
+        </w:rPr>
+        <w:t>erstellen</w:t>
+      </w:r>
+      <w:proofErr w:type="spellEnd"/>
+      <w:r>
+        <w:t xml:space="preserve"> – to create, to produce, to compile, to prepare – </w:t>
       </w:r>
       <w:r>
         <w:rPr>
@@ -2194,7 +2633,44 @@
           <w:b/>
           <w:bCs/>
         </w:rPr>
-        <w:t>realisiert</w:t>
+        <w:t>erstellt</w:t>
+      </w:r>
+      <w:proofErr w:type="spellEnd"/>
+    </w:p>
+    <w:p>
+      <w:pPr>
+        <w:pStyle w:val="ListParagraph"/>
+        <w:numPr>
+          <w:ilvl w:val="0"/>
+          <w:numId w:val="4"/>
+        </w:numPr>
+      </w:pPr>
+      <w:proofErr w:type="spellStart"/>
+      <w:r>
+        <w:rPr>
+          <w:b/>
+          <w:bCs/>
+        </w:rPr>
+        <w:t>kalkulieren</w:t>
+      </w:r>
+      <w:proofErr w:type="spellEnd"/>
+      <w:r>
+        <w:t xml:space="preserve"> – to calculate, to estimate, to compute (costs/prices) – </w:t>
+      </w:r>
+      <w:r>
+        <w:rPr>
+          <w:b/>
+          <w:bCs/>
+        </w:rPr>
+        <w:t xml:space="preserve">hat </w:t>
+      </w:r>
+      <w:proofErr w:type="spellStart"/>
+      <w:r>
+        <w:rPr>
+          <w:b/>
+          <w:bCs/>
+        </w:rPr>
+        <w:t>kalkuliert</w:t>
       </w:r>
       <w:proofErr w:type="spellEnd"/>
       <w:r>
@@ -2215,11 +2691,11 @@
           <w:b/>
           <w:bCs/>
         </w:rPr>
-        <w:t>würzen</w:t>
-      </w:r>
-      <w:proofErr w:type="spellEnd"/>
-      <w:r>
-        <w:t xml:space="preserve"> – to season, to spice – </w:t>
+        <w:t>empfangen</w:t>
+      </w:r>
+      <w:proofErr w:type="spellEnd"/>
+      <w:r>
+        <w:t xml:space="preserve"> – to receive, to welcome, to greet – </w:t>
       </w:r>
       <w:r>
         <w:rPr>
@@ -2234,42 +2710,37 @@
           <w:b/>
           <w:bCs/>
         </w:rPr>
-        <w:t>gewürzt</w:t>
-      </w:r>
-      <w:proofErr w:type="spellEnd"/>
-    </w:p>
-    <w:p>
-      <w:pPr>
-        <w:pStyle w:val="ListParagraph"/>
-        <w:numPr>
-          <w:ilvl w:val="0"/>
-          <w:numId w:val="4"/>
-        </w:numPr>
-        <w:rPr>
-          <w:lang w:eastAsia="en-AU"/>
-        </w:rPr>
-      </w:pPr>
-      <w:proofErr w:type="spellStart"/>
-      <w:r>
-        <w:rPr>
-          <w:b/>
-          <w:bCs/>
-          <w:lang w:eastAsia="en-AU"/>
-        </w:rPr>
-        <w:t>braten</w:t>
-      </w:r>
-      <w:proofErr w:type="spellEnd"/>
-      <w:r>
-        <w:rPr>
-          <w:lang w:eastAsia="en-AU"/>
-        </w:rPr>
-        <w:t xml:space="preserve"> – to fry, to roast – </w:t>
-      </w:r>
-      <w:r>
-        <w:rPr>
-          <w:b/>
-          <w:bCs/>
-          <w:lang w:eastAsia="en-AU"/>
+        <w:t>empfangen</w:t>
+      </w:r>
+      <w:proofErr w:type="spellEnd"/>
+      <w:r>
+        <w:t> </w:t>
+      </w:r>
+    </w:p>
+    <w:p>
+      <w:pPr>
+        <w:pStyle w:val="ListParagraph"/>
+        <w:numPr>
+          <w:ilvl w:val="0"/>
+          <w:numId w:val="4"/>
+        </w:numPr>
+      </w:pPr>
+      <w:proofErr w:type="spellStart"/>
+      <w:r>
+        <w:rPr>
+          <w:b/>
+          <w:bCs/>
+        </w:rPr>
+        <w:t>beraten</w:t>
+      </w:r>
+      <w:proofErr w:type="spellEnd"/>
+      <w:r>
+        <w:t xml:space="preserve"> – to advise, to consult, to counsel – </w:t>
+      </w:r>
+      <w:r>
+        <w:rPr>
+          <w:b/>
+          <w:bCs/>
         </w:rPr>
         <w:t xml:space="preserve">hat </w:t>
       </w:r>
@@ -2278,105 +2749,30 @@
         <w:rPr>
           <w:b/>
           <w:bCs/>
-          <w:lang w:eastAsia="en-AU"/>
-        </w:rPr>
-        <w:t>gebraten</w:t>
-      </w:r>
-      <w:proofErr w:type="spellEnd"/>
-    </w:p>
-    <w:p>
-      <w:pPr>
-        <w:pStyle w:val="ListParagraph"/>
-        <w:numPr>
-          <w:ilvl w:val="0"/>
-          <w:numId w:val="4"/>
-        </w:numPr>
-      </w:pPr>
-      <w:proofErr w:type="spellStart"/>
-      <w:r>
-        <w:rPr>
-          <w:b/>
-          <w:bCs/>
-        </w:rPr>
-        <w:t>anbraten</w:t>
-      </w:r>
-      <w:proofErr w:type="spellEnd"/>
-      <w:r>
-        <w:t xml:space="preserve"> – to sear, to brown</w:t>
-      </w:r>
-      <w:r>
-        <w:t xml:space="preserve"> </w:t>
-      </w:r>
-      <w:r>
-        <w:t xml:space="preserve">Briefly frying at </w:t>
-      </w:r>
-      <w:r>
-        <w:rPr>
-          <w:b/>
-          <w:bCs/>
-        </w:rPr>
-        <w:t>high heat</w:t>
-      </w:r>
-      <w:r>
-        <w:t xml:space="preserve"> to create a brown crust/surface.</w:t>
-      </w:r>
-    </w:p>
-    <w:p>
-      <w:pPr>
-        <w:pStyle w:val="ListParagraph"/>
-        <w:numPr>
-          <w:ilvl w:val="0"/>
-          <w:numId w:val="4"/>
-        </w:numPr>
-      </w:pPr>
-      <w:proofErr w:type="spellStart"/>
-      <w:r>
-        <w:rPr>
-          <w:b/>
-          <w:bCs/>
-        </w:rPr>
-        <w:t>braten</w:t>
-      </w:r>
-      <w:proofErr w:type="spellEnd"/>
-      <w:r>
-        <w:t xml:space="preserve"> – to fry, to roast</w:t>
-      </w:r>
-      <w:r>
-        <w:t xml:space="preserve"> </w:t>
-      </w:r>
-      <w:r>
-        <w:t xml:space="preserve">Cooking something </w:t>
-      </w:r>
-      <w:r>
-        <w:rPr>
-          <w:b/>
-          <w:bCs/>
-        </w:rPr>
-        <w:t>through</w:t>
-      </w:r>
-      <w:r>
-        <w:t xml:space="preserve"> at moderate heat over a longer time.</w:t>
-      </w:r>
-    </w:p>
-    <w:p>
-      <w:pPr>
-        <w:pStyle w:val="ListParagraph"/>
-        <w:numPr>
-          <w:ilvl w:val="0"/>
-          <w:numId w:val="4"/>
-        </w:numPr>
-      </w:pPr>
-      <w:proofErr w:type="spellStart"/>
-      <w:r>
-        <w:rPr>
-          <w:b/>
-          <w:bCs/>
-        </w:rPr>
-        <w:t>schälen</w:t>
-      </w:r>
-      <w:proofErr w:type="spellEnd"/>
-      <w:r>
-        <w:t xml:space="preserve"> – to peel – </w:t>
+        </w:rPr>
+        <w:t>beraten</w:t>
+      </w:r>
+      <w:proofErr w:type="spellEnd"/>
+    </w:p>
+    <w:p>
+      <w:pPr>
+        <w:pStyle w:val="ListParagraph"/>
+        <w:numPr>
+          <w:ilvl w:val="0"/>
+          <w:numId w:val="4"/>
+        </w:numPr>
+      </w:pPr>
+      <w:proofErr w:type="spellStart"/>
+      <w:r>
+        <w:rPr>
+          <w:b/>
+          <w:bCs/>
+        </w:rPr>
+        <w:t>abarbeiten</w:t>
+      </w:r>
+      <w:proofErr w:type="spellEnd"/>
+      <w:r>
+        <w:t xml:space="preserve"> – to work off, to process, to work through – </w:t>
       </w:r>
       <w:r>
         <w:rPr>
@@ -2391,32 +2787,29 @@
           <w:b/>
           <w:bCs/>
         </w:rPr>
-        <w:t>geschält</w:t>
-      </w:r>
-      <w:proofErr w:type="spellEnd"/>
-      <w:r>
-        <w:t xml:space="preserve"> – has peeled</w:t>
-      </w:r>
-    </w:p>
-    <w:p>
-      <w:pPr>
-        <w:pStyle w:val="ListParagraph"/>
-        <w:numPr>
-          <w:ilvl w:val="0"/>
-          <w:numId w:val="4"/>
-        </w:numPr>
-      </w:pPr>
-      <w:proofErr w:type="spellStart"/>
-      <w:r>
-        <w:rPr>
-          <w:b/>
-          <w:bCs/>
-        </w:rPr>
-        <w:t>schneiden</w:t>
-      </w:r>
-      <w:proofErr w:type="spellEnd"/>
-      <w:r>
-        <w:t xml:space="preserve"> – to cut, to slice – </w:t>
+        <w:t>abgearbeitet</w:t>
+      </w:r>
+      <w:proofErr w:type="spellEnd"/>
+    </w:p>
+    <w:p>
+      <w:pPr>
+        <w:pStyle w:val="ListParagraph"/>
+        <w:numPr>
+          <w:ilvl w:val="0"/>
+          <w:numId w:val="4"/>
+        </w:numPr>
+      </w:pPr>
+      <w:proofErr w:type="spellStart"/>
+      <w:r>
+        <w:rPr>
+          <w:b/>
+          <w:bCs/>
+        </w:rPr>
+        <w:t>zusagen</w:t>
+      </w:r>
+      <w:proofErr w:type="spellEnd"/>
+      <w:r>
+        <w:t xml:space="preserve"> – to accept, to say yes (to an invitation); to appeal to someone – </w:t>
       </w:r>
       <w:r>
         <w:rPr>
@@ -2431,47 +2824,7 @@
           <w:b/>
           <w:bCs/>
         </w:rPr>
-        <w:t>geschnitten</w:t>
-      </w:r>
-      <w:proofErr w:type="spellEnd"/>
-      <w:r>
-        <w:t xml:space="preserve"> – has cut, has sliced</w:t>
-      </w:r>
-    </w:p>
-    <w:p>
-      <w:pPr>
-        <w:pStyle w:val="ListParagraph"/>
-        <w:numPr>
-          <w:ilvl w:val="0"/>
-          <w:numId w:val="4"/>
-        </w:numPr>
-      </w:pPr>
-      <w:proofErr w:type="spellStart"/>
-      <w:r>
-        <w:rPr>
-          <w:b/>
-          <w:bCs/>
-        </w:rPr>
-        <w:t>abschneiden</w:t>
-      </w:r>
-      <w:proofErr w:type="spellEnd"/>
-      <w:r>
-        <w:t xml:space="preserve"> – to cut off, to slice off, to cut (a piece) – </w:t>
-      </w:r>
-      <w:r>
-        <w:rPr>
-          <w:b/>
-          <w:bCs/>
-        </w:rPr>
-        <w:t xml:space="preserve">hat </w:t>
-      </w:r>
-      <w:proofErr w:type="spellStart"/>
-      <w:r>
-        <w:rPr>
-          <w:b/>
-          <w:bCs/>
-        </w:rPr>
-        <w:t>abgeschnitten</w:t>
+        <w:t>zugesagt</w:t>
       </w:r>
       <w:proofErr w:type="spellEnd"/>
       <w:r>
@@ -2485,17 +2838,46 @@
           <w:ilvl w:val="0"/>
           <w:numId w:val="4"/>
         </w:numPr>
-        <w:rPr>
-          <w:lang w:val="de-DE"/>
-        </w:rPr>
-      </w:pPr>
-      <w:r>
-        <w:rPr>
-          <w:b/>
-          <w:bCs/>
-          <w:lang w:val="de-DE"/>
-        </w:rPr>
-        <w:t>erfinden</w:t>
+      </w:pPr>
+      <w:proofErr w:type="spellStart"/>
+      <w:r>
+        <w:rPr>
+          <w:b/>
+          <w:bCs/>
+        </w:rPr>
+        <w:t>vermuten</w:t>
+      </w:r>
+      <w:proofErr w:type="spellEnd"/>
+      <w:r>
+        <w:t xml:space="preserve"> – to suspect, to presume, to assume</w:t>
+      </w:r>
+      <w:r>
+        <w:t xml:space="preserve"> – hat </w:t>
+      </w:r>
+      <w:proofErr w:type="spellStart"/>
+      <w:r>
+        <w:t>vermutet</w:t>
+      </w:r>
+      <w:proofErr w:type="spellEnd"/>
+    </w:p>
+    <w:p>
+      <w:pPr>
+        <w:pStyle w:val="ListParagraph"/>
+        <w:numPr>
+          <w:ilvl w:val="0"/>
+          <w:numId w:val="4"/>
+        </w:numPr>
+        <w:rPr>
+          <w:lang w:val="de-DE"/>
+        </w:rPr>
+      </w:pPr>
+      <w:r>
+        <w:rPr>
+          <w:b/>
+          <w:bCs/>
+          <w:lang w:val="de-DE"/>
+        </w:rPr>
+        <w:t>zurückrufen</w:t>
       </w:r>
       <w:r>
         <w:rPr>
@@ -2508,404 +2890,6 @@
         <w:rPr>
           <w:lang w:val="de-DE"/>
         </w:rPr>
-        <w:t>invent</w:t>
-      </w:r>
-      <w:proofErr w:type="spellEnd"/>
-      <w:r>
-        <w:rPr>
-          <w:lang w:val="de-DE"/>
-        </w:rPr>
-        <w:t xml:space="preserve"> – </w:t>
-      </w:r>
-      <w:r>
-        <w:rPr>
-          <w:b/>
-          <w:bCs/>
-          <w:lang w:val="de-DE"/>
-        </w:rPr>
-        <w:t>hat erfunden</w:t>
-      </w:r>
-      <w:r>
-        <w:rPr>
-          <w:lang w:val="de-DE"/>
-        </w:rPr>
-        <w:t xml:space="preserve"> – </w:t>
-      </w:r>
-      <w:proofErr w:type="spellStart"/>
-      <w:r>
-        <w:rPr>
-          <w:lang w:val="de-DE"/>
-        </w:rPr>
-        <w:t>has</w:t>
-      </w:r>
-      <w:proofErr w:type="spellEnd"/>
-      <w:r>
-        <w:rPr>
-          <w:lang w:val="de-DE"/>
-        </w:rPr>
-        <w:t xml:space="preserve"> </w:t>
-      </w:r>
-      <w:proofErr w:type="spellStart"/>
-      <w:r>
-        <w:rPr>
-          <w:lang w:val="de-DE"/>
-        </w:rPr>
-        <w:t>invented</w:t>
-      </w:r>
-      <w:proofErr w:type="spellEnd"/>
-    </w:p>
-    <w:p>
-      <w:pPr>
-        <w:pStyle w:val="ListParagraph"/>
-        <w:numPr>
-          <w:ilvl w:val="0"/>
-          <w:numId w:val="4"/>
-        </w:numPr>
-        <w:rPr>
-          <w:lang w:val="de-DE" w:eastAsia="en-AU"/>
-        </w:rPr>
-      </w:pPr>
-      <w:r>
-        <w:rPr>
-          <w:b/>
-          <w:bCs/>
-          <w:lang w:val="de-DE" w:eastAsia="en-AU"/>
-        </w:rPr>
-        <w:t>ausrichten</w:t>
-      </w:r>
-      <w:proofErr w:type="gramStart"/>
-      <w:r>
-        <w:rPr>
-          <w:lang w:val="de-DE" w:eastAsia="en-AU"/>
-        </w:rPr>
-        <w:t>--  to</w:t>
-      </w:r>
-      <w:proofErr w:type="gramEnd"/>
-      <w:r>
-        <w:rPr>
-          <w:lang w:val="de-DE" w:eastAsia="en-AU"/>
-        </w:rPr>
-        <w:t xml:space="preserve"> pass on (a </w:t>
-      </w:r>
-      <w:proofErr w:type="spellStart"/>
-      <w:r>
-        <w:rPr>
-          <w:lang w:val="de-DE" w:eastAsia="en-AU"/>
-        </w:rPr>
-        <w:t>message</w:t>
-      </w:r>
-      <w:proofErr w:type="spellEnd"/>
-      <w:r>
-        <w:rPr>
-          <w:lang w:val="de-DE" w:eastAsia="en-AU"/>
-        </w:rPr>
-        <w:t xml:space="preserve">) </w:t>
-      </w:r>
-      <w:r>
-        <w:rPr>
-          <w:b/>
-          <w:bCs/>
-          <w:lang w:val="de-DE" w:eastAsia="en-AU"/>
-        </w:rPr>
-        <w:t>hat ausgerichtet</w:t>
-      </w:r>
-      <w:r>
-        <w:rPr>
-          <w:lang w:val="de-DE" w:eastAsia="en-AU"/>
-        </w:rPr>
-        <w:t xml:space="preserve"> </w:t>
-      </w:r>
-    </w:p>
-    <w:p>
-      <w:pPr>
-        <w:pStyle w:val="ListParagraph"/>
-        <w:numPr>
-          <w:ilvl w:val="0"/>
-          <w:numId w:val="4"/>
-        </w:numPr>
-      </w:pPr>
-      <w:proofErr w:type="spellStart"/>
-      <w:r>
-        <w:rPr>
-          <w:b/>
-          <w:bCs/>
-        </w:rPr>
-        <w:t>erstellen</w:t>
-      </w:r>
-      <w:proofErr w:type="spellEnd"/>
-      <w:r>
-        <w:t xml:space="preserve"> – to create, to produce, to compile, to prepare – </w:t>
-      </w:r>
-      <w:r>
-        <w:rPr>
-          <w:b/>
-          <w:bCs/>
-        </w:rPr>
-        <w:t xml:space="preserve">hat </w:t>
-      </w:r>
-      <w:proofErr w:type="spellStart"/>
-      <w:r>
-        <w:rPr>
-          <w:b/>
-          <w:bCs/>
-        </w:rPr>
-        <w:t>erstellt</w:t>
-      </w:r>
-      <w:proofErr w:type="spellEnd"/>
-    </w:p>
-    <w:p>
-      <w:pPr>
-        <w:pStyle w:val="ListParagraph"/>
-        <w:numPr>
-          <w:ilvl w:val="0"/>
-          <w:numId w:val="4"/>
-        </w:numPr>
-      </w:pPr>
-      <w:proofErr w:type="spellStart"/>
-      <w:r>
-        <w:rPr>
-          <w:b/>
-          <w:bCs/>
-        </w:rPr>
-        <w:t>kalkulieren</w:t>
-      </w:r>
-      <w:proofErr w:type="spellEnd"/>
-      <w:r>
-        <w:t xml:space="preserve"> – to calculate, to estimate, to compute (costs/prices) – </w:t>
-      </w:r>
-      <w:r>
-        <w:rPr>
-          <w:b/>
-          <w:bCs/>
-        </w:rPr>
-        <w:t xml:space="preserve">hat </w:t>
-      </w:r>
-      <w:proofErr w:type="spellStart"/>
-      <w:r>
-        <w:rPr>
-          <w:b/>
-          <w:bCs/>
-        </w:rPr>
-        <w:t>kalkuliert</w:t>
-      </w:r>
-      <w:proofErr w:type="spellEnd"/>
-      <w:r>
-        <w:t> </w:t>
-      </w:r>
-    </w:p>
-    <w:p>
-      <w:pPr>
-        <w:pStyle w:val="ListParagraph"/>
-        <w:numPr>
-          <w:ilvl w:val="0"/>
-          <w:numId w:val="4"/>
-        </w:numPr>
-      </w:pPr>
-      <w:proofErr w:type="spellStart"/>
-      <w:r>
-        <w:rPr>
-          <w:b/>
-          <w:bCs/>
-        </w:rPr>
-        <w:t>empfangen</w:t>
-      </w:r>
-      <w:proofErr w:type="spellEnd"/>
-      <w:r>
-        <w:t xml:space="preserve"> – to receive, to welcome, to greet – </w:t>
-      </w:r>
-      <w:r>
-        <w:rPr>
-          <w:b/>
-          <w:bCs/>
-        </w:rPr>
-        <w:t xml:space="preserve">hat </w:t>
-      </w:r>
-      <w:proofErr w:type="spellStart"/>
-      <w:r>
-        <w:rPr>
-          <w:b/>
-          <w:bCs/>
-        </w:rPr>
-        <w:t>empfangen</w:t>
-      </w:r>
-      <w:proofErr w:type="spellEnd"/>
-      <w:r>
-        <w:t> </w:t>
-      </w:r>
-    </w:p>
-    <w:p>
-      <w:pPr>
-        <w:pStyle w:val="ListParagraph"/>
-        <w:numPr>
-          <w:ilvl w:val="0"/>
-          <w:numId w:val="4"/>
-        </w:numPr>
-      </w:pPr>
-      <w:proofErr w:type="spellStart"/>
-      <w:r>
-        <w:rPr>
-          <w:b/>
-          <w:bCs/>
-        </w:rPr>
-        <w:t>beraten</w:t>
-      </w:r>
-      <w:proofErr w:type="spellEnd"/>
-      <w:r>
-        <w:t xml:space="preserve"> – to advise, to consult, to counsel – </w:t>
-      </w:r>
-      <w:r>
-        <w:rPr>
-          <w:b/>
-          <w:bCs/>
-        </w:rPr>
-        <w:t xml:space="preserve">hat </w:t>
-      </w:r>
-      <w:proofErr w:type="spellStart"/>
-      <w:r>
-        <w:rPr>
-          <w:b/>
-          <w:bCs/>
-        </w:rPr>
-        <w:t>beraten</w:t>
-      </w:r>
-      <w:proofErr w:type="spellEnd"/>
-    </w:p>
-    <w:p>
-      <w:pPr>
-        <w:pStyle w:val="ListParagraph"/>
-        <w:numPr>
-          <w:ilvl w:val="0"/>
-          <w:numId w:val="4"/>
-        </w:numPr>
-      </w:pPr>
-      <w:proofErr w:type="spellStart"/>
-      <w:r>
-        <w:rPr>
-          <w:b/>
-          <w:bCs/>
-        </w:rPr>
-        <w:t>abarbeiten</w:t>
-      </w:r>
-      <w:proofErr w:type="spellEnd"/>
-      <w:r>
-        <w:t xml:space="preserve"> – to work off, to process, to work through – </w:t>
-      </w:r>
-      <w:r>
-        <w:rPr>
-          <w:b/>
-          <w:bCs/>
-        </w:rPr>
-        <w:t xml:space="preserve">hat </w:t>
-      </w:r>
-      <w:proofErr w:type="spellStart"/>
-      <w:r>
-        <w:rPr>
-          <w:b/>
-          <w:bCs/>
-        </w:rPr>
-        <w:t>abgearbeitet</w:t>
-      </w:r>
-      <w:proofErr w:type="spellEnd"/>
-    </w:p>
-    <w:p>
-      <w:pPr>
-        <w:pStyle w:val="ListParagraph"/>
-        <w:numPr>
-          <w:ilvl w:val="0"/>
-          <w:numId w:val="4"/>
-        </w:numPr>
-      </w:pPr>
-      <w:proofErr w:type="spellStart"/>
-      <w:r>
-        <w:rPr>
-          <w:b/>
-          <w:bCs/>
-        </w:rPr>
-        <w:t>zusagen</w:t>
-      </w:r>
-      <w:proofErr w:type="spellEnd"/>
-      <w:r>
-        <w:t xml:space="preserve"> – to accept, to say yes (to an invitation); to appeal to someone – </w:t>
-      </w:r>
-      <w:r>
-        <w:rPr>
-          <w:b/>
-          <w:bCs/>
-        </w:rPr>
-        <w:t xml:space="preserve">hat </w:t>
-      </w:r>
-      <w:proofErr w:type="spellStart"/>
-      <w:r>
-        <w:rPr>
-          <w:b/>
-          <w:bCs/>
-        </w:rPr>
-        <w:t>zugesagt</w:t>
-      </w:r>
-      <w:proofErr w:type="spellEnd"/>
-      <w:r>
-        <w:t> </w:t>
-      </w:r>
-    </w:p>
-    <w:p>
-      <w:pPr>
-        <w:pStyle w:val="ListParagraph"/>
-        <w:numPr>
-          <w:ilvl w:val="0"/>
-          <w:numId w:val="4"/>
-        </w:numPr>
-      </w:pPr>
-      <w:proofErr w:type="spellStart"/>
-      <w:r>
-        <w:rPr>
-          <w:b/>
-          <w:bCs/>
-        </w:rPr>
-        <w:t>vermuten</w:t>
-      </w:r>
-      <w:proofErr w:type="spellEnd"/>
-      <w:r>
-        <w:t xml:space="preserve"> – to suspect, to presume, to assume</w:t>
-      </w:r>
-      <w:r>
-        <w:t xml:space="preserve"> – hat </w:t>
-      </w:r>
-      <w:proofErr w:type="spellStart"/>
-      <w:r>
-        <w:t>vermutet</w:t>
-      </w:r>
-      <w:proofErr w:type="spellEnd"/>
-    </w:p>
-    <w:p>
-      <w:pPr>
-        <w:pStyle w:val="ListParagraph"/>
-        <w:numPr>
-          <w:ilvl w:val="0"/>
-          <w:numId w:val="4"/>
-        </w:numPr>
-        <w:rPr>
-          <w:lang w:val="de-DE"/>
-        </w:rPr>
-      </w:pPr>
-      <w:r>
-        <w:rPr>
-          <w:b/>
-          <w:bCs/>
-          <w:lang w:val="de-DE"/>
-        </w:rPr>
-        <w:t>zurückrufen</w:t>
-      </w:r>
-      <w:r>
-        <w:rPr>
-          <w:lang w:val="de-DE"/>
-        </w:rPr>
-        <w:t xml:space="preserve"> – to </w:t>
-      </w:r>
-      <w:proofErr w:type="spellStart"/>
-      <w:r>
-        <w:rPr>
-          <w:lang w:val="de-DE"/>
-        </w:rPr>
         <w:t>call</w:t>
       </w:r>
       <w:proofErr w:type="spellEnd"/>
@@ -3004,15 +2988,7 @@
       </w:r>
       <w:proofErr w:type="spellEnd"/>
       <w:r>
-        <w:t xml:space="preserve"> — to ask </w:t>
-      </w:r>
-      <w:proofErr w:type="gramStart"/>
-      <w:r>
-        <w:t>for / find</w:t>
-      </w:r>
-      <w:proofErr w:type="gramEnd"/>
-      <w:r>
-        <w:t xml:space="preserve"> out by asking — </w:t>
+        <w:t xml:space="preserve"> — to ask for / find out by asking — </w:t>
       </w:r>
       <w:r>
         <w:rPr>
@@ -5951,6 +5927,202 @@
           <w:numId w:val="4"/>
         </w:numPr>
       </w:pPr>
+      <w:proofErr w:type="spellStart"/>
+      <w:r>
+        <w:rPr>
+          <w:b/>
+          <w:bCs/>
+        </w:rPr>
+        <w:t>streichen</w:t>
+      </w:r>
+      <w:proofErr w:type="spellEnd"/>
+      <w:r>
+        <w:t xml:space="preserve"> – to paint/spread/cancel/delete – hat </w:t>
+      </w:r>
+      <w:proofErr w:type="spellStart"/>
+      <w:r>
+        <w:t>gestrichen</w:t>
+      </w:r>
+      <w:proofErr w:type="spellEnd"/>
+    </w:p>
+    <w:p>
+      <w:pPr>
+        <w:pStyle w:val="ListParagraph"/>
+        <w:numPr>
+          <w:ilvl w:val="0"/>
+          <w:numId w:val="4"/>
+        </w:numPr>
+      </w:pPr>
+      <w:proofErr w:type="spellStart"/>
+      <w:r>
+        <w:rPr>
+          <w:b/>
+          <w:bCs/>
+        </w:rPr>
+        <w:t>betragen</w:t>
+      </w:r>
+      <w:proofErr w:type="spellEnd"/>
+      <w:r>
+        <w:t xml:space="preserve"> – to amount to/total/come to – hat </w:t>
+      </w:r>
+      <w:proofErr w:type="spellStart"/>
+      <w:r>
+        <w:t>betragen</w:t>
+      </w:r>
+      <w:proofErr w:type="spellEnd"/>
+    </w:p>
+    <w:p>
+      <w:pPr>
+        <w:pStyle w:val="ListParagraph"/>
+        <w:numPr>
+          <w:ilvl w:val="0"/>
+          <w:numId w:val="4"/>
+        </w:numPr>
+        <w:rPr>
+          <w:lang w:val="de-DE"/>
+        </w:rPr>
+      </w:pPr>
+      <w:r>
+        <w:rPr>
+          <w:b/>
+          <w:bCs/>
+          <w:lang w:val="de-DE"/>
+        </w:rPr>
+        <w:t>entstehen</w:t>
+      </w:r>
+      <w:r>
+        <w:rPr>
+          <w:lang w:val="de-DE"/>
+        </w:rPr>
+        <w:t xml:space="preserve"> – to </w:t>
+      </w:r>
+      <w:proofErr w:type="spellStart"/>
+      <w:r>
+        <w:rPr>
+          <w:lang w:val="de-DE"/>
+        </w:rPr>
+        <w:t>originate</w:t>
+      </w:r>
+      <w:proofErr w:type="spellEnd"/>
+      <w:r>
+        <w:rPr>
+          <w:lang w:val="de-DE"/>
+        </w:rPr>
+        <w:t>/</w:t>
+      </w:r>
+      <w:proofErr w:type="spellStart"/>
+      <w:r>
+        <w:rPr>
+          <w:lang w:val="de-DE"/>
+        </w:rPr>
+        <w:t>emerge</w:t>
+      </w:r>
+      <w:proofErr w:type="spellEnd"/>
+      <w:r>
+        <w:rPr>
+          <w:lang w:val="de-DE"/>
+        </w:rPr>
+        <w:t>/</w:t>
+      </w:r>
+      <w:proofErr w:type="spellStart"/>
+      <w:r>
+        <w:rPr>
+          <w:lang w:val="de-DE"/>
+        </w:rPr>
+        <w:t>arise</w:t>
+      </w:r>
+      <w:proofErr w:type="spellEnd"/>
+      <w:r>
+        <w:rPr>
+          <w:lang w:val="de-DE"/>
+        </w:rPr>
+        <w:t xml:space="preserve"> – entstand / ist entstanden</w:t>
+      </w:r>
+    </w:p>
+    <w:p>
+      <w:pPr>
+        <w:pStyle w:val="ListParagraph"/>
+        <w:numPr>
+          <w:ilvl w:val="0"/>
+          <w:numId w:val="4"/>
+        </w:numPr>
+        <w:rPr>
+          <w:lang w:val="de-DE"/>
+        </w:rPr>
+      </w:pPr>
+      <w:proofErr w:type="spellStart"/>
+      <w:r>
+        <w:rPr>
+          <w:b/>
+          <w:bCs/>
+        </w:rPr>
+        <w:t>profitieren</w:t>
+      </w:r>
+      <w:proofErr w:type="spellEnd"/>
+      <w:r>
+        <w:t xml:space="preserve"> – to profit/benefit – </w:t>
+      </w:r>
+      <w:r>
+        <w:rPr>
+          <w:b/>
+          <w:bCs/>
+        </w:rPr>
+        <w:t>von</w:t>
+      </w:r>
+      <w:r>
+        <w:t xml:space="preserve"> + Dat. – hat </w:t>
+      </w:r>
+      <w:proofErr w:type="spellStart"/>
+      <w:r>
+        <w:t>profitiert</w:t>
+      </w:r>
+      <w:proofErr w:type="spellEnd"/>
+    </w:p>
+    <w:p>
+      <w:pPr>
+        <w:pStyle w:val="ListParagraph"/>
+        <w:numPr>
+          <w:ilvl w:val="0"/>
+          <w:numId w:val="4"/>
+        </w:numPr>
+        <w:rPr>
+          <w:lang w:val="de-DE"/>
+        </w:rPr>
+      </w:pPr>
+      <w:proofErr w:type="spellStart"/>
+      <w:r>
+        <w:rPr>
+          <w:b/>
+          <w:bCs/>
+        </w:rPr>
+        <w:t>geeignet</w:t>
+      </w:r>
+      <w:proofErr w:type="spellEnd"/>
+      <w:r>
+        <w:t xml:space="preserve"> – suitable/appropriate/qualified – </w:t>
+      </w:r>
+      <w:r>
+        <w:rPr>
+          <w:b/>
+          <w:bCs/>
+        </w:rPr>
+        <w:t>für</w:t>
+      </w:r>
+      <w:r>
+        <w:t xml:space="preserve"> + Akk. / </w:t>
+      </w:r>
+      <w:proofErr w:type="spellStart"/>
+      <w:r>
+        <w:rPr>
+          <w:b/>
+          <w:bCs/>
+        </w:rPr>
+        <w:t>zu</w:t>
+      </w:r>
+      <w:proofErr w:type="spellEnd"/>
+      <w:r>
+        <w:t xml:space="preserve"> + Dat. </w:t>
+      </w:r>
     </w:p>
     <w:sectPr>
       <w:pgSz w:w="11906" w:h="16838"/>
